--- a/Synopsis FORMATE.docx
+++ b/Synopsis FORMATE.docx
@@ -3202,16 +3202,7 @@
           <w:sz w:val="28"/>
           <w:szCs w:val="24"/>
         </w:rPr>
-        <w:t>Machine Learning alg</w:t>
-      </w:r>
-      <w:r>
-        <w:rPr>
-          <w:rFonts w:ascii="Bahnschrift SemiLight" w:eastAsia="Cambria" w:hAnsi="Bahnschrift SemiLight" w:cs="Cambria"/>
-          <w:color w:val="000000"/>
-          <w:sz w:val="28"/>
-          <w:szCs w:val="24"/>
-        </w:rPr>
-        <w:t xml:space="preserve">orithms can </w:t>
+        <w:t xml:space="preserve">Machine Learning algorithms can </w:t>
       </w:r>
       <w:r>
         <w:rPr>
@@ -3231,16 +3222,7 @@
           <w:sz w:val="28"/>
           <w:szCs w:val="24"/>
         </w:rPr>
-        <w:t>in data, and is used in a wide range of fields, from healthcare and f</w:t>
-      </w:r>
-      <w:r>
-        <w:rPr>
-          <w:rFonts w:ascii="Bahnschrift SemiLight" w:eastAsia="Cambria" w:hAnsi="Bahnschrift SemiLight" w:cs="Cambria"/>
-          <w:color w:val="000000"/>
-          <w:sz w:val="28"/>
-          <w:szCs w:val="24"/>
-        </w:rPr>
-        <w:t>inance to gaming and autonomous systems.</w:t>
+        <w:t>in data, and is used in a wide range of fields, from healthcare and finance to gaming and autonomous systems.</w:t>
       </w:r>
     </w:p>
     <w:p>
@@ -3501,36 +3483,16 @@
           <w:sz w:val="28"/>
           <w:szCs w:val="24"/>
         </w:rPr>
-        <w:t xml:space="preserve">Relevance and Growth of the Health Tech </w:t>
-      </w:r>
-      <w:r>
-        <w:rPr>
-          <w:rFonts w:ascii="Bahnschrift SemiLight" w:eastAsia="Cambria" w:hAnsi="Bahnschrift SemiLight" w:cs="Cambria"/>
-          <w:b/>
-          <w:bCs/>
-          <w:color w:val="000000"/>
-          <w:sz w:val="28"/>
-          <w:szCs w:val="24"/>
-        </w:rPr>
-        <w:t xml:space="preserve">Industry: </w:t>
-      </w:r>
-      <w:r>
-        <w:rPr>
-          <w:rFonts w:ascii="Bahnschrift SemiLight" w:eastAsia="Cambria" w:hAnsi="Bahnschrift SemiLight" w:cs="Cambria"/>
-          <w:color w:val="000000"/>
-          <w:sz w:val="28"/>
-          <w:szCs w:val="24"/>
-        </w:rPr>
-        <w:t>The global health tech market is booming, with an increasing demand for personalized health solutions. Wearables and health apps are becoming a standard part of modern life</w:t>
-      </w:r>
-      <w:r>
-        <w:rPr>
-          <w:rFonts w:ascii="Bahnschrift SemiLight" w:eastAsia="Cambria" w:hAnsi="Bahnschrift SemiLight" w:cs="Cambria"/>
-          <w:color w:val="000000"/>
-          <w:sz w:val="28"/>
-          <w:szCs w:val="24"/>
-        </w:rPr>
-        <w:t>styles.</w:t>
+        <w:t xml:space="preserve">Relevance and Growth of the Health Tech Industry: </w:t>
+      </w:r>
+      <w:r>
+        <w:rPr>
+          <w:rFonts w:ascii="Bahnschrift SemiLight" w:eastAsia="Cambria" w:hAnsi="Bahnschrift SemiLight" w:cs="Cambria"/>
+          <w:color w:val="000000"/>
+          <w:sz w:val="28"/>
+          <w:szCs w:val="24"/>
+        </w:rPr>
+        <w:t>The global health tech market is booming, with an increasing demand for personalized health solutions. Wearables and health apps are becoming a standard part of modern lifestyles.</w:t>
       </w:r>
     </w:p>
     <w:p>
@@ -3651,16 +3613,7 @@
           <w:sz w:val="28"/>
           <w:szCs w:val="24"/>
         </w:rPr>
-        <w:t>The project applies cutt</w:t>
-      </w:r>
-      <w:r>
-        <w:rPr>
-          <w:rFonts w:ascii="Bahnschrift SemiLight" w:eastAsia="Cambria" w:hAnsi="Bahnschrift SemiLight" w:cs="Cambria"/>
-          <w:color w:val="000000"/>
-          <w:sz w:val="28"/>
-          <w:szCs w:val="24"/>
-        </w:rPr>
-        <w:t>ing-edge ML techniques (time-series forecasting, recommendation systems) to solve real-world problems.</w:t>
+        <w:t>The project applies cutting-edge ML techniques (time-series forecasting, recommendation systems) to solve real-world problems.</w:t>
       </w:r>
       <w:r>
         <w:rPr>
@@ -3725,16 +3678,7 @@
           <w:sz w:val="28"/>
           <w:szCs w:val="24"/>
         </w:rPr>
-        <w:t>The system can be expanded to integrate mental health, gamification, and real-time alerts. Scalable</w:t>
-      </w:r>
-      <w:r>
-        <w:rPr>
-          <w:rFonts w:ascii="Bahnschrift SemiLight" w:eastAsia="Cambria" w:hAnsi="Bahnschrift SemiLight" w:cs="Cambria"/>
-          <w:color w:val="000000"/>
-          <w:sz w:val="28"/>
-          <w:szCs w:val="24"/>
-        </w:rPr>
-        <w:t xml:space="preserve"> to industries like insurance, fitness, and nutrition.</w:t>
+        <w:t>The system can be expanded to integrate mental health, gamification, and real-time alerts. Scalable to industries like insurance, fitness, and nutrition.</w:t>
       </w:r>
     </w:p>
     <w:p>
@@ -3965,9 +3909,24 @@
         </w:rPr>
         <w:t xml:space="preserve">The model </w:t>
       </w:r>
-    </w:p>
-    <w:p>
-      <w:pPr>
+      <w:r>
+        <w:rPr>
+          <w:rFonts w:ascii="Bahnschrift SemiLight" w:eastAsia="Cambria" w:hAnsi="Bahnschrift SemiLight" w:cs="Cambria"/>
+          <w:color w:val="000000"/>
+          <w:sz w:val="28"/>
+          <w:szCs w:val="24"/>
+          <w:lang w:val="en-IN"/>
+        </w:rPr>
+        <w:t>lets user give their inputs (example: how much did they eat).</w:t>
+      </w:r>
+    </w:p>
+    <w:p>
+      <w:pPr>
+        <w:pStyle w:val="ListParagraph"/>
+        <w:numPr>
+          <w:ilvl w:val="0"/>
+          <w:numId w:val="7"/>
+        </w:numPr>
         <w:pBdr>
           <w:top w:val="nil"/>
           <w:left w:val="nil"/>
@@ -3987,9 +3946,24 @@
           <w:lang w:val="en-IN"/>
         </w:rPr>
       </w:pPr>
-    </w:p>
-    <w:p>
-      <w:pPr>
+      <w:r>
+        <w:rPr>
+          <w:rFonts w:ascii="Bahnschrift SemiLight" w:eastAsia="Cambria" w:hAnsi="Bahnschrift SemiLight" w:cs="Cambria"/>
+          <w:color w:val="000000"/>
+          <w:sz w:val="28"/>
+          <w:szCs w:val="24"/>
+          <w:lang w:val="en-IN"/>
+        </w:rPr>
+        <w:t>The model is trained with various diet datasets, so it can calculate the amount of calories and nutrients intake.</w:t>
+      </w:r>
+    </w:p>
+    <w:p>
+      <w:pPr>
+        <w:pStyle w:val="ListParagraph"/>
+        <w:numPr>
+          <w:ilvl w:val="0"/>
+          <w:numId w:val="7"/>
+        </w:numPr>
         <w:pBdr>
           <w:top w:val="nil"/>
           <w:left w:val="nil"/>
@@ -4009,9 +3983,24 @@
           <w:lang w:val="en-IN"/>
         </w:rPr>
       </w:pPr>
-    </w:p>
-    <w:p>
-      <w:pPr>
+      <w:r>
+        <w:rPr>
+          <w:rFonts w:ascii="Bahnschrift SemiLight" w:eastAsia="Cambria" w:hAnsi="Bahnschrift SemiLight" w:cs="Cambria"/>
+          <w:color w:val="000000"/>
+          <w:sz w:val="28"/>
+          <w:szCs w:val="24"/>
+          <w:lang w:val="en-IN"/>
+        </w:rPr>
+        <w:t>The model is trained with various sleep datasets, so it can calculate the sleep cycle.</w:t>
+      </w:r>
+    </w:p>
+    <w:p>
+      <w:pPr>
+        <w:pStyle w:val="ListParagraph"/>
+        <w:numPr>
+          <w:ilvl w:val="0"/>
+          <w:numId w:val="7"/>
+        </w:numPr>
         <w:pBdr>
           <w:top w:val="nil"/>
           <w:left w:val="nil"/>
@@ -4031,9 +4020,44 @@
           <w:lang w:val="en-IN"/>
         </w:rPr>
       </w:pPr>
-    </w:p>
-    <w:p>
-      <w:pPr>
+      <w:r>
+        <w:rPr>
+          <w:rFonts w:ascii="Bahnschrift SemiLight" w:eastAsia="Cambria" w:hAnsi="Bahnschrift SemiLight" w:cs="Cambria"/>
+          <w:color w:val="000000"/>
+          <w:sz w:val="28"/>
+          <w:szCs w:val="24"/>
+          <w:lang w:val="en-IN"/>
+        </w:rPr>
+        <w:t>It has a user-friendly interface implemented by Flask API</w:t>
+      </w:r>
+      <w:r>
+        <w:rPr>
+          <w:rFonts w:ascii="Bahnschrift SemiLight" w:eastAsia="Cambria" w:hAnsi="Bahnschrift SemiLight" w:cs="Cambria"/>
+          <w:color w:val="000000"/>
+          <w:sz w:val="28"/>
+          <w:szCs w:val="24"/>
+          <w:lang w:val="en-IN"/>
+        </w:rPr>
+        <w:t xml:space="preserve"> </w:t>
+      </w:r>
+      <w:r>
+        <w:rPr>
+          <w:rFonts w:ascii="Bahnschrift SemiLight" w:eastAsia="Cambria" w:hAnsi="Bahnschrift SemiLight" w:cs="Cambria"/>
+          <w:color w:val="000000"/>
+          <w:sz w:val="28"/>
+          <w:szCs w:val="24"/>
+          <w:lang w:val="en-IN"/>
+        </w:rPr>
+        <w:t>(backend) and ReactJS (frontend).</w:t>
+      </w:r>
+    </w:p>
+    <w:p>
+      <w:pPr>
+        <w:pStyle w:val="ListParagraph"/>
+        <w:numPr>
+          <w:ilvl w:val="0"/>
+          <w:numId w:val="7"/>
+        </w:numPr>
         <w:pBdr>
           <w:top w:val="nil"/>
           <w:left w:val="nil"/>
@@ -4053,9 +4077,24 @@
           <w:lang w:val="en-IN"/>
         </w:rPr>
       </w:pPr>
-    </w:p>
-    <w:p>
-      <w:pPr>
+      <w:r>
+        <w:rPr>
+          <w:rFonts w:ascii="Bahnschrift SemiLight" w:eastAsia="Cambria" w:hAnsi="Bahnschrift SemiLight" w:cs="Cambria"/>
+          <w:color w:val="000000"/>
+          <w:sz w:val="28"/>
+          <w:szCs w:val="24"/>
+          <w:lang w:val="en-IN"/>
+        </w:rPr>
+        <w:t>The model will go through multiple data processing techniques to give the best output.</w:t>
+      </w:r>
+    </w:p>
+    <w:p>
+      <w:pPr>
+        <w:pStyle w:val="ListParagraph"/>
+        <w:numPr>
+          <w:ilvl w:val="0"/>
+          <w:numId w:val="7"/>
+        </w:numPr>
         <w:pBdr>
           <w:top w:val="nil"/>
           <w:left w:val="nil"/>
@@ -4075,50 +4114,16 @@
           <w:lang w:val="en-IN"/>
         </w:rPr>
       </w:pPr>
-    </w:p>
-    <w:p>
-      <w:pPr>
-        <w:pBdr>
-          <w:top w:val="nil"/>
-          <w:left w:val="nil"/>
-          <w:bottom w:val="nil"/>
-          <w:right w:val="nil"/>
-          <w:between w:val="nil"/>
-        </w:pBdr>
-        <w:tabs>
-          <w:tab w:val="left" w:pos="924"/>
-        </w:tabs>
-        <w:spacing w:before="155" w:line="360" w:lineRule="auto"/>
-        <w:rPr>
-          <w:rFonts w:ascii="Bahnschrift SemiLight" w:eastAsia="Cambria" w:hAnsi="Bahnschrift SemiLight" w:cs="Cambria"/>
-          <w:color w:val="000000"/>
-          <w:sz w:val="28"/>
-          <w:szCs w:val="24"/>
-          <w:lang w:val="en-IN"/>
-        </w:rPr>
-      </w:pPr>
-    </w:p>
-    <w:p>
-      <w:pPr>
-        <w:pBdr>
-          <w:top w:val="nil"/>
-          <w:left w:val="nil"/>
-          <w:bottom w:val="nil"/>
-          <w:right w:val="nil"/>
-          <w:between w:val="nil"/>
-        </w:pBdr>
-        <w:tabs>
-          <w:tab w:val="left" w:pos="924"/>
-        </w:tabs>
-        <w:spacing w:before="155" w:line="360" w:lineRule="auto"/>
-        <w:rPr>
-          <w:rFonts w:ascii="Bahnschrift SemiLight" w:eastAsia="Cambria" w:hAnsi="Bahnschrift SemiLight" w:cs="Cambria"/>
-          <w:color w:val="000000"/>
-          <w:sz w:val="28"/>
-          <w:szCs w:val="24"/>
-          <w:lang w:val="en-IN"/>
-        </w:rPr>
-      </w:pPr>
+      <w:r>
+        <w:rPr>
+          <w:rFonts w:ascii="Bahnschrift SemiLight" w:eastAsia="Cambria" w:hAnsi="Bahnschrift SemiLight" w:cs="Cambria"/>
+          <w:color w:val="000000"/>
+          <w:sz w:val="28"/>
+          <w:szCs w:val="24"/>
+          <w:lang w:val="en-IN"/>
+        </w:rPr>
+        <w:t>It will also store new data easily and increase its performance without much external code changing implementations.</w:t>
+      </w:r>
     </w:p>
     <w:p>
       <w:pPr>
@@ -4456,6 +4461,449 @@
         <w:tabs>
           <w:tab w:val="left" w:pos="924"/>
         </w:tabs>
+        <w:spacing w:before="155"/>
+        <w:rPr>
+          <w:rFonts w:ascii="Bahnschrift SemiLight" w:eastAsia="Cambria" w:hAnsi="Bahnschrift SemiLight" w:cs="Cambria"/>
+          <w:color w:val="000000"/>
+          <w:sz w:val="28"/>
+          <w:szCs w:val="24"/>
+          <w:lang w:val="en-IN"/>
+        </w:rPr>
+      </w:pPr>
+      <w:r>
+        <w:rPr>
+          <w:rFonts w:ascii="Bahnschrift SemiLight" w:eastAsia="Cambria" w:hAnsi="Bahnschrift SemiLight" w:cs="Cambria"/>
+          <w:color w:val="000000"/>
+          <w:sz w:val="28"/>
+          <w:szCs w:val="24"/>
+          <w:lang w:val="en-IN"/>
+        </w:rPr>
+        <w:t>Scholarly r</w:t>
+      </w:r>
+      <w:r>
+        <w:rPr>
+          <w:rFonts w:ascii="Bahnschrift SemiLight" w:eastAsia="Cambria" w:hAnsi="Bahnschrift SemiLight" w:cs="Cambria"/>
+          <w:color w:val="000000"/>
+          <w:sz w:val="28"/>
+          <w:szCs w:val="24"/>
+          <w:lang w:val="en-IN"/>
+        </w:rPr>
+        <w:t>esearch article sources:</w:t>
+      </w:r>
+    </w:p>
+    <w:p>
+      <w:pPr>
+        <w:pBdr>
+          <w:top w:val="nil"/>
+          <w:left w:val="nil"/>
+          <w:bottom w:val="nil"/>
+          <w:right w:val="nil"/>
+          <w:between w:val="nil"/>
+        </w:pBdr>
+        <w:tabs>
+          <w:tab w:val="left" w:pos="924"/>
+        </w:tabs>
+        <w:spacing w:before="155"/>
+        <w:rPr>
+          <w:rFonts w:ascii="Bahnschrift SemiLight" w:eastAsia="Cambria" w:hAnsi="Bahnschrift SemiLight" w:cs="Cambria"/>
+          <w:color w:val="000000"/>
+          <w:sz w:val="28"/>
+          <w:szCs w:val="24"/>
+          <w:lang w:val="en-IN"/>
+        </w:rPr>
+      </w:pPr>
+      <w:r>
+        <w:rPr>
+          <w:rFonts w:ascii="Bahnschrift SemiLight" w:eastAsia="Cambria" w:hAnsi="Bahnschrift SemiLight" w:cs="Cambria"/>
+          <w:color w:val="000000"/>
+          <w:sz w:val="28"/>
+          <w:szCs w:val="24"/>
+          <w:lang w:val="en-IN"/>
+        </w:rPr>
+        <w:t>Articles on vitality tracking:</w:t>
+      </w:r>
+    </w:p>
+    <w:p>
+      <w:pPr>
+        <w:pBdr>
+          <w:top w:val="nil"/>
+          <w:left w:val="nil"/>
+          <w:bottom w:val="nil"/>
+          <w:right w:val="nil"/>
+          <w:between w:val="nil"/>
+        </w:pBdr>
+        <w:tabs>
+          <w:tab w:val="left" w:pos="924"/>
+        </w:tabs>
+        <w:spacing w:before="155"/>
+        <w:rPr>
+          <w:rFonts w:ascii="Bahnschrift SemiLight" w:eastAsia="Cambria" w:hAnsi="Bahnschrift SemiLight" w:cs="Cambria"/>
+          <w:color w:val="000000"/>
+          <w:sz w:val="28"/>
+          <w:szCs w:val="24"/>
+          <w:lang w:val="en-IN"/>
+        </w:rPr>
+      </w:pPr>
+      <w:hyperlink r:id="rId7" w:history="1">
+        <w:r>
+          <w:rPr>
+            <w:rStyle w:val="Hyperlink"/>
+            <w:rFonts w:ascii="Bahnschrift SemiLight" w:eastAsia="Cambria" w:hAnsi="Bahnschrift SemiLight" w:cs="Cambria"/>
+            <w:sz w:val="28"/>
+            <w:szCs w:val="24"/>
+            <w:lang w:val="en-IN"/>
+          </w:rPr>
+          <w:t>https://www.igi-global.com/chapter/case-study-on-state-of-the-art-wellness-and-health-tracker-devices/298384</w:t>
+        </w:r>
+      </w:hyperlink>
+    </w:p>
+    <w:p>
+      <w:pPr>
+        <w:pBdr>
+          <w:top w:val="nil"/>
+          <w:left w:val="nil"/>
+          <w:bottom w:val="nil"/>
+          <w:right w:val="nil"/>
+          <w:between w:val="nil"/>
+        </w:pBdr>
+        <w:tabs>
+          <w:tab w:val="left" w:pos="924"/>
+        </w:tabs>
+        <w:spacing w:before="155"/>
+        <w:rPr>
+          <w:rFonts w:ascii="Bahnschrift SemiLight" w:eastAsia="Cambria" w:hAnsi="Bahnschrift SemiLight" w:cs="Cambria"/>
+          <w:color w:val="000000"/>
+          <w:sz w:val="28"/>
+          <w:szCs w:val="24"/>
+          <w:lang w:val="en-IN"/>
+        </w:rPr>
+      </w:pPr>
+      <w:hyperlink r:id="rId8" w:history="1">
+        <w:r>
+          <w:rPr>
+            <w:rStyle w:val="Hyperlink"/>
+            <w:rFonts w:ascii="Bahnschrift SemiLight" w:eastAsia="Cambria" w:hAnsi="Bahnschrift SemiLight" w:cs="Cambria"/>
+            <w:sz w:val="28"/>
+            <w:szCs w:val="24"/>
+            <w:lang w:val="en-IN"/>
+          </w:rPr>
+          <w:t>https://www.sciencedirect.com/science/article/pii/S258975002200111X</w:t>
+        </w:r>
+      </w:hyperlink>
+    </w:p>
+    <w:p>
+      <w:pPr>
+        <w:pBdr>
+          <w:top w:val="nil"/>
+          <w:left w:val="nil"/>
+          <w:bottom w:val="nil"/>
+          <w:right w:val="nil"/>
+          <w:between w:val="nil"/>
+        </w:pBdr>
+        <w:tabs>
+          <w:tab w:val="left" w:pos="924"/>
+        </w:tabs>
+        <w:spacing w:before="155" w:line="360" w:lineRule="auto"/>
+        <w:rPr>
+          <w:rFonts w:ascii="Bahnschrift SemiLight" w:eastAsia="Cambria" w:hAnsi="Bahnschrift SemiLight" w:cs="Cambria"/>
+          <w:b/>
+          <w:color w:val="000000"/>
+          <w:sz w:val="32"/>
+          <w:szCs w:val="24"/>
+          <w:u w:val="single"/>
+          <w:lang w:val="en-IN"/>
+        </w:rPr>
+      </w:pPr>
+      <w:hyperlink r:id="rId9" w:history="1">
+        <w:r>
+          <w:rPr>
+            <w:rStyle w:val="Hyperlink"/>
+            <w:rFonts w:ascii="Bahnschrift SemiLight" w:eastAsia="Cambria" w:hAnsi="Bahnschrift SemiLight" w:cs="Cambria"/>
+            <w:b/>
+            <w:sz w:val="32"/>
+            <w:szCs w:val="24"/>
+            <w:lang w:val="en-IN"/>
+          </w:rPr>
+          <w:t>https://www.sciencedirect.com/science/article/pii/S026427511830698X</w:t>
+        </w:r>
+      </w:hyperlink>
+    </w:p>
+    <w:p>
+      <w:pPr>
+        <w:pBdr>
+          <w:top w:val="nil"/>
+          <w:left w:val="nil"/>
+          <w:bottom w:val="nil"/>
+          <w:right w:val="nil"/>
+          <w:between w:val="nil"/>
+        </w:pBdr>
+        <w:tabs>
+          <w:tab w:val="left" w:pos="924"/>
+        </w:tabs>
+        <w:spacing w:before="155"/>
+        <w:rPr>
+          <w:rFonts w:ascii="Bahnschrift SemiLight" w:eastAsia="Cambria" w:hAnsi="Bahnschrift SemiLight" w:cs="Cambria"/>
+          <w:color w:val="000000"/>
+          <w:sz w:val="28"/>
+          <w:szCs w:val="24"/>
+          <w:lang w:val="en-IN"/>
+        </w:rPr>
+      </w:pPr>
+      <w:r>
+        <w:rPr>
+          <w:rFonts w:ascii="Bahnschrift SemiLight" w:eastAsia="Cambria" w:hAnsi="Bahnschrift SemiLight" w:cs="Cambria"/>
+          <w:color w:val="000000"/>
+          <w:sz w:val="28"/>
+          <w:szCs w:val="24"/>
+          <w:lang w:val="en-IN"/>
+        </w:rPr>
+        <w:t xml:space="preserve">Article on sleep tracking: </w:t>
+      </w:r>
+    </w:p>
+    <w:p>
+      <w:pPr>
+        <w:pBdr>
+          <w:top w:val="nil"/>
+          <w:left w:val="nil"/>
+          <w:bottom w:val="nil"/>
+          <w:right w:val="nil"/>
+          <w:between w:val="nil"/>
+        </w:pBdr>
+        <w:tabs>
+          <w:tab w:val="left" w:pos="924"/>
+        </w:tabs>
+        <w:spacing w:before="155"/>
+        <w:rPr>
+          <w:rFonts w:ascii="Bahnschrift SemiLight" w:eastAsia="Cambria" w:hAnsi="Bahnschrift SemiLight" w:cs="Cambria"/>
+          <w:color w:val="000000"/>
+          <w:sz w:val="28"/>
+          <w:szCs w:val="24"/>
+          <w:lang w:val="en-IN"/>
+        </w:rPr>
+      </w:pPr>
+      <w:hyperlink r:id="rId10" w:history="1">
+        <w:r>
+          <w:rPr>
+            <w:rStyle w:val="Hyperlink"/>
+            <w:rFonts w:ascii="Bahnschrift SemiLight" w:eastAsia="Cambria" w:hAnsi="Bahnschrift SemiLight" w:cs="Cambria"/>
+            <w:sz w:val="28"/>
+            <w:szCs w:val="24"/>
+            <w:lang w:val="en-IN"/>
+          </w:rPr>
+          <w:t>https://journal-sa.ch/article/view/6935</w:t>
+        </w:r>
+      </w:hyperlink>
+    </w:p>
+    <w:p>
+      <w:pPr>
+        <w:pBdr>
+          <w:top w:val="nil"/>
+          <w:left w:val="nil"/>
+          <w:bottom w:val="nil"/>
+          <w:right w:val="nil"/>
+          <w:between w:val="nil"/>
+        </w:pBdr>
+        <w:tabs>
+          <w:tab w:val="left" w:pos="924"/>
+        </w:tabs>
+        <w:spacing w:before="155"/>
+        <w:rPr>
+          <w:rFonts w:ascii="Bahnschrift SemiLight" w:eastAsia="Cambria" w:hAnsi="Bahnschrift SemiLight" w:cs="Cambria"/>
+          <w:color w:val="000000"/>
+          <w:sz w:val="28"/>
+          <w:szCs w:val="24"/>
+          <w:lang w:val="en-IN"/>
+        </w:rPr>
+      </w:pPr>
+      <w:hyperlink r:id="rId11" w:history="1">
+        <w:r>
+          <w:rPr>
+            <w:rStyle w:val="Hyperlink"/>
+            <w:rFonts w:ascii="Bahnschrift SemiLight" w:eastAsia="Cambria" w:hAnsi="Bahnschrift SemiLight" w:cs="Cambria"/>
+            <w:sz w:val="28"/>
+            <w:szCs w:val="24"/>
+            <w:lang w:val="en-IN"/>
+          </w:rPr>
+          <w:t>https://ieeexplore.ieee.org/abstract/document/10635937/</w:t>
+        </w:r>
+      </w:hyperlink>
+    </w:p>
+    <w:p>
+      <w:pPr>
+        <w:pBdr>
+          <w:top w:val="nil"/>
+          <w:left w:val="nil"/>
+          <w:bottom w:val="nil"/>
+          <w:right w:val="nil"/>
+          <w:between w:val="nil"/>
+        </w:pBdr>
+        <w:tabs>
+          <w:tab w:val="left" w:pos="924"/>
+        </w:tabs>
+        <w:spacing w:before="155"/>
+        <w:rPr>
+          <w:rFonts w:ascii="Bahnschrift SemiLight" w:eastAsia="Cambria" w:hAnsi="Bahnschrift SemiLight" w:cs="Cambria"/>
+          <w:color w:val="000000"/>
+          <w:sz w:val="28"/>
+          <w:szCs w:val="24"/>
+          <w:lang w:val="en-IN"/>
+        </w:rPr>
+      </w:pPr>
+    </w:p>
+    <w:p>
+      <w:pPr>
+        <w:pBdr>
+          <w:top w:val="nil"/>
+          <w:left w:val="nil"/>
+          <w:bottom w:val="nil"/>
+          <w:right w:val="nil"/>
+          <w:between w:val="nil"/>
+        </w:pBdr>
+        <w:tabs>
+          <w:tab w:val="left" w:pos="924"/>
+        </w:tabs>
+        <w:spacing w:before="155"/>
+        <w:rPr>
+          <w:rFonts w:ascii="Bahnschrift SemiLight" w:eastAsia="Cambria" w:hAnsi="Bahnschrift SemiLight" w:cs="Cambria"/>
+          <w:color w:val="000000"/>
+          <w:sz w:val="28"/>
+          <w:szCs w:val="24"/>
+          <w:lang w:val="en-IN"/>
+        </w:rPr>
+      </w:pPr>
+      <w:r>
+        <w:rPr>
+          <w:rFonts w:ascii="Bahnschrift SemiLight" w:eastAsia="Cambria" w:hAnsi="Bahnschrift SemiLight" w:cs="Cambria"/>
+          <w:color w:val="000000"/>
+          <w:sz w:val="28"/>
+          <w:szCs w:val="24"/>
+          <w:lang w:val="en-IN"/>
+        </w:rPr>
+        <w:t>Article</w:t>
+      </w:r>
+      <w:r>
+        <w:rPr>
+          <w:rFonts w:ascii="Bahnschrift SemiLight" w:eastAsia="Cambria" w:hAnsi="Bahnschrift SemiLight" w:cs="Cambria"/>
+          <w:color w:val="000000"/>
+          <w:sz w:val="28"/>
+          <w:szCs w:val="24"/>
+          <w:lang w:val="en-IN"/>
+        </w:rPr>
+        <w:t>s</w:t>
+      </w:r>
+      <w:r>
+        <w:rPr>
+          <w:rFonts w:ascii="Bahnschrift SemiLight" w:eastAsia="Cambria" w:hAnsi="Bahnschrift SemiLight" w:cs="Cambria"/>
+          <w:color w:val="000000"/>
+          <w:sz w:val="28"/>
+          <w:szCs w:val="24"/>
+          <w:lang w:val="en-IN"/>
+        </w:rPr>
+        <w:t xml:space="preserve"> on diet tracking: </w:t>
+      </w:r>
+    </w:p>
+    <w:p>
+      <w:pPr>
+        <w:pBdr>
+          <w:top w:val="nil"/>
+          <w:left w:val="nil"/>
+          <w:bottom w:val="nil"/>
+          <w:right w:val="nil"/>
+          <w:between w:val="nil"/>
+        </w:pBdr>
+        <w:tabs>
+          <w:tab w:val="left" w:pos="924"/>
+        </w:tabs>
+        <w:spacing w:before="155"/>
+        <w:rPr>
+          <w:rFonts w:ascii="Bahnschrift SemiLight" w:eastAsia="Cambria" w:hAnsi="Bahnschrift SemiLight" w:cs="Cambria"/>
+          <w:color w:val="000000"/>
+          <w:sz w:val="28"/>
+          <w:szCs w:val="24"/>
+          <w:lang w:val="en-IN"/>
+        </w:rPr>
+      </w:pPr>
+      <w:hyperlink r:id="rId12" w:history="1">
+        <w:r>
+          <w:rPr>
+            <w:rStyle w:val="Hyperlink"/>
+            <w:rFonts w:ascii="Bahnschrift SemiLight" w:eastAsia="Cambria" w:hAnsi="Bahnschrift SemiLight" w:cs="Cambria"/>
+            <w:sz w:val="28"/>
+            <w:szCs w:val="24"/>
+            <w:lang w:val="en-IN"/>
+          </w:rPr>
+          <w:t>https://www.igi-global.com/chapter/mobile-apps-for-human-nutrition/250182</w:t>
+        </w:r>
+      </w:hyperlink>
+    </w:p>
+    <w:p>
+      <w:pPr>
+        <w:pBdr>
+          <w:top w:val="nil"/>
+          <w:left w:val="nil"/>
+          <w:bottom w:val="nil"/>
+          <w:right w:val="nil"/>
+          <w:between w:val="nil"/>
+        </w:pBdr>
+        <w:tabs>
+          <w:tab w:val="left" w:pos="924"/>
+        </w:tabs>
+        <w:spacing w:before="155"/>
+        <w:rPr>
+          <w:rFonts w:ascii="Bahnschrift SemiLight" w:eastAsia="Cambria" w:hAnsi="Bahnschrift SemiLight" w:cs="Cambria"/>
+          <w:color w:val="000000"/>
+          <w:sz w:val="28"/>
+          <w:szCs w:val="24"/>
+          <w:lang w:val="en-IN"/>
+        </w:rPr>
+      </w:pPr>
+      <w:hyperlink r:id="rId13" w:history="1">
+        <w:r>
+          <w:rPr>
+            <w:rStyle w:val="Hyperlink"/>
+            <w:rFonts w:ascii="Bahnschrift SemiLight" w:eastAsia="Cambria" w:hAnsi="Bahnschrift SemiLight" w:cs="Cambria"/>
+            <w:sz w:val="28"/>
+            <w:szCs w:val="24"/>
+            <w:lang w:val="en-IN"/>
+          </w:rPr>
+          <w:t>https://search.proquest.com/openview/eb01cd688ac0fd4ec527c43c726feffb/1?pq-origsite=gscholar&amp;cbl=2026366&amp;diss=y</w:t>
+        </w:r>
+      </w:hyperlink>
+    </w:p>
+    <w:p>
+      <w:pPr>
+        <w:pBdr>
+          <w:top w:val="nil"/>
+          <w:left w:val="nil"/>
+          <w:bottom w:val="nil"/>
+          <w:right w:val="nil"/>
+          <w:between w:val="nil"/>
+        </w:pBdr>
+        <w:tabs>
+          <w:tab w:val="left" w:pos="924"/>
+        </w:tabs>
+        <w:spacing w:before="155"/>
+        <w:rPr>
+          <w:rFonts w:ascii="Bahnschrift SemiLight" w:eastAsia="Cambria" w:hAnsi="Bahnschrift SemiLight" w:cs="Cambria"/>
+          <w:color w:val="000000"/>
+          <w:sz w:val="28"/>
+          <w:szCs w:val="24"/>
+          <w:lang w:val="en-IN"/>
+        </w:rPr>
+      </w:pPr>
+    </w:p>
+    <w:p>
+      <w:pPr>
+        <w:pBdr>
+          <w:top w:val="nil"/>
+          <w:left w:val="nil"/>
+          <w:bottom w:val="nil"/>
+          <w:right w:val="nil"/>
+          <w:between w:val="nil"/>
+        </w:pBdr>
+        <w:tabs>
+          <w:tab w:val="left" w:pos="924"/>
+        </w:tabs>
         <w:spacing w:before="155" w:line="360" w:lineRule="auto"/>
         <w:jc w:val="center"/>
         <w:rPr>
@@ -4693,6 +5141,318 @@
           <w:lang w:val="en-IN"/>
         </w:rPr>
       </w:pPr>
+      <w:r>
+        <w:rPr>
+          <w:rFonts w:ascii="Bahnschrift SemiLight" w:eastAsia="Cambria" w:hAnsi="Bahnschrift SemiLight" w:cs="Cambria"/>
+          <w:b/>
+          <w:color w:val="000000"/>
+          <w:sz w:val="32"/>
+          <w:szCs w:val="24"/>
+          <w:u w:val="single"/>
+          <w:lang w:val="en-IN"/>
+        </w:rPr>
+        <w:lastRenderedPageBreak/>
+        <w:t>Problem Definition</w:t>
+      </w:r>
+    </w:p>
+    <w:p>
+      <w:pPr>
+        <w:rPr>
+          <w:rFonts w:ascii="Bahnschrift SemiLight" w:hAnsi="Bahnschrift SemiLight"/>
+          <w:sz w:val="28"/>
+        </w:rPr>
+      </w:pPr>
+      <w:r>
+        <w:rPr>
+          <w:rFonts w:ascii="Bahnschrift SemiLight" w:hAnsi="Bahnschrift SemiLight"/>
+          <w:sz w:val="28"/>
+        </w:rPr>
+        <w:t>Maintaining a healthy lifestyle requires continuous monitoring of key health</w:t>
+      </w:r>
+      <w:r>
+        <w:rPr>
+          <w:rFonts w:ascii="Bahnschrift SemiLight" w:hAnsi="Bahnschrift SemiLight"/>
+          <w:sz w:val="28"/>
+        </w:rPr>
+        <w:t xml:space="preserve"> </w:t>
+      </w:r>
+      <w:r>
+        <w:rPr>
+          <w:rFonts w:ascii="Bahnschrift SemiLight" w:hAnsi="Bahnschrift SemiLight"/>
+          <w:sz w:val="28"/>
+        </w:rPr>
+        <w:t>indicators such as sleep quality and feeding habits. However, most people find it</w:t>
+      </w:r>
+      <w:r>
+        <w:rPr>
+          <w:rFonts w:ascii="Bahnschrift SemiLight" w:hAnsi="Bahnschrift SemiLight"/>
+          <w:sz w:val="28"/>
+        </w:rPr>
+        <w:t xml:space="preserve"> </w:t>
+      </w:r>
+      <w:r>
+        <w:rPr>
+          <w:rFonts w:ascii="Bahnschrift SemiLight" w:hAnsi="Bahnschrift SemiLight"/>
+          <w:sz w:val="28"/>
+        </w:rPr>
+        <w:t>difficult to pay attention to everyday health patterns due to lack of consciousness, time constraints, and the complexity of analyzing health data. Traditional health</w:t>
+      </w:r>
+      <w:r>
+        <w:rPr>
+          <w:rFonts w:ascii="Bahnschrift SemiLight" w:hAnsi="Bahnschrift SemiLight"/>
+          <w:sz w:val="28"/>
+        </w:rPr>
+        <w:t xml:space="preserve"> </w:t>
+      </w:r>
+      <w:r>
+        <w:rPr>
+          <w:rFonts w:ascii="Bahnschrift SemiLight" w:hAnsi="Bahnschrift SemiLight"/>
+          <w:sz w:val="28"/>
+        </w:rPr>
+        <w:t>tracking methods require manual effort, provide limited insights, and lack</w:t>
+      </w:r>
+      <w:r>
+        <w:rPr>
+          <w:rFonts w:ascii="Bahnschrift SemiLight" w:hAnsi="Bahnschrift SemiLight"/>
+          <w:sz w:val="28"/>
+        </w:rPr>
+        <w:t xml:space="preserve"> </w:t>
+      </w:r>
+      <w:r>
+        <w:rPr>
+          <w:rFonts w:ascii="Bahnschrift SemiLight" w:hAnsi="Bahnschrift SemiLight"/>
+          <w:sz w:val="28"/>
+        </w:rPr>
+        <w:t>personalized recommendations</w:t>
+      </w:r>
+      <w:r>
+        <w:rPr>
+          <w:rFonts w:ascii="Bahnschrift SemiLight" w:hAnsi="Bahnschrift SemiLight"/>
+          <w:sz w:val="28"/>
+        </w:rPr>
+        <w:t>.</w:t>
+      </w:r>
+      <w:r>
+        <w:rPr>
+          <w:rFonts w:ascii="Bahnschrift SemiLight" w:hAnsi="Bahnschrift SemiLight"/>
+          <w:sz w:val="28"/>
+        </w:rPr>
+        <w:br/>
+        <w:t>"Smart Vitality Tracker with AI" aims to solve this problem by developing health</w:t>
+      </w:r>
+      <w:r>
+        <w:rPr>
+          <w:rFonts w:ascii="Bahnschrift SemiLight" w:hAnsi="Bahnschrift SemiLight"/>
+          <w:sz w:val="28"/>
+        </w:rPr>
+        <w:t xml:space="preserve"> </w:t>
+      </w:r>
+      <w:r>
+        <w:rPr>
+          <w:rFonts w:ascii="Bahnschrift SemiLight" w:hAnsi="Bahnschrift SemiLight"/>
+          <w:sz w:val="28"/>
+        </w:rPr>
+        <w:t>knowledge for health care systems involved in AI. The system analyzes patterns,</w:t>
+      </w:r>
+      <w:r>
+        <w:rPr>
+          <w:rFonts w:ascii="Bahnschrift SemiLight" w:hAnsi="Bahnschrift SemiLight"/>
+          <w:sz w:val="28"/>
+        </w:rPr>
+        <w:t xml:space="preserve"> </w:t>
+      </w:r>
+      <w:r>
+        <w:rPr>
+          <w:rFonts w:ascii="Bahnschrift SemiLight" w:hAnsi="Bahnschrift SemiLight"/>
+          <w:sz w:val="28"/>
+        </w:rPr>
+        <w:t>identifies trends, and provides implementable recommendations that allow users to improve their life decisions.</w:t>
+      </w:r>
+      <w:r>
+        <w:rPr>
+          <w:rFonts w:ascii="Bahnschrift SemiLight" w:hAnsi="Bahnschrift SemiLight"/>
+          <w:sz w:val="28"/>
+        </w:rPr>
+        <w:br/>
+      </w:r>
+      <w:r>
+        <w:rPr>
+          <w:rFonts w:ascii="Bahnschrift SemiLight" w:hAnsi="Bahnschrift SemiLight"/>
+          <w:sz w:val="28"/>
+        </w:rPr>
+        <w:br/>
+        <w:t>The project will use Python for backend processing with a flask API for</w:t>
+      </w:r>
+      <w:r>
+        <w:rPr>
+          <w:rFonts w:ascii="Bahnschrift SemiLight" w:hAnsi="Bahnschrift SemiLight"/>
+          <w:sz w:val="28"/>
+        </w:rPr>
+        <w:t xml:space="preserve"> </w:t>
+      </w:r>
+      <w:r>
+        <w:rPr>
+          <w:rFonts w:ascii="Bahnschrift SemiLight" w:hAnsi="Bahnschrift SemiLight"/>
+          <w:sz w:val="28"/>
+        </w:rPr>
+        <w:t>communications, or use a TKINTER based UI for independent versions. Depending on your structured or unstructured data storage requirements, the database can be either MongoDB or MySQL. The system uses </w:t>
+      </w:r>
+      <w:r>
+        <w:rPr>
+          <w:rFonts w:ascii="Bahnschrift SemiLight" w:hAnsi="Bahnschrift SemiLight"/>
+          <w:sz w:val="28"/>
+        </w:rPr>
+        <w:t>AI-</w:t>
+      </w:r>
+      <w:r>
+        <w:rPr>
+          <w:rFonts w:ascii="Bahnschrift SemiLight" w:hAnsi="Bahnschrift SemiLight"/>
+          <w:sz w:val="28"/>
+        </w:rPr>
+        <w:t>controlled analyses to identify unhealthy patterns and suggest improvements. Users can pursue historical advancements, create reports, and receive warnings or recommendations based on data trends.</w:t>
+      </w:r>
+    </w:p>
+    <w:p>
+      <w:pPr>
+        <w:rPr>
+          <w:rFonts w:ascii="Bahnschrift SemiLight" w:eastAsia="Cambria" w:hAnsi="Bahnschrift SemiLight"/>
+          <w:sz w:val="28"/>
+        </w:rPr>
+      </w:pPr>
+      <w:r>
+        <w:rPr>
+          <w:rFonts w:ascii="Bahnschrift SemiLight" w:hAnsi="Bahnschrift SemiLight"/>
+          <w:sz w:val="28"/>
+        </w:rPr>
+        <w:br/>
+        <w:t>The purpose is to enable individuals to make healthy health decisions, leading to better sleep, improved nutrition, and a general healthy </w:t>
+      </w:r>
+      <w:r>
+        <w:rPr>
+          <w:rFonts w:ascii="Bahnschrift SemiLight" w:hAnsi="Bahnschrift SemiLight"/>
+          <w:sz w:val="28"/>
+        </w:rPr>
+        <w:t>lifestyle. It’s about creating a</w:t>
+      </w:r>
+      <w:r>
+        <w:rPr>
+          <w:rFonts w:ascii="Bahnschrift SemiLight" w:hAnsi="Bahnschrift SemiLight"/>
+          <w:sz w:val="28"/>
+        </w:rPr>
+        <w:t> user-friendly and data-</w:t>
+      </w:r>
+      <w:r>
+        <w:rPr>
+          <w:rFonts w:ascii="Bahnschrift SemiLight" w:hAnsi="Bahnschrift SemiLight"/>
+          <w:sz w:val="28"/>
+        </w:rPr>
+        <w:t xml:space="preserve">controlled </w:t>
+      </w:r>
+      <w:r>
+        <w:rPr>
+          <w:rFonts w:ascii="Bahnschrift SemiLight" w:hAnsi="Bahnschrift SemiLight"/>
+          <w:sz w:val="28"/>
+        </w:rPr>
+        <w:t>vitality</w:t>
+      </w:r>
+      <w:r>
+        <w:rPr>
+          <w:rFonts w:ascii="Bahnschrift SemiLight" w:hAnsi="Bahnschrift SemiLight"/>
+          <w:sz w:val="28"/>
+        </w:rPr>
+        <w:t xml:space="preserve"> </w:t>
+      </w:r>
+      <w:r>
+        <w:rPr>
+          <w:rFonts w:ascii="Bahnschrift SemiLight" w:hAnsi="Bahnschrift SemiLight"/>
+          <w:sz w:val="28"/>
+        </w:rPr>
+        <w:t>tracker.</w:t>
+      </w:r>
+      <w:r>
+        <w:rPr>
+          <w:rFonts w:ascii="Bahnschrift SemiLight" w:hAnsi="Bahnschrift SemiLight"/>
+          <w:sz w:val="28"/>
+        </w:rPr>
+        <w:t xml:space="preserve"> </w:t>
+      </w:r>
+      <w:r>
+        <w:rPr>
+          <w:rFonts w:ascii="Bahnschrift SemiLight" w:hAnsi="Bahnschrift SemiLight"/>
+          <w:sz w:val="28"/>
+        </w:rPr>
+        <w:t>Future improvements include</w:t>
+      </w:r>
+      <w:r>
+        <w:rPr>
+          <w:rFonts w:ascii="Bahnschrift SemiLight" w:hAnsi="Bahnschrift SemiLight"/>
+          <w:sz w:val="28"/>
+        </w:rPr>
+        <w:t xml:space="preserve"> </w:t>
+      </w:r>
+      <w:r>
+        <w:rPr>
+          <w:rFonts w:ascii="Bahnschrift SemiLight" w:hAnsi="Bahnschrift SemiLight"/>
+          <w:sz w:val="28"/>
+        </w:rPr>
+        <w:t>real-time</w:t>
+      </w:r>
+      <w:r>
+        <w:rPr>
+          <w:rFonts w:ascii="Bahnschrift SemiLight" w:hAnsi="Bahnschrift SemiLight"/>
+          <w:sz w:val="28"/>
+        </w:rPr>
+        <w:t xml:space="preserve"> </w:t>
+      </w:r>
+      <w:r>
+        <w:rPr>
+          <w:rFonts w:ascii="Bahnschrift SemiLight" w:hAnsi="Bahnschrift SemiLight"/>
+          <w:sz w:val="28"/>
+        </w:rPr>
+        <w:t>surveillance,</w:t>
+      </w:r>
+      <w:r>
+        <w:rPr>
+          <w:rFonts w:ascii="Bahnschrift SemiLight" w:hAnsi="Bahnschrift SemiLight"/>
+          <w:sz w:val="28"/>
+        </w:rPr>
+        <w:t xml:space="preserve"> </w:t>
+      </w:r>
+      <w:r>
+        <w:rPr>
+          <w:rFonts w:ascii="Bahnschrift SemiLight" w:hAnsi="Bahnschrift SemiLight"/>
+          <w:sz w:val="28"/>
+        </w:rPr>
+        <w:t>integration of wearable devices,</w:t>
+      </w:r>
+      <w:r>
+        <w:rPr>
+          <w:rFonts w:ascii="Bahnschrift SemiLight" w:hAnsi="Bahnschrift SemiLight"/>
+          <w:sz w:val="28"/>
+        </w:rPr>
+        <w:t xml:space="preserve"> </w:t>
+      </w:r>
+      <w:r>
+        <w:rPr>
+          <w:rFonts w:ascii="Bahnschrift SemiLight" w:hAnsi="Bahnschrift SemiLight"/>
+          <w:sz w:val="28"/>
+        </w:rPr>
+        <w:t>and additional health</w:t>
+      </w:r>
+      <w:r>
+        <w:rPr>
+          <w:rFonts w:ascii="Bahnschrift SemiLight" w:hAnsi="Bahnschrift SemiLight"/>
+          <w:sz w:val="28"/>
+        </w:rPr>
+        <w:t xml:space="preserve"> </w:t>
+      </w:r>
+      <w:r>
+        <w:rPr>
+          <w:rFonts w:ascii="Bahnschrift SemiLight" w:hAnsi="Bahnschrift SemiLight"/>
+          <w:sz w:val="28"/>
+        </w:rPr>
+        <w:t>metrics for more comprehensive persecution.</w:t>
+      </w:r>
     </w:p>
     <w:p>
       <w:pPr>
@@ -4918,6 +5678,556 @@
           <w:lang w:val="en-IN"/>
         </w:rPr>
       </w:pPr>
+      <w:r>
+        <w:rPr>
+          <w:rFonts w:ascii="Bahnschrift SemiLight" w:eastAsia="Cambria" w:hAnsi="Bahnschrift SemiLight" w:cs="Cambria"/>
+          <w:b/>
+          <w:color w:val="000000"/>
+          <w:sz w:val="32"/>
+          <w:szCs w:val="24"/>
+          <w:u w:val="single"/>
+          <w:lang w:val="en-IN"/>
+        </w:rPr>
+        <w:lastRenderedPageBreak/>
+        <w:t>Technologies to be Used</w:t>
+      </w:r>
+    </w:p>
+    <w:p>
+      <w:pPr>
+        <w:pBdr>
+          <w:top w:val="nil"/>
+          <w:left w:val="nil"/>
+          <w:bottom w:val="nil"/>
+          <w:right w:val="nil"/>
+          <w:between w:val="nil"/>
+        </w:pBdr>
+        <w:tabs>
+          <w:tab w:val="left" w:pos="924"/>
+        </w:tabs>
+        <w:spacing w:before="155" w:line="360" w:lineRule="auto"/>
+        <w:rPr>
+          <w:rFonts w:ascii="Bahnschrift SemiLight" w:eastAsia="Cambria" w:hAnsi="Bahnschrift SemiLight" w:cs="Cambria"/>
+          <w:b/>
+          <w:color w:val="000000"/>
+          <w:sz w:val="32"/>
+          <w:szCs w:val="24"/>
+          <w:lang w:val="en-IN"/>
+        </w:rPr>
+      </w:pPr>
+      <w:r>
+        <w:rPr>
+          <w:rFonts w:ascii="Bahnschrift SemiLight" w:eastAsia="Cambria" w:hAnsi="Bahnschrift SemiLight" w:cs="Cambria"/>
+          <w:b/>
+          <w:color w:val="000000"/>
+          <w:sz w:val="32"/>
+          <w:szCs w:val="24"/>
+          <w:lang w:val="en-IN"/>
+        </w:rPr>
+        <w:t>Software</w:t>
+      </w:r>
+      <w:r>
+        <w:rPr>
+          <w:rFonts w:ascii="Bahnschrift SemiLight" w:eastAsia="Cambria" w:hAnsi="Bahnschrift SemiLight" w:cs="Cambria"/>
+          <w:b/>
+          <w:color w:val="000000"/>
+          <w:sz w:val="32"/>
+          <w:szCs w:val="24"/>
+          <w:lang w:val="en-IN"/>
+        </w:rPr>
+        <w:t xml:space="preserve"> platform and tools</w:t>
+      </w:r>
+      <w:r>
+        <w:rPr>
+          <w:rFonts w:ascii="Bahnschrift SemiLight" w:eastAsia="Cambria" w:hAnsi="Bahnschrift SemiLight" w:cs="Cambria"/>
+          <w:b/>
+          <w:color w:val="000000"/>
+          <w:sz w:val="32"/>
+          <w:szCs w:val="24"/>
+          <w:lang w:val="en-IN"/>
+        </w:rPr>
+        <w:t>:</w:t>
+      </w:r>
+    </w:p>
+    <w:p>
+      <w:pPr>
+        <w:pBdr>
+          <w:top w:val="nil"/>
+          <w:left w:val="nil"/>
+          <w:bottom w:val="nil"/>
+          <w:right w:val="nil"/>
+          <w:between w:val="nil"/>
+        </w:pBdr>
+        <w:tabs>
+          <w:tab w:val="left" w:pos="924"/>
+        </w:tabs>
+        <w:spacing w:before="155" w:line="276" w:lineRule="auto"/>
+        <w:rPr>
+          <w:rFonts w:ascii="Bahnschrift SemiLight" w:eastAsia="Cambria" w:hAnsi="Bahnschrift SemiLight" w:cs="Cambria"/>
+          <w:color w:val="000000"/>
+          <w:sz w:val="28"/>
+          <w:szCs w:val="24"/>
+          <w:lang w:val="en-IN"/>
+        </w:rPr>
+      </w:pPr>
+      <w:r>
+        <w:rPr>
+          <w:rFonts w:ascii="Bahnschrift SemiLight" w:eastAsia="Cambria" w:hAnsi="Bahnschrift SemiLight" w:cs="Cambria"/>
+          <w:color w:val="000000"/>
+          <w:sz w:val="28"/>
+          <w:szCs w:val="24"/>
+          <w:lang w:val="en-IN"/>
+        </w:rPr>
+        <w:t>The project uses Python for development. Jupyter Python is a popular, free, and open-source tool which we are going to use for implementation of the code.</w:t>
+      </w:r>
+      <w:r>
+        <w:rPr>
+          <w:rFonts w:ascii="Bahnschrift SemiLight" w:eastAsia="Cambria" w:hAnsi="Bahnschrift SemiLight" w:cs="Cambria"/>
+          <w:color w:val="000000"/>
+          <w:sz w:val="28"/>
+          <w:szCs w:val="24"/>
+          <w:lang w:val="en-IN"/>
+        </w:rPr>
+        <w:t xml:space="preserve"> We are going to use its various libraries, and we are using ReactJs with Flask API for interface development.</w:t>
+      </w:r>
+    </w:p>
+    <w:p>
+      <w:pPr>
+        <w:pStyle w:val="ListParagraph"/>
+        <w:numPr>
+          <w:ilvl w:val="0"/>
+          <w:numId w:val="9"/>
+        </w:numPr>
+        <w:pBdr>
+          <w:top w:val="nil"/>
+          <w:left w:val="nil"/>
+          <w:bottom w:val="nil"/>
+          <w:right w:val="nil"/>
+          <w:between w:val="nil"/>
+        </w:pBdr>
+        <w:tabs>
+          <w:tab w:val="left" w:pos="924"/>
+        </w:tabs>
+        <w:spacing w:before="155" w:line="276" w:lineRule="auto"/>
+        <w:rPr>
+          <w:rFonts w:ascii="Bahnschrift SemiLight" w:eastAsia="Cambria" w:hAnsi="Bahnschrift SemiLight" w:cs="Cambria"/>
+          <w:color w:val="000000"/>
+          <w:sz w:val="28"/>
+          <w:szCs w:val="24"/>
+          <w:lang w:val="en-IN"/>
+        </w:rPr>
+      </w:pPr>
+      <w:r>
+        <w:rPr>
+          <w:rFonts w:ascii="Bahnschrift SemiLight" w:eastAsia="Cambria" w:hAnsi="Bahnschrift SemiLight" w:cs="Cambria"/>
+          <w:color w:val="000000"/>
+          <w:sz w:val="28"/>
+          <w:szCs w:val="24"/>
+          <w:lang w:val="en-IN"/>
+        </w:rPr>
+        <w:t>APIs: Google Fit API, Fitbit API.</w:t>
+      </w:r>
+    </w:p>
+    <w:p>
+      <w:pPr>
+        <w:pBdr>
+          <w:top w:val="nil"/>
+          <w:left w:val="nil"/>
+          <w:bottom w:val="nil"/>
+          <w:right w:val="nil"/>
+          <w:between w:val="nil"/>
+        </w:pBdr>
+        <w:tabs>
+          <w:tab w:val="left" w:pos="924"/>
+        </w:tabs>
+        <w:spacing w:before="155" w:line="276" w:lineRule="auto"/>
+        <w:ind w:left="360"/>
+        <w:rPr>
+          <w:rFonts w:ascii="Bahnschrift SemiLight" w:eastAsia="Cambria" w:hAnsi="Bahnschrift SemiLight" w:cs="Cambria"/>
+          <w:color w:val="000000"/>
+          <w:sz w:val="28"/>
+          <w:szCs w:val="24"/>
+          <w:lang w:val="en-IN"/>
+        </w:rPr>
+      </w:pPr>
+      <w:r>
+        <w:rPr>
+          <w:rFonts w:ascii="Bahnschrift SemiLight" w:eastAsia="Cambria" w:hAnsi="Bahnschrift SemiLight" w:cs="Cambria"/>
+          <w:color w:val="000000"/>
+          <w:sz w:val="28"/>
+          <w:szCs w:val="24"/>
+          <w:lang w:val="en-IN"/>
+        </w:rPr>
+        <w:t>APIs allow integration with existing health platforms to collect real-time data.</w:t>
+      </w:r>
+    </w:p>
+    <w:p>
+      <w:pPr>
+        <w:pBdr>
+          <w:top w:val="nil"/>
+          <w:left w:val="nil"/>
+          <w:bottom w:val="nil"/>
+          <w:right w:val="nil"/>
+          <w:between w:val="nil"/>
+        </w:pBdr>
+        <w:tabs>
+          <w:tab w:val="left" w:pos="924"/>
+        </w:tabs>
+        <w:spacing w:before="155" w:line="276" w:lineRule="auto"/>
+        <w:rPr>
+          <w:rFonts w:ascii="Bahnschrift SemiLight" w:eastAsia="Cambria" w:hAnsi="Bahnschrift SemiLight" w:cs="Cambria"/>
+          <w:color w:val="000000"/>
+          <w:sz w:val="28"/>
+          <w:szCs w:val="24"/>
+          <w:lang w:val="en-IN"/>
+        </w:rPr>
+      </w:pPr>
+    </w:p>
+    <w:p>
+      <w:pPr>
+        <w:pStyle w:val="ListParagraph"/>
+        <w:numPr>
+          <w:ilvl w:val="0"/>
+          <w:numId w:val="9"/>
+        </w:numPr>
+        <w:pBdr>
+          <w:top w:val="nil"/>
+          <w:left w:val="nil"/>
+          <w:bottom w:val="nil"/>
+          <w:right w:val="nil"/>
+          <w:between w:val="nil"/>
+        </w:pBdr>
+        <w:tabs>
+          <w:tab w:val="left" w:pos="924"/>
+        </w:tabs>
+        <w:spacing w:before="155" w:line="276" w:lineRule="auto"/>
+        <w:rPr>
+          <w:rFonts w:ascii="Bahnschrift SemiLight" w:eastAsia="Cambria" w:hAnsi="Bahnschrift SemiLight" w:cs="Cambria"/>
+          <w:color w:val="000000"/>
+          <w:sz w:val="28"/>
+          <w:szCs w:val="24"/>
+          <w:lang w:val="en-IN"/>
+        </w:rPr>
+      </w:pPr>
+      <w:r>
+        <w:rPr>
+          <w:rFonts w:ascii="Bahnschrift SemiLight" w:eastAsia="Cambria" w:hAnsi="Bahnschrift SemiLight" w:cs="Cambria"/>
+          <w:color w:val="000000"/>
+          <w:sz w:val="28"/>
+          <w:szCs w:val="24"/>
+          <w:lang w:val="en-IN"/>
+        </w:rPr>
+        <w:t>Database: MySQL</w:t>
+      </w:r>
+    </w:p>
+    <w:p>
+      <w:pPr>
+        <w:pBdr>
+          <w:top w:val="nil"/>
+          <w:left w:val="nil"/>
+          <w:bottom w:val="nil"/>
+          <w:right w:val="nil"/>
+          <w:between w:val="nil"/>
+        </w:pBdr>
+        <w:tabs>
+          <w:tab w:val="left" w:pos="924"/>
+        </w:tabs>
+        <w:spacing w:before="155" w:line="276" w:lineRule="auto"/>
+        <w:rPr>
+          <w:rFonts w:ascii="Bahnschrift SemiLight" w:eastAsia="Cambria" w:hAnsi="Bahnschrift SemiLight" w:cs="Cambria"/>
+          <w:color w:val="000000"/>
+          <w:sz w:val="28"/>
+          <w:szCs w:val="24"/>
+          <w:lang w:val="en-IN"/>
+        </w:rPr>
+      </w:pPr>
+      <w:r>
+        <w:rPr>
+          <w:rFonts w:ascii="Bahnschrift SemiLight" w:eastAsia="Cambria" w:hAnsi="Bahnschrift SemiLight" w:cs="Cambria"/>
+          <w:color w:val="000000"/>
+          <w:sz w:val="28"/>
+          <w:szCs w:val="24"/>
+          <w:lang w:val="en-IN"/>
+        </w:rPr>
+        <w:t>Relational Databases ensure organized storage and efficient queries for structured data.</w:t>
+      </w:r>
+    </w:p>
+    <w:p>
+      <w:pPr>
+        <w:pBdr>
+          <w:top w:val="nil"/>
+          <w:left w:val="nil"/>
+          <w:bottom w:val="nil"/>
+          <w:right w:val="nil"/>
+          <w:between w:val="nil"/>
+        </w:pBdr>
+        <w:tabs>
+          <w:tab w:val="left" w:pos="924"/>
+        </w:tabs>
+        <w:spacing w:before="155" w:line="276" w:lineRule="auto"/>
+        <w:rPr>
+          <w:rFonts w:ascii="Bahnschrift SemiLight" w:eastAsia="Cambria" w:hAnsi="Bahnschrift SemiLight" w:cs="Cambria"/>
+          <w:color w:val="000000"/>
+          <w:sz w:val="28"/>
+          <w:szCs w:val="24"/>
+          <w:lang w:val="en-IN"/>
+        </w:rPr>
+      </w:pPr>
+    </w:p>
+    <w:p>
+      <w:pPr>
+        <w:pStyle w:val="ListParagraph"/>
+        <w:numPr>
+          <w:ilvl w:val="0"/>
+          <w:numId w:val="9"/>
+        </w:numPr>
+        <w:pBdr>
+          <w:top w:val="nil"/>
+          <w:left w:val="nil"/>
+          <w:bottom w:val="nil"/>
+          <w:right w:val="nil"/>
+          <w:between w:val="nil"/>
+        </w:pBdr>
+        <w:tabs>
+          <w:tab w:val="left" w:pos="924"/>
+        </w:tabs>
+        <w:spacing w:before="155" w:line="276" w:lineRule="auto"/>
+        <w:rPr>
+          <w:rFonts w:ascii="Bahnschrift SemiLight" w:eastAsia="Cambria" w:hAnsi="Bahnschrift SemiLight" w:cs="Cambria"/>
+          <w:color w:val="000000"/>
+          <w:sz w:val="28"/>
+          <w:szCs w:val="24"/>
+          <w:lang w:val="en-IN"/>
+        </w:rPr>
+      </w:pPr>
+      <w:r>
+        <w:rPr>
+          <w:rFonts w:ascii="Bahnschrift SemiLight" w:eastAsia="Cambria" w:hAnsi="Bahnschrift SemiLight" w:cs="Cambria"/>
+          <w:color w:val="000000"/>
+          <w:sz w:val="28"/>
+          <w:szCs w:val="24"/>
+          <w:lang w:val="en-IN"/>
+        </w:rPr>
+        <w:t>Data Processing and Analysis Technologies: Pandas, Numpy, SciPy (Python Libraries).</w:t>
+      </w:r>
+    </w:p>
+    <w:p>
+      <w:pPr>
+        <w:pBdr>
+          <w:top w:val="nil"/>
+          <w:left w:val="nil"/>
+          <w:bottom w:val="nil"/>
+          <w:right w:val="nil"/>
+          <w:between w:val="nil"/>
+        </w:pBdr>
+        <w:tabs>
+          <w:tab w:val="left" w:pos="924"/>
+        </w:tabs>
+        <w:spacing w:before="155" w:line="276" w:lineRule="auto"/>
+        <w:ind w:left="360"/>
+        <w:rPr>
+          <w:rFonts w:ascii="Bahnschrift SemiLight" w:eastAsia="Cambria" w:hAnsi="Bahnschrift SemiLight" w:cs="Cambria"/>
+          <w:color w:val="000000"/>
+          <w:sz w:val="28"/>
+          <w:szCs w:val="24"/>
+          <w:lang w:val="en-IN"/>
+        </w:rPr>
+      </w:pPr>
+      <w:r>
+        <w:rPr>
+          <w:rFonts w:ascii="Bahnschrift SemiLight" w:eastAsia="Cambria" w:hAnsi="Bahnschrift SemiLight" w:cs="Cambria"/>
+          <w:color w:val="000000"/>
+          <w:sz w:val="28"/>
+          <w:szCs w:val="24"/>
+          <w:lang w:val="en-IN"/>
+        </w:rPr>
+        <w:t>Python libraries like Pandas and NumPy simplify data cleaning, transformation, and analysis.</w:t>
+      </w:r>
+    </w:p>
+    <w:p>
+      <w:pPr>
+        <w:pBdr>
+          <w:top w:val="nil"/>
+          <w:left w:val="nil"/>
+          <w:bottom w:val="nil"/>
+          <w:right w:val="nil"/>
+          <w:between w:val="nil"/>
+        </w:pBdr>
+        <w:tabs>
+          <w:tab w:val="left" w:pos="924"/>
+        </w:tabs>
+        <w:spacing w:before="155" w:line="276" w:lineRule="auto"/>
+        <w:ind w:left="360"/>
+        <w:rPr>
+          <w:rFonts w:ascii="Bahnschrift SemiLight" w:eastAsia="Cambria" w:hAnsi="Bahnschrift SemiLight" w:cs="Cambria"/>
+          <w:color w:val="000000"/>
+          <w:sz w:val="28"/>
+          <w:szCs w:val="24"/>
+          <w:lang w:val="en-IN"/>
+        </w:rPr>
+      </w:pPr>
+    </w:p>
+    <w:p>
+      <w:pPr>
+        <w:pStyle w:val="ListParagraph"/>
+        <w:numPr>
+          <w:ilvl w:val="0"/>
+          <w:numId w:val="9"/>
+        </w:numPr>
+        <w:pBdr>
+          <w:top w:val="nil"/>
+          <w:left w:val="nil"/>
+          <w:bottom w:val="nil"/>
+          <w:right w:val="nil"/>
+          <w:between w:val="nil"/>
+        </w:pBdr>
+        <w:tabs>
+          <w:tab w:val="left" w:pos="924"/>
+        </w:tabs>
+        <w:spacing w:before="155" w:line="276" w:lineRule="auto"/>
+        <w:rPr>
+          <w:rFonts w:ascii="Bahnschrift SemiLight" w:eastAsia="Cambria" w:hAnsi="Bahnschrift SemiLight" w:cs="Cambria"/>
+          <w:color w:val="000000"/>
+          <w:sz w:val="28"/>
+          <w:szCs w:val="24"/>
+          <w:lang w:val="en-IN"/>
+        </w:rPr>
+      </w:pPr>
+      <w:r>
+        <w:rPr>
+          <w:rFonts w:ascii="Bahnschrift SemiLight" w:eastAsia="Cambria" w:hAnsi="Bahnschrift SemiLight" w:cs="Cambria"/>
+          <w:color w:val="000000"/>
+          <w:sz w:val="28"/>
+          <w:szCs w:val="24"/>
+          <w:lang w:val="en-IN"/>
+        </w:rPr>
+        <w:t>Machine Learning model frameworks: TensorFlow (deep learning for time-series and recommendations), Scikit-Learn (traditional machine learning algorithms).</w:t>
+      </w:r>
+    </w:p>
+    <w:p>
+      <w:pPr>
+        <w:pBdr>
+          <w:top w:val="nil"/>
+          <w:left w:val="nil"/>
+          <w:bottom w:val="nil"/>
+          <w:right w:val="nil"/>
+          <w:between w:val="nil"/>
+        </w:pBdr>
+        <w:tabs>
+          <w:tab w:val="left" w:pos="924"/>
+        </w:tabs>
+        <w:spacing w:before="155" w:line="276" w:lineRule="auto"/>
+        <w:ind w:left="360"/>
+        <w:rPr>
+          <w:rFonts w:ascii="Bahnschrift SemiLight" w:eastAsia="Cambria" w:hAnsi="Bahnschrift SemiLight" w:cs="Cambria"/>
+          <w:color w:val="000000"/>
+          <w:sz w:val="28"/>
+          <w:szCs w:val="24"/>
+          <w:lang w:val="en-IN"/>
+        </w:rPr>
+      </w:pPr>
+      <w:r>
+        <w:rPr>
+          <w:rFonts w:ascii="Bahnschrift SemiLight" w:eastAsia="Cambria" w:hAnsi="Bahnschrift SemiLight" w:cs="Cambria"/>
+          <w:color w:val="000000"/>
+          <w:sz w:val="28"/>
+          <w:szCs w:val="24"/>
+          <w:lang w:val="en-IN"/>
+        </w:rPr>
+        <w:t>TensorFlow has industry standard frameworks with flexibility and scalability for deep learning models. Scikit-learn offers a simple interface for implementing traditional ML algorithms.</w:t>
+      </w:r>
+    </w:p>
+    <w:p>
+      <w:pPr>
+        <w:pBdr>
+          <w:top w:val="nil"/>
+          <w:left w:val="nil"/>
+          <w:bottom w:val="nil"/>
+          <w:right w:val="nil"/>
+          <w:between w:val="nil"/>
+        </w:pBdr>
+        <w:tabs>
+          <w:tab w:val="left" w:pos="924"/>
+        </w:tabs>
+        <w:spacing w:before="155" w:line="276" w:lineRule="auto"/>
+        <w:ind w:left="360"/>
+        <w:rPr>
+          <w:rFonts w:ascii="Bahnschrift SemiLight" w:eastAsia="Cambria" w:hAnsi="Bahnschrift SemiLight" w:cs="Cambria"/>
+          <w:color w:val="000000"/>
+          <w:sz w:val="28"/>
+          <w:szCs w:val="24"/>
+          <w:lang w:val="en-IN"/>
+        </w:rPr>
+      </w:pPr>
+    </w:p>
+    <w:p>
+      <w:pPr>
+        <w:pStyle w:val="ListParagraph"/>
+        <w:numPr>
+          <w:ilvl w:val="0"/>
+          <w:numId w:val="9"/>
+        </w:numPr>
+        <w:pBdr>
+          <w:top w:val="nil"/>
+          <w:left w:val="nil"/>
+          <w:bottom w:val="nil"/>
+          <w:right w:val="nil"/>
+          <w:between w:val="nil"/>
+        </w:pBdr>
+        <w:tabs>
+          <w:tab w:val="left" w:pos="924"/>
+        </w:tabs>
+        <w:spacing w:before="155" w:line="276" w:lineRule="auto"/>
+        <w:rPr>
+          <w:rFonts w:ascii="Bahnschrift SemiLight" w:eastAsia="Cambria" w:hAnsi="Bahnschrift SemiLight" w:cs="Cambria"/>
+          <w:color w:val="000000"/>
+          <w:sz w:val="28"/>
+          <w:szCs w:val="24"/>
+          <w:lang w:val="en-IN"/>
+        </w:rPr>
+      </w:pPr>
+      <w:r>
+        <w:rPr>
+          <w:rFonts w:ascii="Bahnschrift SemiLight" w:eastAsia="Cambria" w:hAnsi="Bahnschrift SemiLight" w:cs="Cambria"/>
+          <w:color w:val="000000"/>
+          <w:sz w:val="28"/>
+          <w:szCs w:val="24"/>
+          <w:lang w:val="en-IN"/>
+        </w:rPr>
+        <w:t>Visualization and Reporting Libraries: Matplotlib, Seaborn (Interactive Dashboards).</w:t>
+      </w:r>
+    </w:p>
+    <w:p>
+      <w:pPr>
+        <w:pBdr>
+          <w:top w:val="nil"/>
+          <w:left w:val="nil"/>
+          <w:bottom w:val="nil"/>
+          <w:right w:val="nil"/>
+          <w:between w:val="nil"/>
+        </w:pBdr>
+        <w:tabs>
+          <w:tab w:val="left" w:pos="924"/>
+        </w:tabs>
+        <w:spacing w:before="155" w:line="276" w:lineRule="auto"/>
+        <w:ind w:left="360"/>
+        <w:rPr>
+          <w:rFonts w:ascii="Bahnschrift SemiLight" w:eastAsia="Cambria" w:hAnsi="Bahnschrift SemiLight" w:cs="Cambria"/>
+          <w:color w:val="000000"/>
+          <w:sz w:val="28"/>
+          <w:szCs w:val="24"/>
+          <w:lang w:val="en-IN"/>
+        </w:rPr>
+      </w:pPr>
+      <w:r>
+        <w:rPr>
+          <w:rFonts w:ascii="Bahnschrift SemiLight" w:eastAsia="Cambria" w:hAnsi="Bahnschrift SemiLight" w:cs="Cambria"/>
+          <w:color w:val="000000"/>
+          <w:sz w:val="28"/>
+          <w:szCs w:val="24"/>
+          <w:lang w:val="en-IN"/>
+        </w:rPr>
+        <w:t>Matplotlib and seaborn are great for creating basic graphs and reports.</w:t>
+      </w:r>
     </w:p>
     <w:p>
       <w:pPr>
@@ -4943,1021 +6253,8 @@
           <w:lang w:val="en-IN"/>
         </w:rPr>
       </w:pPr>
-      <w:r>
-        <w:rPr>
-          <w:rFonts w:ascii="Bahnschrift SemiLight" w:eastAsia="Cambria" w:hAnsi="Bahnschrift SemiLight" w:cs="Cambria"/>
-          <w:b/>
-          <w:color w:val="000000"/>
-          <w:sz w:val="32"/>
-          <w:szCs w:val="24"/>
-          <w:u w:val="single"/>
-          <w:lang w:val="en-IN"/>
-        </w:rPr>
-        <w:lastRenderedPageBreak/>
-        <w:t>Problem Definition</w:t>
-      </w:r>
-    </w:p>
-    <w:p>
-      <w:pPr>
-        <w:pBdr>
-          <w:top w:val="nil"/>
-          <w:left w:val="nil"/>
-          <w:bottom w:val="nil"/>
-          <w:right w:val="nil"/>
-          <w:between w:val="nil"/>
-        </w:pBdr>
-        <w:tabs>
-          <w:tab w:val="left" w:pos="924"/>
-        </w:tabs>
-        <w:spacing w:before="155" w:line="360" w:lineRule="auto"/>
-        <w:jc w:val="center"/>
-        <w:rPr>
-          <w:rFonts w:ascii="Bahnschrift SemiLight" w:eastAsia="Cambria" w:hAnsi="Bahnschrift SemiLight" w:cs="Cambria"/>
-          <w:b/>
-          <w:color w:val="000000"/>
-          <w:sz w:val="32"/>
-          <w:szCs w:val="24"/>
-          <w:u w:val="single"/>
-          <w:lang w:val="en-IN"/>
-        </w:rPr>
-      </w:pPr>
-    </w:p>
-    <w:p>
-      <w:pPr>
-        <w:pBdr>
-          <w:top w:val="nil"/>
-          <w:left w:val="nil"/>
-          <w:bottom w:val="nil"/>
-          <w:right w:val="nil"/>
-          <w:between w:val="nil"/>
-        </w:pBdr>
-        <w:tabs>
-          <w:tab w:val="left" w:pos="924"/>
-        </w:tabs>
-        <w:spacing w:before="155" w:line="360" w:lineRule="auto"/>
-        <w:jc w:val="center"/>
-        <w:rPr>
-          <w:rFonts w:ascii="Bahnschrift SemiLight" w:eastAsia="Cambria" w:hAnsi="Bahnschrift SemiLight" w:cs="Cambria"/>
-          <w:b/>
-          <w:color w:val="000000"/>
-          <w:sz w:val="32"/>
-          <w:szCs w:val="24"/>
-          <w:u w:val="single"/>
-          <w:lang w:val="en-IN"/>
-        </w:rPr>
-      </w:pPr>
-    </w:p>
-    <w:p>
-      <w:pPr>
-        <w:pBdr>
-          <w:top w:val="nil"/>
-          <w:left w:val="nil"/>
-          <w:bottom w:val="nil"/>
-          <w:right w:val="nil"/>
-          <w:between w:val="nil"/>
-        </w:pBdr>
-        <w:tabs>
-          <w:tab w:val="left" w:pos="924"/>
-        </w:tabs>
-        <w:spacing w:before="155" w:line="360" w:lineRule="auto"/>
-        <w:jc w:val="center"/>
-        <w:rPr>
-          <w:rFonts w:ascii="Bahnschrift SemiLight" w:eastAsia="Cambria" w:hAnsi="Bahnschrift SemiLight" w:cs="Cambria"/>
-          <w:b/>
-          <w:color w:val="000000"/>
-          <w:sz w:val="32"/>
-          <w:szCs w:val="24"/>
-          <w:u w:val="single"/>
-          <w:lang w:val="en-IN"/>
-        </w:rPr>
-      </w:pPr>
-    </w:p>
-    <w:p>
-      <w:pPr>
-        <w:pBdr>
-          <w:top w:val="nil"/>
-          <w:left w:val="nil"/>
-          <w:bottom w:val="nil"/>
-          <w:right w:val="nil"/>
-          <w:between w:val="nil"/>
-        </w:pBdr>
-        <w:tabs>
-          <w:tab w:val="left" w:pos="924"/>
-        </w:tabs>
-        <w:spacing w:before="155" w:line="360" w:lineRule="auto"/>
-        <w:jc w:val="center"/>
-        <w:rPr>
-          <w:rFonts w:ascii="Bahnschrift SemiLight" w:eastAsia="Cambria" w:hAnsi="Bahnschrift SemiLight" w:cs="Cambria"/>
-          <w:b/>
-          <w:color w:val="000000"/>
-          <w:sz w:val="32"/>
-          <w:szCs w:val="24"/>
-          <w:u w:val="single"/>
-          <w:lang w:val="en-IN"/>
-        </w:rPr>
-      </w:pPr>
-    </w:p>
-    <w:p>
-      <w:pPr>
-        <w:pBdr>
-          <w:top w:val="nil"/>
-          <w:left w:val="nil"/>
-          <w:bottom w:val="nil"/>
-          <w:right w:val="nil"/>
-          <w:between w:val="nil"/>
-        </w:pBdr>
-        <w:tabs>
-          <w:tab w:val="left" w:pos="924"/>
-        </w:tabs>
-        <w:spacing w:before="155" w:line="360" w:lineRule="auto"/>
-        <w:jc w:val="center"/>
-        <w:rPr>
-          <w:rFonts w:ascii="Bahnschrift SemiLight" w:eastAsia="Cambria" w:hAnsi="Bahnschrift SemiLight" w:cs="Cambria"/>
-          <w:b/>
-          <w:color w:val="000000"/>
-          <w:sz w:val="32"/>
-          <w:szCs w:val="24"/>
-          <w:u w:val="single"/>
-          <w:lang w:val="en-IN"/>
-        </w:rPr>
-      </w:pPr>
-    </w:p>
-    <w:p>
-      <w:pPr>
-        <w:pBdr>
-          <w:top w:val="nil"/>
-          <w:left w:val="nil"/>
-          <w:bottom w:val="nil"/>
-          <w:right w:val="nil"/>
-          <w:between w:val="nil"/>
-        </w:pBdr>
-        <w:tabs>
-          <w:tab w:val="left" w:pos="924"/>
-        </w:tabs>
-        <w:spacing w:before="155" w:line="360" w:lineRule="auto"/>
-        <w:jc w:val="center"/>
-        <w:rPr>
-          <w:rFonts w:ascii="Bahnschrift SemiLight" w:eastAsia="Cambria" w:hAnsi="Bahnschrift SemiLight" w:cs="Cambria"/>
-          <w:b/>
-          <w:color w:val="000000"/>
-          <w:sz w:val="32"/>
-          <w:szCs w:val="24"/>
-          <w:u w:val="single"/>
-          <w:lang w:val="en-IN"/>
-        </w:rPr>
-      </w:pPr>
-    </w:p>
-    <w:p>
-      <w:pPr>
-        <w:pBdr>
-          <w:top w:val="nil"/>
-          <w:left w:val="nil"/>
-          <w:bottom w:val="nil"/>
-          <w:right w:val="nil"/>
-          <w:between w:val="nil"/>
-        </w:pBdr>
-        <w:tabs>
-          <w:tab w:val="left" w:pos="924"/>
-        </w:tabs>
-        <w:spacing w:before="155" w:line="360" w:lineRule="auto"/>
-        <w:jc w:val="center"/>
-        <w:rPr>
-          <w:rFonts w:ascii="Bahnschrift SemiLight" w:eastAsia="Cambria" w:hAnsi="Bahnschrift SemiLight" w:cs="Cambria"/>
-          <w:b/>
-          <w:color w:val="000000"/>
-          <w:sz w:val="32"/>
-          <w:szCs w:val="24"/>
-          <w:u w:val="single"/>
-          <w:lang w:val="en-IN"/>
-        </w:rPr>
-      </w:pPr>
-    </w:p>
-    <w:p>
-      <w:pPr>
-        <w:pBdr>
-          <w:top w:val="nil"/>
-          <w:left w:val="nil"/>
-          <w:bottom w:val="nil"/>
-          <w:right w:val="nil"/>
-          <w:between w:val="nil"/>
-        </w:pBdr>
-        <w:tabs>
-          <w:tab w:val="left" w:pos="924"/>
-        </w:tabs>
-        <w:spacing w:before="155" w:line="360" w:lineRule="auto"/>
-        <w:jc w:val="center"/>
-        <w:rPr>
-          <w:rFonts w:ascii="Bahnschrift SemiLight" w:eastAsia="Cambria" w:hAnsi="Bahnschrift SemiLight" w:cs="Cambria"/>
-          <w:b/>
-          <w:color w:val="000000"/>
-          <w:sz w:val="32"/>
-          <w:szCs w:val="24"/>
-          <w:u w:val="single"/>
-          <w:lang w:val="en-IN"/>
-        </w:rPr>
-      </w:pPr>
-    </w:p>
-    <w:p>
-      <w:pPr>
-        <w:pBdr>
-          <w:top w:val="nil"/>
-          <w:left w:val="nil"/>
-          <w:bottom w:val="nil"/>
-          <w:right w:val="nil"/>
-          <w:between w:val="nil"/>
-        </w:pBdr>
-        <w:tabs>
-          <w:tab w:val="left" w:pos="924"/>
-        </w:tabs>
-        <w:spacing w:before="155" w:line="360" w:lineRule="auto"/>
-        <w:jc w:val="center"/>
-        <w:rPr>
-          <w:rFonts w:ascii="Bahnschrift SemiLight" w:eastAsia="Cambria" w:hAnsi="Bahnschrift SemiLight" w:cs="Cambria"/>
-          <w:b/>
-          <w:color w:val="000000"/>
-          <w:sz w:val="32"/>
-          <w:szCs w:val="24"/>
-          <w:u w:val="single"/>
-          <w:lang w:val="en-IN"/>
-        </w:rPr>
-      </w:pPr>
-    </w:p>
-    <w:p>
-      <w:pPr>
-        <w:pBdr>
-          <w:top w:val="nil"/>
-          <w:left w:val="nil"/>
-          <w:bottom w:val="nil"/>
-          <w:right w:val="nil"/>
-          <w:between w:val="nil"/>
-        </w:pBdr>
-        <w:tabs>
-          <w:tab w:val="left" w:pos="924"/>
-        </w:tabs>
-        <w:spacing w:before="155" w:line="360" w:lineRule="auto"/>
-        <w:jc w:val="center"/>
-        <w:rPr>
-          <w:rFonts w:ascii="Bahnschrift SemiLight" w:eastAsia="Cambria" w:hAnsi="Bahnschrift SemiLight" w:cs="Cambria"/>
-          <w:b/>
-          <w:color w:val="000000"/>
-          <w:sz w:val="32"/>
-          <w:szCs w:val="24"/>
-          <w:u w:val="single"/>
-          <w:lang w:val="en-IN"/>
-        </w:rPr>
-      </w:pPr>
-    </w:p>
-    <w:p>
-      <w:pPr>
-        <w:pBdr>
-          <w:top w:val="nil"/>
-          <w:left w:val="nil"/>
-          <w:bottom w:val="nil"/>
-          <w:right w:val="nil"/>
-          <w:between w:val="nil"/>
-        </w:pBdr>
-        <w:tabs>
-          <w:tab w:val="left" w:pos="924"/>
-        </w:tabs>
-        <w:spacing w:before="155" w:line="360" w:lineRule="auto"/>
-        <w:jc w:val="center"/>
-        <w:rPr>
-          <w:rFonts w:ascii="Bahnschrift SemiLight" w:eastAsia="Cambria" w:hAnsi="Bahnschrift SemiLight" w:cs="Cambria"/>
-          <w:b/>
-          <w:color w:val="000000"/>
-          <w:sz w:val="32"/>
-          <w:szCs w:val="24"/>
-          <w:u w:val="single"/>
-          <w:lang w:val="en-IN"/>
-        </w:rPr>
-      </w:pPr>
-    </w:p>
-    <w:p>
-      <w:pPr>
-        <w:pBdr>
-          <w:top w:val="nil"/>
-          <w:left w:val="nil"/>
-          <w:bottom w:val="nil"/>
-          <w:right w:val="nil"/>
-          <w:between w:val="nil"/>
-        </w:pBdr>
-        <w:tabs>
-          <w:tab w:val="left" w:pos="924"/>
-        </w:tabs>
-        <w:spacing w:before="155" w:line="360" w:lineRule="auto"/>
-        <w:jc w:val="center"/>
-        <w:rPr>
-          <w:rFonts w:ascii="Bahnschrift SemiLight" w:eastAsia="Cambria" w:hAnsi="Bahnschrift SemiLight" w:cs="Cambria"/>
-          <w:b/>
-          <w:color w:val="000000"/>
-          <w:sz w:val="32"/>
-          <w:szCs w:val="24"/>
-          <w:u w:val="single"/>
-          <w:lang w:val="en-IN"/>
-        </w:rPr>
-      </w:pPr>
-    </w:p>
-    <w:p>
-      <w:pPr>
-        <w:pBdr>
-          <w:top w:val="nil"/>
-          <w:left w:val="nil"/>
-          <w:bottom w:val="nil"/>
-          <w:right w:val="nil"/>
-          <w:between w:val="nil"/>
-        </w:pBdr>
-        <w:tabs>
-          <w:tab w:val="left" w:pos="924"/>
-        </w:tabs>
-        <w:spacing w:before="155" w:line="360" w:lineRule="auto"/>
-        <w:jc w:val="center"/>
-        <w:rPr>
-          <w:rFonts w:ascii="Bahnschrift SemiLight" w:eastAsia="Cambria" w:hAnsi="Bahnschrift SemiLight" w:cs="Cambria"/>
-          <w:b/>
-          <w:color w:val="000000"/>
-          <w:sz w:val="32"/>
-          <w:szCs w:val="24"/>
-          <w:u w:val="single"/>
-          <w:lang w:val="en-IN"/>
-        </w:rPr>
-      </w:pPr>
-    </w:p>
-    <w:p>
-      <w:pPr>
-        <w:pBdr>
-          <w:top w:val="nil"/>
-          <w:left w:val="nil"/>
-          <w:bottom w:val="nil"/>
-          <w:right w:val="nil"/>
-          <w:between w:val="nil"/>
-        </w:pBdr>
-        <w:tabs>
-          <w:tab w:val="left" w:pos="924"/>
-        </w:tabs>
-        <w:spacing w:before="155" w:line="360" w:lineRule="auto"/>
-        <w:jc w:val="center"/>
-        <w:rPr>
-          <w:rFonts w:ascii="Bahnschrift SemiLight" w:eastAsia="Cambria" w:hAnsi="Bahnschrift SemiLight" w:cs="Cambria"/>
-          <w:b/>
-          <w:color w:val="000000"/>
-          <w:sz w:val="32"/>
-          <w:szCs w:val="24"/>
-          <w:u w:val="single"/>
-          <w:lang w:val="en-IN"/>
-        </w:rPr>
-      </w:pPr>
-    </w:p>
-    <w:p>
-      <w:pPr>
-        <w:pBdr>
-          <w:top w:val="nil"/>
-          <w:left w:val="nil"/>
-          <w:bottom w:val="nil"/>
-          <w:right w:val="nil"/>
-          <w:between w:val="nil"/>
-        </w:pBdr>
-        <w:tabs>
-          <w:tab w:val="left" w:pos="924"/>
-        </w:tabs>
-        <w:spacing w:before="155" w:line="360" w:lineRule="auto"/>
-        <w:jc w:val="center"/>
-        <w:rPr>
-          <w:rFonts w:ascii="Bahnschrift SemiLight" w:eastAsia="Cambria" w:hAnsi="Bahnschrift SemiLight" w:cs="Cambria"/>
-          <w:b/>
-          <w:color w:val="000000"/>
-          <w:sz w:val="32"/>
-          <w:szCs w:val="24"/>
-          <w:u w:val="single"/>
-          <w:lang w:val="en-IN"/>
-        </w:rPr>
-      </w:pPr>
-    </w:p>
-    <w:p>
-      <w:pPr>
-        <w:pBdr>
-          <w:top w:val="nil"/>
-          <w:left w:val="nil"/>
-          <w:bottom w:val="nil"/>
-          <w:right w:val="nil"/>
-          <w:between w:val="nil"/>
-        </w:pBdr>
-        <w:tabs>
-          <w:tab w:val="left" w:pos="924"/>
-        </w:tabs>
-        <w:spacing w:before="155" w:line="360" w:lineRule="auto"/>
-        <w:jc w:val="center"/>
-        <w:rPr>
-          <w:rFonts w:ascii="Bahnschrift SemiLight" w:eastAsia="Cambria" w:hAnsi="Bahnschrift SemiLight" w:cs="Cambria"/>
-          <w:b/>
-          <w:color w:val="000000"/>
-          <w:sz w:val="32"/>
-          <w:szCs w:val="24"/>
-          <w:u w:val="single"/>
-          <w:lang w:val="en-IN"/>
-        </w:rPr>
-      </w:pPr>
-    </w:p>
-    <w:p>
-      <w:pPr>
-        <w:pBdr>
-          <w:top w:val="nil"/>
-          <w:left w:val="nil"/>
-          <w:bottom w:val="nil"/>
-          <w:right w:val="nil"/>
-          <w:between w:val="nil"/>
-        </w:pBdr>
-        <w:tabs>
-          <w:tab w:val="left" w:pos="924"/>
-        </w:tabs>
-        <w:spacing w:before="155" w:line="360" w:lineRule="auto"/>
-        <w:jc w:val="center"/>
-        <w:rPr>
-          <w:rFonts w:ascii="Bahnschrift SemiLight" w:eastAsia="Cambria" w:hAnsi="Bahnschrift SemiLight" w:cs="Cambria"/>
-          <w:b/>
-          <w:color w:val="000000"/>
-          <w:sz w:val="32"/>
-          <w:szCs w:val="24"/>
-          <w:u w:val="single"/>
-          <w:lang w:val="en-IN"/>
-        </w:rPr>
-      </w:pPr>
-    </w:p>
-    <w:p>
-      <w:pPr>
-        <w:pBdr>
-          <w:top w:val="nil"/>
-          <w:left w:val="nil"/>
-          <w:bottom w:val="nil"/>
-          <w:right w:val="nil"/>
-          <w:between w:val="nil"/>
-        </w:pBdr>
-        <w:tabs>
-          <w:tab w:val="left" w:pos="924"/>
-        </w:tabs>
-        <w:spacing w:before="155" w:line="360" w:lineRule="auto"/>
-        <w:jc w:val="center"/>
-        <w:rPr>
-          <w:rFonts w:ascii="Bahnschrift SemiLight" w:eastAsia="Cambria" w:hAnsi="Bahnschrift SemiLight" w:cs="Cambria"/>
-          <w:b/>
-          <w:color w:val="000000"/>
-          <w:sz w:val="32"/>
-          <w:szCs w:val="24"/>
-          <w:u w:val="single"/>
-          <w:lang w:val="en-IN"/>
-        </w:rPr>
-      </w:pPr>
-    </w:p>
-    <w:p>
-      <w:pPr>
-        <w:pBdr>
-          <w:top w:val="nil"/>
-          <w:left w:val="nil"/>
-          <w:bottom w:val="nil"/>
-          <w:right w:val="nil"/>
-          <w:between w:val="nil"/>
-        </w:pBdr>
-        <w:tabs>
-          <w:tab w:val="left" w:pos="924"/>
-        </w:tabs>
-        <w:spacing w:before="155" w:line="360" w:lineRule="auto"/>
-        <w:jc w:val="center"/>
-        <w:rPr>
-          <w:rFonts w:ascii="Bahnschrift SemiLight" w:eastAsia="Cambria" w:hAnsi="Bahnschrift SemiLight" w:cs="Cambria"/>
-          <w:b/>
-          <w:color w:val="000000"/>
-          <w:sz w:val="32"/>
-          <w:szCs w:val="24"/>
-          <w:u w:val="single"/>
-          <w:lang w:val="en-IN"/>
-        </w:rPr>
-      </w:pPr>
-    </w:p>
-    <w:p>
-      <w:pPr>
-        <w:pBdr>
-          <w:top w:val="nil"/>
-          <w:left w:val="nil"/>
-          <w:bottom w:val="nil"/>
-          <w:right w:val="nil"/>
-          <w:between w:val="nil"/>
-        </w:pBdr>
-        <w:tabs>
-          <w:tab w:val="left" w:pos="924"/>
-        </w:tabs>
-        <w:spacing w:before="155" w:line="360" w:lineRule="auto"/>
-        <w:jc w:val="center"/>
-        <w:rPr>
-          <w:rFonts w:ascii="Bahnschrift SemiLight" w:eastAsia="Cambria" w:hAnsi="Bahnschrift SemiLight" w:cs="Cambria"/>
-          <w:b/>
-          <w:color w:val="000000"/>
-          <w:sz w:val="32"/>
-          <w:szCs w:val="24"/>
-          <w:u w:val="single"/>
-          <w:lang w:val="en-IN"/>
-        </w:rPr>
-      </w:pPr>
-      <w:r>
-        <w:rPr>
-          <w:rFonts w:ascii="Bahnschrift SemiLight" w:eastAsia="Cambria" w:hAnsi="Bahnschrift SemiLight" w:cs="Cambria"/>
-          <w:b/>
-          <w:color w:val="000000"/>
-          <w:sz w:val="32"/>
-          <w:szCs w:val="24"/>
-          <w:u w:val="single"/>
-          <w:lang w:val="en-IN"/>
-        </w:rPr>
-        <w:lastRenderedPageBreak/>
-        <w:t xml:space="preserve">Technologies to be </w:t>
-      </w:r>
-      <w:proofErr w:type="gramStart"/>
-      <w:r>
-        <w:rPr>
-          <w:rFonts w:ascii="Bahnschrift SemiLight" w:eastAsia="Cambria" w:hAnsi="Bahnschrift SemiLight" w:cs="Cambria"/>
-          <w:b/>
-          <w:color w:val="000000"/>
-          <w:sz w:val="32"/>
-          <w:szCs w:val="24"/>
-          <w:u w:val="single"/>
-          <w:lang w:val="en-IN"/>
-        </w:rPr>
-        <w:t>Used</w:t>
-      </w:r>
-      <w:proofErr w:type="gramEnd"/>
-    </w:p>
-    <w:p>
-      <w:pPr>
-        <w:pBdr>
-          <w:top w:val="nil"/>
-          <w:left w:val="nil"/>
-          <w:bottom w:val="nil"/>
-          <w:right w:val="nil"/>
-          <w:between w:val="nil"/>
-        </w:pBdr>
-        <w:tabs>
-          <w:tab w:val="left" w:pos="924"/>
-        </w:tabs>
-        <w:spacing w:before="155" w:line="360" w:lineRule="auto"/>
-        <w:jc w:val="center"/>
-        <w:rPr>
-          <w:rFonts w:ascii="Bahnschrift SemiLight" w:eastAsia="Cambria" w:hAnsi="Bahnschrift SemiLight" w:cs="Cambria"/>
-          <w:b/>
-          <w:color w:val="000000"/>
-          <w:sz w:val="32"/>
-          <w:szCs w:val="24"/>
-          <w:u w:val="single"/>
-          <w:lang w:val="en-IN"/>
-        </w:rPr>
-      </w:pPr>
-    </w:p>
-    <w:p>
-      <w:pPr>
-        <w:pBdr>
-          <w:top w:val="nil"/>
-          <w:left w:val="nil"/>
-          <w:bottom w:val="nil"/>
-          <w:right w:val="nil"/>
-          <w:between w:val="nil"/>
-        </w:pBdr>
-        <w:tabs>
-          <w:tab w:val="left" w:pos="924"/>
-        </w:tabs>
-        <w:spacing w:before="155" w:line="360" w:lineRule="auto"/>
-        <w:jc w:val="center"/>
-        <w:rPr>
-          <w:rFonts w:ascii="Bahnschrift SemiLight" w:eastAsia="Cambria" w:hAnsi="Bahnschrift SemiLight" w:cs="Cambria"/>
-          <w:b/>
-          <w:color w:val="000000"/>
-          <w:sz w:val="32"/>
-          <w:szCs w:val="24"/>
-          <w:u w:val="single"/>
-          <w:lang w:val="en-IN"/>
-        </w:rPr>
-      </w:pPr>
-    </w:p>
-    <w:p>
-      <w:pPr>
-        <w:pBdr>
-          <w:top w:val="nil"/>
-          <w:left w:val="nil"/>
-          <w:bottom w:val="nil"/>
-          <w:right w:val="nil"/>
-          <w:between w:val="nil"/>
-        </w:pBdr>
-        <w:tabs>
-          <w:tab w:val="left" w:pos="924"/>
-        </w:tabs>
-        <w:spacing w:before="155" w:line="360" w:lineRule="auto"/>
-        <w:jc w:val="center"/>
-        <w:rPr>
-          <w:rFonts w:ascii="Bahnschrift SemiLight" w:eastAsia="Cambria" w:hAnsi="Bahnschrift SemiLight" w:cs="Cambria"/>
-          <w:b/>
-          <w:color w:val="000000"/>
-          <w:sz w:val="32"/>
-          <w:szCs w:val="24"/>
-          <w:u w:val="single"/>
-          <w:lang w:val="en-IN"/>
-        </w:rPr>
-      </w:pPr>
-    </w:p>
-    <w:p>
-      <w:pPr>
-        <w:pBdr>
-          <w:top w:val="nil"/>
-          <w:left w:val="nil"/>
-          <w:bottom w:val="nil"/>
-          <w:right w:val="nil"/>
-          <w:between w:val="nil"/>
-        </w:pBdr>
-        <w:tabs>
-          <w:tab w:val="left" w:pos="924"/>
-        </w:tabs>
-        <w:spacing w:before="155" w:line="360" w:lineRule="auto"/>
-        <w:jc w:val="center"/>
-        <w:rPr>
-          <w:rFonts w:ascii="Bahnschrift SemiLight" w:eastAsia="Cambria" w:hAnsi="Bahnschrift SemiLight" w:cs="Cambria"/>
-          <w:b/>
-          <w:color w:val="000000"/>
-          <w:sz w:val="32"/>
-          <w:szCs w:val="24"/>
-          <w:u w:val="single"/>
-          <w:lang w:val="en-IN"/>
-        </w:rPr>
-      </w:pPr>
-    </w:p>
-    <w:p>
-      <w:pPr>
-        <w:pBdr>
-          <w:top w:val="nil"/>
-          <w:left w:val="nil"/>
-          <w:bottom w:val="nil"/>
-          <w:right w:val="nil"/>
-          <w:between w:val="nil"/>
-        </w:pBdr>
-        <w:tabs>
-          <w:tab w:val="left" w:pos="924"/>
-        </w:tabs>
-        <w:spacing w:before="155" w:line="360" w:lineRule="auto"/>
-        <w:jc w:val="center"/>
-        <w:rPr>
-          <w:rFonts w:ascii="Bahnschrift SemiLight" w:eastAsia="Cambria" w:hAnsi="Bahnschrift SemiLight" w:cs="Cambria"/>
-          <w:b/>
-          <w:color w:val="000000"/>
-          <w:sz w:val="32"/>
-          <w:szCs w:val="24"/>
-          <w:u w:val="single"/>
-          <w:lang w:val="en-IN"/>
-        </w:rPr>
-      </w:pPr>
-    </w:p>
-    <w:p>
-      <w:pPr>
-        <w:pBdr>
-          <w:top w:val="nil"/>
-          <w:left w:val="nil"/>
-          <w:bottom w:val="nil"/>
-          <w:right w:val="nil"/>
-          <w:between w:val="nil"/>
-        </w:pBdr>
-        <w:tabs>
-          <w:tab w:val="left" w:pos="924"/>
-        </w:tabs>
-        <w:spacing w:before="155" w:line="360" w:lineRule="auto"/>
-        <w:jc w:val="center"/>
-        <w:rPr>
-          <w:rFonts w:ascii="Bahnschrift SemiLight" w:eastAsia="Cambria" w:hAnsi="Bahnschrift SemiLight" w:cs="Cambria"/>
-          <w:b/>
-          <w:color w:val="000000"/>
-          <w:sz w:val="32"/>
-          <w:szCs w:val="24"/>
-          <w:u w:val="single"/>
-          <w:lang w:val="en-IN"/>
-        </w:rPr>
-      </w:pPr>
-    </w:p>
-    <w:p>
-      <w:pPr>
-        <w:pBdr>
-          <w:top w:val="nil"/>
-          <w:left w:val="nil"/>
-          <w:bottom w:val="nil"/>
-          <w:right w:val="nil"/>
-          <w:between w:val="nil"/>
-        </w:pBdr>
-        <w:tabs>
-          <w:tab w:val="left" w:pos="924"/>
-        </w:tabs>
-        <w:spacing w:before="155" w:line="360" w:lineRule="auto"/>
-        <w:jc w:val="center"/>
-        <w:rPr>
-          <w:rFonts w:ascii="Bahnschrift SemiLight" w:eastAsia="Cambria" w:hAnsi="Bahnschrift SemiLight" w:cs="Cambria"/>
-          <w:b/>
-          <w:color w:val="000000"/>
-          <w:sz w:val="32"/>
-          <w:szCs w:val="24"/>
-          <w:u w:val="single"/>
-          <w:lang w:val="en-IN"/>
-        </w:rPr>
-      </w:pPr>
-    </w:p>
-    <w:p>
-      <w:pPr>
-        <w:pBdr>
-          <w:top w:val="nil"/>
-          <w:left w:val="nil"/>
-          <w:bottom w:val="nil"/>
-          <w:right w:val="nil"/>
-          <w:between w:val="nil"/>
-        </w:pBdr>
-        <w:tabs>
-          <w:tab w:val="left" w:pos="924"/>
-        </w:tabs>
-        <w:spacing w:before="155" w:line="360" w:lineRule="auto"/>
-        <w:jc w:val="center"/>
-        <w:rPr>
-          <w:rFonts w:ascii="Bahnschrift SemiLight" w:eastAsia="Cambria" w:hAnsi="Bahnschrift SemiLight" w:cs="Cambria"/>
-          <w:b/>
-          <w:color w:val="000000"/>
-          <w:sz w:val="32"/>
-          <w:szCs w:val="24"/>
-          <w:u w:val="single"/>
-          <w:lang w:val="en-IN"/>
-        </w:rPr>
-      </w:pPr>
-    </w:p>
-    <w:p>
-      <w:pPr>
-        <w:pBdr>
-          <w:top w:val="nil"/>
-          <w:left w:val="nil"/>
-          <w:bottom w:val="nil"/>
-          <w:right w:val="nil"/>
-          <w:between w:val="nil"/>
-        </w:pBdr>
-        <w:tabs>
-          <w:tab w:val="left" w:pos="924"/>
-        </w:tabs>
-        <w:spacing w:before="155" w:line="360" w:lineRule="auto"/>
-        <w:jc w:val="center"/>
-        <w:rPr>
-          <w:rFonts w:ascii="Bahnschrift SemiLight" w:eastAsia="Cambria" w:hAnsi="Bahnschrift SemiLight" w:cs="Cambria"/>
-          <w:b/>
-          <w:color w:val="000000"/>
-          <w:sz w:val="32"/>
-          <w:szCs w:val="24"/>
-          <w:u w:val="single"/>
-          <w:lang w:val="en-IN"/>
-        </w:rPr>
-      </w:pPr>
-    </w:p>
-    <w:p>
-      <w:pPr>
-        <w:pBdr>
-          <w:top w:val="nil"/>
-          <w:left w:val="nil"/>
-          <w:bottom w:val="nil"/>
-          <w:right w:val="nil"/>
-          <w:between w:val="nil"/>
-        </w:pBdr>
-        <w:tabs>
-          <w:tab w:val="left" w:pos="924"/>
-        </w:tabs>
-        <w:spacing w:before="155" w:line="360" w:lineRule="auto"/>
-        <w:jc w:val="center"/>
-        <w:rPr>
-          <w:rFonts w:ascii="Bahnschrift SemiLight" w:eastAsia="Cambria" w:hAnsi="Bahnschrift SemiLight" w:cs="Cambria"/>
-          <w:b/>
-          <w:color w:val="000000"/>
-          <w:sz w:val="32"/>
-          <w:szCs w:val="24"/>
-          <w:u w:val="single"/>
-          <w:lang w:val="en-IN"/>
-        </w:rPr>
-      </w:pPr>
-    </w:p>
-    <w:p>
-      <w:pPr>
-        <w:pBdr>
-          <w:top w:val="nil"/>
-          <w:left w:val="nil"/>
-          <w:bottom w:val="nil"/>
-          <w:right w:val="nil"/>
-          <w:between w:val="nil"/>
-        </w:pBdr>
-        <w:tabs>
-          <w:tab w:val="left" w:pos="924"/>
-        </w:tabs>
-        <w:spacing w:before="155" w:line="360" w:lineRule="auto"/>
-        <w:jc w:val="center"/>
-        <w:rPr>
-          <w:rFonts w:ascii="Bahnschrift SemiLight" w:eastAsia="Cambria" w:hAnsi="Bahnschrift SemiLight" w:cs="Cambria"/>
-          <w:b/>
-          <w:color w:val="000000"/>
-          <w:sz w:val="32"/>
-          <w:szCs w:val="24"/>
-          <w:u w:val="single"/>
-          <w:lang w:val="en-IN"/>
-        </w:rPr>
-      </w:pPr>
-    </w:p>
-    <w:p>
-      <w:pPr>
-        <w:pBdr>
-          <w:top w:val="nil"/>
-          <w:left w:val="nil"/>
-          <w:bottom w:val="nil"/>
-          <w:right w:val="nil"/>
-          <w:between w:val="nil"/>
-        </w:pBdr>
-        <w:tabs>
-          <w:tab w:val="left" w:pos="924"/>
-        </w:tabs>
-        <w:spacing w:before="155" w:line="360" w:lineRule="auto"/>
-        <w:jc w:val="center"/>
-        <w:rPr>
-          <w:rFonts w:ascii="Bahnschrift SemiLight" w:eastAsia="Cambria" w:hAnsi="Bahnschrift SemiLight" w:cs="Cambria"/>
-          <w:b/>
-          <w:color w:val="000000"/>
-          <w:sz w:val="32"/>
-          <w:szCs w:val="24"/>
-          <w:u w:val="single"/>
-          <w:lang w:val="en-IN"/>
-        </w:rPr>
-      </w:pPr>
-    </w:p>
-    <w:p>
-      <w:pPr>
-        <w:pBdr>
-          <w:top w:val="nil"/>
-          <w:left w:val="nil"/>
-          <w:bottom w:val="nil"/>
-          <w:right w:val="nil"/>
-          <w:between w:val="nil"/>
-        </w:pBdr>
-        <w:tabs>
-          <w:tab w:val="left" w:pos="924"/>
-        </w:tabs>
-        <w:spacing w:before="155" w:line="360" w:lineRule="auto"/>
-        <w:jc w:val="center"/>
-        <w:rPr>
-          <w:rFonts w:ascii="Bahnschrift SemiLight" w:eastAsia="Cambria" w:hAnsi="Bahnschrift SemiLight" w:cs="Cambria"/>
-          <w:b/>
-          <w:color w:val="000000"/>
-          <w:sz w:val="32"/>
-          <w:szCs w:val="24"/>
-          <w:u w:val="single"/>
-          <w:lang w:val="en-IN"/>
-        </w:rPr>
-      </w:pPr>
-    </w:p>
-    <w:p>
-      <w:pPr>
-        <w:pBdr>
-          <w:top w:val="nil"/>
-          <w:left w:val="nil"/>
-          <w:bottom w:val="nil"/>
-          <w:right w:val="nil"/>
-          <w:between w:val="nil"/>
-        </w:pBdr>
-        <w:tabs>
-          <w:tab w:val="left" w:pos="924"/>
-        </w:tabs>
-        <w:spacing w:before="155" w:line="360" w:lineRule="auto"/>
-        <w:jc w:val="center"/>
-        <w:rPr>
-          <w:rFonts w:ascii="Bahnschrift SemiLight" w:eastAsia="Cambria" w:hAnsi="Bahnschrift SemiLight" w:cs="Cambria"/>
-          <w:b/>
-          <w:color w:val="000000"/>
-          <w:sz w:val="32"/>
-          <w:szCs w:val="24"/>
-          <w:u w:val="single"/>
-          <w:lang w:val="en-IN"/>
-        </w:rPr>
-      </w:pPr>
-    </w:p>
-    <w:p>
-      <w:pPr>
-        <w:pBdr>
-          <w:top w:val="nil"/>
-          <w:left w:val="nil"/>
-          <w:bottom w:val="nil"/>
-          <w:right w:val="nil"/>
-          <w:between w:val="nil"/>
-        </w:pBdr>
-        <w:tabs>
-          <w:tab w:val="left" w:pos="924"/>
-        </w:tabs>
-        <w:spacing w:before="155" w:line="360" w:lineRule="auto"/>
-        <w:jc w:val="center"/>
-        <w:rPr>
-          <w:rFonts w:ascii="Bahnschrift SemiLight" w:eastAsia="Cambria" w:hAnsi="Bahnschrift SemiLight" w:cs="Cambria"/>
-          <w:b/>
-          <w:color w:val="000000"/>
-          <w:sz w:val="32"/>
-          <w:szCs w:val="24"/>
-          <w:u w:val="single"/>
-          <w:lang w:val="en-IN"/>
-        </w:rPr>
-      </w:pPr>
-    </w:p>
-    <w:p>
-      <w:pPr>
-        <w:pBdr>
-          <w:top w:val="nil"/>
-          <w:left w:val="nil"/>
-          <w:bottom w:val="nil"/>
-          <w:right w:val="nil"/>
-          <w:between w:val="nil"/>
-        </w:pBdr>
-        <w:tabs>
-          <w:tab w:val="left" w:pos="924"/>
-        </w:tabs>
-        <w:spacing w:before="155" w:line="360" w:lineRule="auto"/>
-        <w:jc w:val="center"/>
-        <w:rPr>
-          <w:rFonts w:ascii="Bahnschrift SemiLight" w:eastAsia="Cambria" w:hAnsi="Bahnschrift SemiLight" w:cs="Cambria"/>
-          <w:b/>
-          <w:color w:val="000000"/>
-          <w:sz w:val="32"/>
-          <w:szCs w:val="24"/>
-          <w:u w:val="single"/>
-          <w:lang w:val="en-IN"/>
-        </w:rPr>
-      </w:pPr>
-    </w:p>
-    <w:p>
-      <w:pPr>
-        <w:pBdr>
-          <w:top w:val="nil"/>
-          <w:left w:val="nil"/>
-          <w:bottom w:val="nil"/>
-          <w:right w:val="nil"/>
-          <w:between w:val="nil"/>
-        </w:pBdr>
-        <w:tabs>
-          <w:tab w:val="left" w:pos="924"/>
-        </w:tabs>
-        <w:spacing w:before="155" w:line="360" w:lineRule="auto"/>
-        <w:jc w:val="center"/>
-        <w:rPr>
-          <w:rFonts w:ascii="Bahnschrift SemiLight" w:eastAsia="Cambria" w:hAnsi="Bahnschrift SemiLight" w:cs="Cambria"/>
-          <w:b/>
-          <w:color w:val="000000"/>
-          <w:sz w:val="32"/>
-          <w:szCs w:val="24"/>
-          <w:u w:val="single"/>
-          <w:lang w:val="en-IN"/>
-        </w:rPr>
-      </w:pPr>
-    </w:p>
-    <w:p>
-      <w:pPr>
-        <w:pBdr>
-          <w:top w:val="nil"/>
-          <w:left w:val="nil"/>
-          <w:bottom w:val="nil"/>
-          <w:right w:val="nil"/>
-          <w:between w:val="nil"/>
-        </w:pBdr>
-        <w:tabs>
-          <w:tab w:val="left" w:pos="924"/>
-        </w:tabs>
-        <w:spacing w:before="155" w:line="360" w:lineRule="auto"/>
-        <w:jc w:val="center"/>
-        <w:rPr>
-          <w:rFonts w:ascii="Bahnschrift SemiLight" w:eastAsia="Cambria" w:hAnsi="Bahnschrift SemiLight" w:cs="Cambria"/>
-          <w:b/>
-          <w:color w:val="000000"/>
-          <w:sz w:val="32"/>
-          <w:szCs w:val="24"/>
-          <w:u w:val="single"/>
-          <w:lang w:val="en-IN"/>
-        </w:rPr>
-      </w:pPr>
-    </w:p>
-    <w:p>
-      <w:pPr>
-        <w:pBdr>
-          <w:top w:val="nil"/>
-          <w:left w:val="nil"/>
-          <w:bottom w:val="nil"/>
-          <w:right w:val="nil"/>
-          <w:between w:val="nil"/>
-        </w:pBdr>
-        <w:tabs>
-          <w:tab w:val="left" w:pos="924"/>
-        </w:tabs>
-        <w:spacing w:before="155" w:line="360" w:lineRule="auto"/>
-        <w:jc w:val="center"/>
-        <w:rPr>
-          <w:rFonts w:ascii="Bahnschrift SemiLight" w:eastAsia="Cambria" w:hAnsi="Bahnschrift SemiLight" w:cs="Cambria"/>
-          <w:b/>
-          <w:color w:val="000000"/>
-          <w:sz w:val="32"/>
-          <w:szCs w:val="24"/>
-          <w:u w:val="single"/>
-          <w:lang w:val="en-IN"/>
-        </w:rPr>
-      </w:pPr>
+      <w:bookmarkStart w:id="0" w:name="_GoBack"/>
+      <w:bookmarkEnd w:id="0"/>
     </w:p>
     <w:p>
       <w:pPr>
@@ -6123,8 +6420,6 @@
           <w:lang w:val="en-IN"/>
         </w:rPr>
       </w:pPr>
-      <w:bookmarkStart w:id="0" w:name="_GoBack"/>
-      <w:bookmarkEnd w:id="0"/>
     </w:p>
     <w:sectPr>
       <w:pgSz w:w="12240" w:h="15840"/>
@@ -6220,16 +6515,16 @@
     </w:lvl>
   </w:abstractNum>
   <w:abstractNum w:abstractNumId="1" w15:restartNumberingAfterBreak="0">
-    <w:nsid w:val="14397060"/>
+    <w:nsid w:val="0CBE75D7"/>
     <w:multiLevelType w:val="hybridMultilevel"/>
-    <w:tmpl w:val="D7FA26A0"/>
+    <w:tmpl w:val="843A279C"/>
     <w:lvl w:ilvl="0" w:tplc="40090003">
       <w:start w:val="1"/>
       <w:numFmt w:val="bullet"/>
       <w:lvlText w:val="o"/>
       <w:lvlJc w:val="left"/>
       <w:pPr>
-        <w:ind w:left="1080" w:hanging="360"/>
+        <w:ind w:left="720" w:hanging="360"/>
       </w:pPr>
       <w:rPr>
         <w:rFonts w:ascii="Courier New" w:hAnsi="Courier New" w:cs="Courier New" w:hint="default"/>
@@ -6241,7 +6536,7 @@
       <w:lvlText w:val="o"/>
       <w:lvlJc w:val="left"/>
       <w:pPr>
-        <w:ind w:left="1800" w:hanging="360"/>
+        <w:ind w:left="1440" w:hanging="360"/>
       </w:pPr>
       <w:rPr>
         <w:rFonts w:ascii="Courier New" w:hAnsi="Courier New" w:cs="Courier New" w:hint="default"/>
@@ -6253,7 +6548,7 @@
       <w:lvlText w:val=""/>
       <w:lvlJc w:val="left"/>
       <w:pPr>
-        <w:ind w:left="2520" w:hanging="360"/>
+        <w:ind w:left="2160" w:hanging="360"/>
       </w:pPr>
       <w:rPr>
         <w:rFonts w:ascii="Wingdings" w:hAnsi="Wingdings" w:hint="default"/>
@@ -6265,7 +6560,7 @@
       <w:lvlText w:val=""/>
       <w:lvlJc w:val="left"/>
       <w:pPr>
-        <w:ind w:left="3240" w:hanging="360"/>
+        <w:ind w:left="2880" w:hanging="360"/>
       </w:pPr>
       <w:rPr>
         <w:rFonts w:ascii="Symbol" w:hAnsi="Symbol" w:hint="default"/>
@@ -6277,7 +6572,7 @@
       <w:lvlText w:val="o"/>
       <w:lvlJc w:val="left"/>
       <w:pPr>
-        <w:ind w:left="3960" w:hanging="360"/>
+        <w:ind w:left="3600" w:hanging="360"/>
       </w:pPr>
       <w:rPr>
         <w:rFonts w:ascii="Courier New" w:hAnsi="Courier New" w:cs="Courier New" w:hint="default"/>
@@ -6289,7 +6584,7 @@
       <w:lvlText w:val=""/>
       <w:lvlJc w:val="left"/>
       <w:pPr>
-        <w:ind w:left="4680" w:hanging="360"/>
+        <w:ind w:left="4320" w:hanging="360"/>
       </w:pPr>
       <w:rPr>
         <w:rFonts w:ascii="Wingdings" w:hAnsi="Wingdings" w:hint="default"/>
@@ -6301,7 +6596,7 @@
       <w:lvlText w:val=""/>
       <w:lvlJc w:val="left"/>
       <w:pPr>
-        <w:ind w:left="5400" w:hanging="360"/>
+        <w:ind w:left="5040" w:hanging="360"/>
       </w:pPr>
       <w:rPr>
         <w:rFonts w:ascii="Symbol" w:hAnsi="Symbol" w:hint="default"/>
@@ -6313,7 +6608,7 @@
       <w:lvlText w:val="o"/>
       <w:lvlJc w:val="left"/>
       <w:pPr>
-        <w:ind w:left="6120" w:hanging="360"/>
+        <w:ind w:left="5760" w:hanging="360"/>
       </w:pPr>
       <w:rPr>
         <w:rFonts w:ascii="Courier New" w:hAnsi="Courier New" w:cs="Courier New" w:hint="default"/>
@@ -6325,7 +6620,7 @@
       <w:lvlText w:val=""/>
       <w:lvlJc w:val="left"/>
       <w:pPr>
-        <w:ind w:left="6840" w:hanging="360"/>
+        <w:ind w:left="6480" w:hanging="360"/>
       </w:pPr>
       <w:rPr>
         <w:rFonts w:ascii="Wingdings" w:hAnsi="Wingdings" w:hint="default"/>
@@ -6333,9 +6628,9 @@
     </w:lvl>
   </w:abstractNum>
   <w:abstractNum w:abstractNumId="2" w15:restartNumberingAfterBreak="0">
-    <w:nsid w:val="1A574479"/>
+    <w:nsid w:val="14397060"/>
     <w:multiLevelType w:val="hybridMultilevel"/>
-    <w:tmpl w:val="0EBA5E26"/>
+    <w:tmpl w:val="D7FA26A0"/>
     <w:lvl w:ilvl="0" w:tplc="40090003">
       <w:start w:val="1"/>
       <w:numFmt w:val="bullet"/>
@@ -6446,16 +6741,16 @@
     </w:lvl>
   </w:abstractNum>
   <w:abstractNum w:abstractNumId="3" w15:restartNumberingAfterBreak="0">
-    <w:nsid w:val="3C0B2B2C"/>
+    <w:nsid w:val="1A574479"/>
     <w:multiLevelType w:val="hybridMultilevel"/>
-    <w:tmpl w:val="E584A340"/>
+    <w:tmpl w:val="0EBA5E26"/>
     <w:lvl w:ilvl="0" w:tplc="40090003">
       <w:start w:val="1"/>
       <w:numFmt w:val="bullet"/>
       <w:lvlText w:val="o"/>
       <w:lvlJc w:val="left"/>
       <w:pPr>
-        <w:ind w:left="720" w:hanging="360"/>
+        <w:ind w:left="1080" w:hanging="360"/>
       </w:pPr>
       <w:rPr>
         <w:rFonts w:ascii="Courier New" w:hAnsi="Courier New" w:cs="Courier New" w:hint="default"/>
@@ -6467,7 +6762,7 @@
       <w:lvlText w:val="o"/>
       <w:lvlJc w:val="left"/>
       <w:pPr>
-        <w:ind w:left="1440" w:hanging="360"/>
+        <w:ind w:left="1800" w:hanging="360"/>
       </w:pPr>
       <w:rPr>
         <w:rFonts w:ascii="Courier New" w:hAnsi="Courier New" w:cs="Courier New" w:hint="default"/>
@@ -6479,7 +6774,7 @@
       <w:lvlText w:val=""/>
       <w:lvlJc w:val="left"/>
       <w:pPr>
-        <w:ind w:left="2160" w:hanging="360"/>
+        <w:ind w:left="2520" w:hanging="360"/>
       </w:pPr>
       <w:rPr>
         <w:rFonts w:ascii="Wingdings" w:hAnsi="Wingdings" w:hint="default"/>
@@ -6491,7 +6786,7 @@
       <w:lvlText w:val=""/>
       <w:lvlJc w:val="left"/>
       <w:pPr>
-        <w:ind w:left="2880" w:hanging="360"/>
+        <w:ind w:left="3240" w:hanging="360"/>
       </w:pPr>
       <w:rPr>
         <w:rFonts w:ascii="Symbol" w:hAnsi="Symbol" w:hint="default"/>
@@ -6503,7 +6798,7 @@
       <w:lvlText w:val="o"/>
       <w:lvlJc w:val="left"/>
       <w:pPr>
-        <w:ind w:left="3600" w:hanging="360"/>
+        <w:ind w:left="3960" w:hanging="360"/>
       </w:pPr>
       <w:rPr>
         <w:rFonts w:ascii="Courier New" w:hAnsi="Courier New" w:cs="Courier New" w:hint="default"/>
@@ -6515,7 +6810,7 @@
       <w:lvlText w:val=""/>
       <w:lvlJc w:val="left"/>
       <w:pPr>
-        <w:ind w:left="4320" w:hanging="360"/>
+        <w:ind w:left="4680" w:hanging="360"/>
       </w:pPr>
       <w:rPr>
         <w:rFonts w:ascii="Wingdings" w:hAnsi="Wingdings" w:hint="default"/>
@@ -6527,7 +6822,7 @@
       <w:lvlText w:val=""/>
       <w:lvlJc w:val="left"/>
       <w:pPr>
-        <w:ind w:left="5040" w:hanging="360"/>
+        <w:ind w:left="5400" w:hanging="360"/>
       </w:pPr>
       <w:rPr>
         <w:rFonts w:ascii="Symbol" w:hAnsi="Symbol" w:hint="default"/>
@@ -6539,7 +6834,7 @@
       <w:lvlText w:val="o"/>
       <w:lvlJc w:val="left"/>
       <w:pPr>
-        <w:ind w:left="5760" w:hanging="360"/>
+        <w:ind w:left="6120" w:hanging="360"/>
       </w:pPr>
       <w:rPr>
         <w:rFonts w:ascii="Courier New" w:hAnsi="Courier New" w:cs="Courier New" w:hint="default"/>
@@ -6551,7 +6846,7 @@
       <w:lvlText w:val=""/>
       <w:lvlJc w:val="left"/>
       <w:pPr>
-        <w:ind w:left="6480" w:hanging="360"/>
+        <w:ind w:left="6840" w:hanging="360"/>
       </w:pPr>
       <w:rPr>
         <w:rFonts w:ascii="Wingdings" w:hAnsi="Wingdings" w:hint="default"/>
@@ -6559,6 +6854,119 @@
     </w:lvl>
   </w:abstractNum>
   <w:abstractNum w:abstractNumId="4" w15:restartNumberingAfterBreak="0">
+    <w:nsid w:val="3C0B2B2C"/>
+    <w:multiLevelType w:val="hybridMultilevel"/>
+    <w:tmpl w:val="E584A340"/>
+    <w:lvl w:ilvl="0" w:tplc="40090003">
+      <w:start w:val="1"/>
+      <w:numFmt w:val="bullet"/>
+      <w:lvlText w:val="o"/>
+      <w:lvlJc w:val="left"/>
+      <w:pPr>
+        <w:ind w:left="720" w:hanging="360"/>
+      </w:pPr>
+      <w:rPr>
+        <w:rFonts w:ascii="Courier New" w:hAnsi="Courier New" w:cs="Courier New" w:hint="default"/>
+      </w:rPr>
+    </w:lvl>
+    <w:lvl w:ilvl="1" w:tplc="40090003" w:tentative="1">
+      <w:start w:val="1"/>
+      <w:numFmt w:val="bullet"/>
+      <w:lvlText w:val="o"/>
+      <w:lvlJc w:val="left"/>
+      <w:pPr>
+        <w:ind w:left="1440" w:hanging="360"/>
+      </w:pPr>
+      <w:rPr>
+        <w:rFonts w:ascii="Courier New" w:hAnsi="Courier New" w:cs="Courier New" w:hint="default"/>
+      </w:rPr>
+    </w:lvl>
+    <w:lvl w:ilvl="2" w:tplc="40090005" w:tentative="1">
+      <w:start w:val="1"/>
+      <w:numFmt w:val="bullet"/>
+      <w:lvlText w:val=""/>
+      <w:lvlJc w:val="left"/>
+      <w:pPr>
+        <w:ind w:left="2160" w:hanging="360"/>
+      </w:pPr>
+      <w:rPr>
+        <w:rFonts w:ascii="Wingdings" w:hAnsi="Wingdings" w:hint="default"/>
+      </w:rPr>
+    </w:lvl>
+    <w:lvl w:ilvl="3" w:tplc="40090001" w:tentative="1">
+      <w:start w:val="1"/>
+      <w:numFmt w:val="bullet"/>
+      <w:lvlText w:val=""/>
+      <w:lvlJc w:val="left"/>
+      <w:pPr>
+        <w:ind w:left="2880" w:hanging="360"/>
+      </w:pPr>
+      <w:rPr>
+        <w:rFonts w:ascii="Symbol" w:hAnsi="Symbol" w:hint="default"/>
+      </w:rPr>
+    </w:lvl>
+    <w:lvl w:ilvl="4" w:tplc="40090003" w:tentative="1">
+      <w:start w:val="1"/>
+      <w:numFmt w:val="bullet"/>
+      <w:lvlText w:val="o"/>
+      <w:lvlJc w:val="left"/>
+      <w:pPr>
+        <w:ind w:left="3600" w:hanging="360"/>
+      </w:pPr>
+      <w:rPr>
+        <w:rFonts w:ascii="Courier New" w:hAnsi="Courier New" w:cs="Courier New" w:hint="default"/>
+      </w:rPr>
+    </w:lvl>
+    <w:lvl w:ilvl="5" w:tplc="40090005" w:tentative="1">
+      <w:start w:val="1"/>
+      <w:numFmt w:val="bullet"/>
+      <w:lvlText w:val=""/>
+      <w:lvlJc w:val="left"/>
+      <w:pPr>
+        <w:ind w:left="4320" w:hanging="360"/>
+      </w:pPr>
+      <w:rPr>
+        <w:rFonts w:ascii="Wingdings" w:hAnsi="Wingdings" w:hint="default"/>
+      </w:rPr>
+    </w:lvl>
+    <w:lvl w:ilvl="6" w:tplc="40090001" w:tentative="1">
+      <w:start w:val="1"/>
+      <w:numFmt w:val="bullet"/>
+      <w:lvlText w:val=""/>
+      <w:lvlJc w:val="left"/>
+      <w:pPr>
+        <w:ind w:left="5040" w:hanging="360"/>
+      </w:pPr>
+      <w:rPr>
+        <w:rFonts w:ascii="Symbol" w:hAnsi="Symbol" w:hint="default"/>
+      </w:rPr>
+    </w:lvl>
+    <w:lvl w:ilvl="7" w:tplc="40090003" w:tentative="1">
+      <w:start w:val="1"/>
+      <w:numFmt w:val="bullet"/>
+      <w:lvlText w:val="o"/>
+      <w:lvlJc w:val="left"/>
+      <w:pPr>
+        <w:ind w:left="5760" w:hanging="360"/>
+      </w:pPr>
+      <w:rPr>
+        <w:rFonts w:ascii="Courier New" w:hAnsi="Courier New" w:cs="Courier New" w:hint="default"/>
+      </w:rPr>
+    </w:lvl>
+    <w:lvl w:ilvl="8" w:tplc="40090005" w:tentative="1">
+      <w:start w:val="1"/>
+      <w:numFmt w:val="bullet"/>
+      <w:lvlText w:val=""/>
+      <w:lvlJc w:val="left"/>
+      <w:pPr>
+        <w:ind w:left="6480" w:hanging="360"/>
+      </w:pPr>
+      <w:rPr>
+        <w:rFonts w:ascii="Wingdings" w:hAnsi="Wingdings" w:hint="default"/>
+      </w:rPr>
+    </w:lvl>
+  </w:abstractNum>
+  <w:abstractNum w:abstractNumId="5" w15:restartNumberingAfterBreak="0">
     <w:nsid w:val="3D0B1AF0"/>
     <w:multiLevelType w:val="hybridMultilevel"/>
     <w:tmpl w:val="4CDE5B2C"/>
@@ -6698,7 +7106,7 @@
       </w:rPr>
     </w:lvl>
   </w:abstractNum>
-  <w:abstractNum w:abstractNumId="5" w15:restartNumberingAfterBreak="0">
+  <w:abstractNum w:abstractNumId="6" w15:restartNumberingAfterBreak="0">
     <w:nsid w:val="5E3F5D16"/>
     <w:multiLevelType w:val="hybridMultilevel"/>
     <w:tmpl w:val="F82AEB48"/>
@@ -6811,7 +7219,120 @@
       </w:rPr>
     </w:lvl>
   </w:abstractNum>
-  <w:abstractNum w:abstractNumId="6" w15:restartNumberingAfterBreak="0">
+  <w:abstractNum w:abstractNumId="7" w15:restartNumberingAfterBreak="0">
+    <w:nsid w:val="69ED683D"/>
+    <w:multiLevelType w:val="hybridMultilevel"/>
+    <w:tmpl w:val="54721A9C"/>
+    <w:lvl w:ilvl="0" w:tplc="40090003">
+      <w:start w:val="1"/>
+      <w:numFmt w:val="bullet"/>
+      <w:lvlText w:val="o"/>
+      <w:lvlJc w:val="left"/>
+      <w:pPr>
+        <w:ind w:left="720" w:hanging="360"/>
+      </w:pPr>
+      <w:rPr>
+        <w:rFonts w:ascii="Courier New" w:hAnsi="Courier New" w:cs="Courier New" w:hint="default"/>
+      </w:rPr>
+    </w:lvl>
+    <w:lvl w:ilvl="1" w:tplc="40090003" w:tentative="1">
+      <w:start w:val="1"/>
+      <w:numFmt w:val="bullet"/>
+      <w:lvlText w:val="o"/>
+      <w:lvlJc w:val="left"/>
+      <w:pPr>
+        <w:ind w:left="1440" w:hanging="360"/>
+      </w:pPr>
+      <w:rPr>
+        <w:rFonts w:ascii="Courier New" w:hAnsi="Courier New" w:cs="Courier New" w:hint="default"/>
+      </w:rPr>
+    </w:lvl>
+    <w:lvl w:ilvl="2" w:tplc="40090005" w:tentative="1">
+      <w:start w:val="1"/>
+      <w:numFmt w:val="bullet"/>
+      <w:lvlText w:val=""/>
+      <w:lvlJc w:val="left"/>
+      <w:pPr>
+        <w:ind w:left="2160" w:hanging="360"/>
+      </w:pPr>
+      <w:rPr>
+        <w:rFonts w:ascii="Wingdings" w:hAnsi="Wingdings" w:hint="default"/>
+      </w:rPr>
+    </w:lvl>
+    <w:lvl w:ilvl="3" w:tplc="40090001" w:tentative="1">
+      <w:start w:val="1"/>
+      <w:numFmt w:val="bullet"/>
+      <w:lvlText w:val=""/>
+      <w:lvlJc w:val="left"/>
+      <w:pPr>
+        <w:ind w:left="2880" w:hanging="360"/>
+      </w:pPr>
+      <w:rPr>
+        <w:rFonts w:ascii="Symbol" w:hAnsi="Symbol" w:hint="default"/>
+      </w:rPr>
+    </w:lvl>
+    <w:lvl w:ilvl="4" w:tplc="40090003" w:tentative="1">
+      <w:start w:val="1"/>
+      <w:numFmt w:val="bullet"/>
+      <w:lvlText w:val="o"/>
+      <w:lvlJc w:val="left"/>
+      <w:pPr>
+        <w:ind w:left="3600" w:hanging="360"/>
+      </w:pPr>
+      <w:rPr>
+        <w:rFonts w:ascii="Courier New" w:hAnsi="Courier New" w:cs="Courier New" w:hint="default"/>
+      </w:rPr>
+    </w:lvl>
+    <w:lvl w:ilvl="5" w:tplc="40090005" w:tentative="1">
+      <w:start w:val="1"/>
+      <w:numFmt w:val="bullet"/>
+      <w:lvlText w:val=""/>
+      <w:lvlJc w:val="left"/>
+      <w:pPr>
+        <w:ind w:left="4320" w:hanging="360"/>
+      </w:pPr>
+      <w:rPr>
+        <w:rFonts w:ascii="Wingdings" w:hAnsi="Wingdings" w:hint="default"/>
+      </w:rPr>
+    </w:lvl>
+    <w:lvl w:ilvl="6" w:tplc="40090001" w:tentative="1">
+      <w:start w:val="1"/>
+      <w:numFmt w:val="bullet"/>
+      <w:lvlText w:val=""/>
+      <w:lvlJc w:val="left"/>
+      <w:pPr>
+        <w:ind w:left="5040" w:hanging="360"/>
+      </w:pPr>
+      <w:rPr>
+        <w:rFonts w:ascii="Symbol" w:hAnsi="Symbol" w:hint="default"/>
+      </w:rPr>
+    </w:lvl>
+    <w:lvl w:ilvl="7" w:tplc="40090003" w:tentative="1">
+      <w:start w:val="1"/>
+      <w:numFmt w:val="bullet"/>
+      <w:lvlText w:val="o"/>
+      <w:lvlJc w:val="left"/>
+      <w:pPr>
+        <w:ind w:left="5760" w:hanging="360"/>
+      </w:pPr>
+      <w:rPr>
+        <w:rFonts w:ascii="Courier New" w:hAnsi="Courier New" w:cs="Courier New" w:hint="default"/>
+      </w:rPr>
+    </w:lvl>
+    <w:lvl w:ilvl="8" w:tplc="40090005" w:tentative="1">
+      <w:start w:val="1"/>
+      <w:numFmt w:val="bullet"/>
+      <w:lvlText w:val=""/>
+      <w:lvlJc w:val="left"/>
+      <w:pPr>
+        <w:ind w:left="6480" w:hanging="360"/>
+      </w:pPr>
+      <w:rPr>
+        <w:rFonts w:ascii="Wingdings" w:hAnsi="Wingdings" w:hint="default"/>
+      </w:rPr>
+    </w:lvl>
+  </w:abstractNum>
+  <w:abstractNum w:abstractNumId="8" w15:restartNumberingAfterBreak="0">
     <w:nsid w:val="79B61F5F"/>
     <w:multiLevelType w:val="hybridMultilevel"/>
     <w:tmpl w:val="796A4AF0"/>
@@ -6955,22 +7476,28 @@
     <w:abstractNumId w:val="0"/>
   </w:num>
   <w:num w:numId="2">
+    <w:abstractNumId w:val="6"/>
+  </w:num>
+  <w:num w:numId="3">
+    <w:abstractNumId w:val="8"/>
+  </w:num>
+  <w:num w:numId="4">
     <w:abstractNumId w:val="5"/>
   </w:num>
-  <w:num w:numId="3">
-    <w:abstractNumId w:val="6"/>
+  <w:num w:numId="5">
+    <w:abstractNumId w:val="3"/>
   </w:num>
-  <w:num w:numId="4">
+  <w:num w:numId="6">
+    <w:abstractNumId w:val="2"/>
+  </w:num>
+  <w:num w:numId="7">
     <w:abstractNumId w:val="4"/>
   </w:num>
-  <w:num w:numId="5">
-    <w:abstractNumId w:val="2"/>
-  </w:num>
-  <w:num w:numId="6">
+  <w:num w:numId="8">
     <w:abstractNumId w:val="1"/>
   </w:num>
-  <w:num w:numId="7">
-    <w:abstractNumId w:val="3"/>
+  <w:num w:numId="9">
+    <w:abstractNumId w:val="7"/>
   </w:num>
 </w:numbering>
 </file>
@@ -7483,6 +8010,7 @@
   <w:style w:type="character" w:default="1" w:styleId="DefaultParagraphFont">
     <w:name w:val="Default Paragraph Font"/>
     <w:uiPriority w:val="1"/>
+    <w:semiHidden/>
     <w:unhideWhenUsed/>
   </w:style>
   <w:style w:type="table" w:default="1" w:styleId="TableNormal">
@@ -7550,6 +8078,22 @@
       <w:ind w:left="720"/>
       <w:contextualSpacing/>
     </w:pPr>
+  </w:style>
+  <w:style w:type="character" w:styleId="Hyperlink">
+    <w:name w:val="Hyperlink"/>
+    <w:basedOn w:val="DefaultParagraphFont"/>
+    <w:uiPriority w:val="99"/>
+    <w:unhideWhenUsed/>
+    <w:rsid w:val="00092E5D"/>
+    <w:rPr>
+      <w:color w:val="0000FF" w:themeColor="hyperlink"/>
+      <w:u w:val="single"/>
+    </w:rPr>
+  </w:style>
+  <w:style w:type="character" w:customStyle="1" w:styleId="sw">
+    <w:name w:val="sw"/>
+    <w:basedOn w:val="DefaultParagraphFont"/>
+    <w:rsid w:val="006C1D4C"/>
   </w:style>
 </w:styles>
 </file>

--- a/Synopsis FORMATE.docx
+++ b/Synopsis FORMATE.docx
@@ -331,7 +331,7 @@
         <w:rPr>
           <w:rFonts w:ascii="Bahnschrift SemiLight" w:hAnsi="Bahnschrift SemiLight"/>
           <w:noProof/>
-          <w:lang w:val="en-IN"/>
+          <w:lang w:eastAsia="en-US"/>
         </w:rPr>
         <w:drawing>
           <wp:anchor distT="0" distB="0" distL="0" distR="0" simplePos="0" relativeHeight="251658240" behindDoc="0" locked="0" layoutInCell="1" hidden="0" allowOverlap="1">
@@ -1942,6 +1942,1151 @@
     </w:p>
     <w:p>
       <w:pPr>
+        <w:pBdr>
+          <w:top w:val="nil"/>
+          <w:left w:val="nil"/>
+          <w:bottom w:val="nil"/>
+          <w:right w:val="nil"/>
+          <w:between w:val="nil"/>
+        </w:pBdr>
+        <w:tabs>
+          <w:tab w:val="left" w:pos="908"/>
+        </w:tabs>
+        <w:spacing w:before="155"/>
+        <w:rPr>
+          <w:rFonts w:ascii="Bahnschrift SemiLight" w:eastAsia="Cambria" w:hAnsi="Bahnschrift SemiLight" w:cs="Cambria"/>
+          <w:color w:val="000000"/>
+          <w:sz w:val="28"/>
+          <w:szCs w:val="24"/>
+        </w:rPr>
+      </w:pPr>
+      <w:r>
+        <w:rPr>
+          <w:rFonts w:ascii="Bahnschrift SemiLight" w:eastAsia="Cambria" w:hAnsi="Bahnschrift SemiLight" w:cs="Cambria"/>
+          <w:color w:val="000000"/>
+          <w:sz w:val="28"/>
+          <w:szCs w:val="24"/>
+        </w:rPr>
+        <w:t>CORE KEYWORDS -</w:t>
+      </w:r>
+    </w:p>
+    <w:p>
+      <w:pPr>
+        <w:pStyle w:val="ListParagraph"/>
+        <w:numPr>
+          <w:ilvl w:val="0"/>
+          <w:numId w:val="14"/>
+        </w:numPr>
+        <w:pBdr>
+          <w:top w:val="nil"/>
+          <w:left w:val="nil"/>
+          <w:bottom w:val="nil"/>
+          <w:right w:val="nil"/>
+          <w:between w:val="nil"/>
+        </w:pBdr>
+        <w:tabs>
+          <w:tab w:val="left" w:pos="924"/>
+        </w:tabs>
+        <w:spacing w:before="155"/>
+        <w:rPr>
+          <w:rFonts w:ascii="Bahnschrift SemiLight" w:eastAsia="Cambria" w:hAnsi="Bahnschrift SemiLight" w:cs="Cambria"/>
+          <w:color w:val="000000"/>
+          <w:sz w:val="28"/>
+          <w:szCs w:val="28"/>
+        </w:rPr>
+      </w:pPr>
+      <w:r>
+        <w:rPr>
+          <w:rFonts w:ascii="Bahnschrift SemiLight" w:eastAsia="Cambria" w:hAnsi="Bahnschrift SemiLight" w:cs="Cambria"/>
+          <w:color w:val="000000"/>
+          <w:sz w:val="28"/>
+          <w:szCs w:val="28"/>
+        </w:rPr>
+        <w:t xml:space="preserve">Sleep Quality </w:t>
+      </w:r>
+      <w:proofErr w:type="spellStart"/>
+      <w:r>
+        <w:rPr>
+          <w:rFonts w:ascii="Bahnschrift SemiLight" w:eastAsia="Cambria" w:hAnsi="Bahnschrift SemiLight" w:cs="Cambria"/>
+          <w:color w:val="000000"/>
+          <w:sz w:val="28"/>
+          <w:szCs w:val="28"/>
+        </w:rPr>
+        <w:t>Assesment</w:t>
+      </w:r>
+      <w:proofErr w:type="spellEnd"/>
+    </w:p>
+    <w:p>
+      <w:pPr>
+        <w:pStyle w:val="ListParagraph"/>
+        <w:numPr>
+          <w:ilvl w:val="0"/>
+          <w:numId w:val="14"/>
+        </w:numPr>
+        <w:pBdr>
+          <w:top w:val="nil"/>
+          <w:left w:val="nil"/>
+          <w:bottom w:val="nil"/>
+          <w:right w:val="nil"/>
+          <w:between w:val="nil"/>
+        </w:pBdr>
+        <w:tabs>
+          <w:tab w:val="left" w:pos="924"/>
+        </w:tabs>
+        <w:spacing w:before="155"/>
+        <w:rPr>
+          <w:rFonts w:ascii="Bahnschrift SemiLight" w:eastAsia="Cambria" w:hAnsi="Bahnschrift SemiLight" w:cs="Cambria"/>
+          <w:color w:val="000000"/>
+          <w:sz w:val="28"/>
+          <w:szCs w:val="28"/>
+        </w:rPr>
+      </w:pPr>
+      <w:r>
+        <w:rPr>
+          <w:rFonts w:ascii="Bahnschrift SemiLight" w:eastAsia="Cambria" w:hAnsi="Bahnschrift SemiLight" w:cs="Cambria"/>
+          <w:color w:val="000000"/>
+          <w:sz w:val="28"/>
+          <w:szCs w:val="28"/>
+        </w:rPr>
+        <w:t>Nutritional Assessment</w:t>
+      </w:r>
+    </w:p>
+    <w:p>
+      <w:pPr>
+        <w:pStyle w:val="ListParagraph"/>
+        <w:numPr>
+          <w:ilvl w:val="0"/>
+          <w:numId w:val="14"/>
+        </w:numPr>
+        <w:pBdr>
+          <w:top w:val="nil"/>
+          <w:left w:val="nil"/>
+          <w:bottom w:val="nil"/>
+          <w:right w:val="nil"/>
+          <w:between w:val="nil"/>
+        </w:pBdr>
+        <w:tabs>
+          <w:tab w:val="left" w:pos="924"/>
+        </w:tabs>
+        <w:spacing w:before="155"/>
+        <w:rPr>
+          <w:rFonts w:ascii="Bahnschrift SemiLight" w:eastAsia="Cambria" w:hAnsi="Bahnschrift SemiLight" w:cs="Cambria"/>
+          <w:color w:val="000000"/>
+          <w:sz w:val="28"/>
+          <w:szCs w:val="28"/>
+        </w:rPr>
+      </w:pPr>
+      <w:r>
+        <w:rPr>
+          <w:rFonts w:ascii="Bahnschrift SemiLight" w:eastAsia="Cambria" w:hAnsi="Bahnschrift SemiLight" w:cs="Cambria"/>
+          <w:color w:val="000000"/>
+          <w:sz w:val="28"/>
+          <w:szCs w:val="28"/>
+        </w:rPr>
+        <w:t>Food Tracking</w:t>
+      </w:r>
+    </w:p>
+    <w:p>
+      <w:pPr>
+        <w:pStyle w:val="ListParagraph"/>
+        <w:numPr>
+          <w:ilvl w:val="0"/>
+          <w:numId w:val="14"/>
+        </w:numPr>
+        <w:pBdr>
+          <w:top w:val="nil"/>
+          <w:left w:val="nil"/>
+          <w:bottom w:val="nil"/>
+          <w:right w:val="nil"/>
+          <w:between w:val="nil"/>
+        </w:pBdr>
+        <w:tabs>
+          <w:tab w:val="left" w:pos="924"/>
+        </w:tabs>
+        <w:spacing w:before="155"/>
+        <w:rPr>
+          <w:rFonts w:ascii="Bahnschrift SemiLight" w:eastAsia="Cambria" w:hAnsi="Bahnschrift SemiLight" w:cs="Cambria"/>
+          <w:color w:val="000000"/>
+          <w:sz w:val="28"/>
+          <w:szCs w:val="28"/>
+        </w:rPr>
+      </w:pPr>
+      <w:r>
+        <w:rPr>
+          <w:rFonts w:ascii="Bahnschrift SemiLight" w:eastAsia="Cambria" w:hAnsi="Bahnschrift SemiLight" w:cs="Cambria"/>
+          <w:color w:val="000000"/>
+          <w:sz w:val="28"/>
+          <w:szCs w:val="28"/>
+        </w:rPr>
+        <w:t>Macronutrient Calculation</w:t>
+      </w:r>
+    </w:p>
+    <w:p>
+      <w:pPr>
+        <w:pStyle w:val="ListParagraph"/>
+        <w:numPr>
+          <w:ilvl w:val="0"/>
+          <w:numId w:val="14"/>
+        </w:numPr>
+        <w:pBdr>
+          <w:top w:val="nil"/>
+          <w:left w:val="nil"/>
+          <w:bottom w:val="nil"/>
+          <w:right w:val="nil"/>
+          <w:between w:val="nil"/>
+        </w:pBdr>
+        <w:tabs>
+          <w:tab w:val="left" w:pos="924"/>
+        </w:tabs>
+        <w:spacing w:before="155"/>
+        <w:rPr>
+          <w:rFonts w:ascii="Bahnschrift SemiLight" w:eastAsia="Cambria" w:hAnsi="Bahnschrift SemiLight" w:cs="Cambria"/>
+          <w:color w:val="000000"/>
+          <w:sz w:val="28"/>
+          <w:szCs w:val="28"/>
+        </w:rPr>
+      </w:pPr>
+      <w:r>
+        <w:rPr>
+          <w:rFonts w:ascii="Bahnschrift SemiLight" w:eastAsia="Cambria" w:hAnsi="Bahnschrift SemiLight" w:cs="Cambria"/>
+          <w:color w:val="000000"/>
+          <w:sz w:val="28"/>
+          <w:szCs w:val="28"/>
+        </w:rPr>
+        <w:t>Calorie Prediction</w:t>
+      </w:r>
+    </w:p>
+    <w:p>
+      <w:pPr>
+        <w:pStyle w:val="ListParagraph"/>
+        <w:numPr>
+          <w:ilvl w:val="0"/>
+          <w:numId w:val="14"/>
+        </w:numPr>
+        <w:pBdr>
+          <w:top w:val="nil"/>
+          <w:left w:val="nil"/>
+          <w:bottom w:val="nil"/>
+          <w:right w:val="nil"/>
+          <w:between w:val="nil"/>
+        </w:pBdr>
+        <w:tabs>
+          <w:tab w:val="left" w:pos="924"/>
+        </w:tabs>
+        <w:spacing w:before="155"/>
+        <w:rPr>
+          <w:rFonts w:ascii="Bahnschrift SemiLight" w:eastAsia="Cambria" w:hAnsi="Bahnschrift SemiLight" w:cs="Cambria"/>
+          <w:color w:val="000000"/>
+          <w:sz w:val="28"/>
+          <w:szCs w:val="28"/>
+        </w:rPr>
+      </w:pPr>
+      <w:r>
+        <w:rPr>
+          <w:rFonts w:ascii="Bahnschrift SemiLight" w:eastAsia="Cambria" w:hAnsi="Bahnschrift SemiLight" w:cs="Cambria"/>
+          <w:color w:val="000000"/>
+          <w:sz w:val="28"/>
+          <w:szCs w:val="28"/>
+        </w:rPr>
+        <w:t>Machine Learning</w:t>
+      </w:r>
+    </w:p>
+    <w:p>
+      <w:pPr>
+        <w:pStyle w:val="ListParagraph"/>
+        <w:numPr>
+          <w:ilvl w:val="0"/>
+          <w:numId w:val="14"/>
+        </w:numPr>
+        <w:pBdr>
+          <w:top w:val="nil"/>
+          <w:left w:val="nil"/>
+          <w:bottom w:val="nil"/>
+          <w:right w:val="nil"/>
+          <w:between w:val="nil"/>
+        </w:pBdr>
+        <w:tabs>
+          <w:tab w:val="left" w:pos="924"/>
+        </w:tabs>
+        <w:spacing w:before="155"/>
+        <w:rPr>
+          <w:rFonts w:ascii="Bahnschrift SemiLight" w:eastAsia="Cambria" w:hAnsi="Bahnschrift SemiLight" w:cs="Cambria"/>
+          <w:color w:val="000000"/>
+          <w:sz w:val="28"/>
+          <w:szCs w:val="28"/>
+        </w:rPr>
+      </w:pPr>
+      <w:r>
+        <w:rPr>
+          <w:rFonts w:ascii="Bahnschrift SemiLight" w:eastAsia="Cambria" w:hAnsi="Bahnschrift SemiLight" w:cs="Cambria"/>
+          <w:color w:val="000000"/>
+          <w:sz w:val="28"/>
+          <w:szCs w:val="28"/>
+        </w:rPr>
+        <w:t>AI-based Recommendations</w:t>
+      </w:r>
+    </w:p>
+    <w:p>
+      <w:pPr>
+        <w:pStyle w:val="ListParagraph"/>
+        <w:numPr>
+          <w:ilvl w:val="0"/>
+          <w:numId w:val="14"/>
+        </w:numPr>
+        <w:pBdr>
+          <w:top w:val="nil"/>
+          <w:left w:val="nil"/>
+          <w:bottom w:val="nil"/>
+          <w:right w:val="nil"/>
+          <w:between w:val="nil"/>
+        </w:pBdr>
+        <w:tabs>
+          <w:tab w:val="left" w:pos="924"/>
+        </w:tabs>
+        <w:spacing w:before="155"/>
+        <w:rPr>
+          <w:rFonts w:ascii="Bahnschrift SemiLight" w:eastAsia="Cambria" w:hAnsi="Bahnschrift SemiLight" w:cs="Cambria"/>
+          <w:color w:val="000000"/>
+          <w:sz w:val="28"/>
+          <w:szCs w:val="28"/>
+        </w:rPr>
+      </w:pPr>
+      <w:r>
+        <w:rPr>
+          <w:rFonts w:ascii="Bahnschrift SemiLight" w:eastAsia="Cambria" w:hAnsi="Bahnschrift SemiLight" w:cs="Cambria"/>
+          <w:color w:val="000000"/>
+          <w:sz w:val="28"/>
+          <w:szCs w:val="28"/>
+        </w:rPr>
+        <w:t>Data Visualization</w:t>
+      </w:r>
+    </w:p>
+    <w:p>
+      <w:pPr>
+        <w:pStyle w:val="ListParagraph"/>
+        <w:numPr>
+          <w:ilvl w:val="0"/>
+          <w:numId w:val="14"/>
+        </w:numPr>
+        <w:pBdr>
+          <w:top w:val="nil"/>
+          <w:left w:val="nil"/>
+          <w:bottom w:val="nil"/>
+          <w:right w:val="nil"/>
+          <w:between w:val="nil"/>
+        </w:pBdr>
+        <w:tabs>
+          <w:tab w:val="left" w:pos="924"/>
+        </w:tabs>
+        <w:spacing w:before="155"/>
+        <w:rPr>
+          <w:rFonts w:ascii="Bahnschrift SemiLight" w:eastAsia="Cambria" w:hAnsi="Bahnschrift SemiLight" w:cs="Cambria"/>
+          <w:color w:val="000000"/>
+          <w:sz w:val="28"/>
+          <w:szCs w:val="28"/>
+        </w:rPr>
+      </w:pPr>
+      <w:r>
+        <w:rPr>
+          <w:rFonts w:ascii="Bahnschrift SemiLight" w:eastAsia="Cambria" w:hAnsi="Bahnschrift SemiLight" w:cs="Cambria"/>
+          <w:color w:val="000000"/>
+          <w:sz w:val="28"/>
+          <w:szCs w:val="28"/>
+        </w:rPr>
+        <w:t>Health Monitoring</w:t>
+      </w:r>
+    </w:p>
+    <w:p>
+      <w:pPr>
+        <w:pStyle w:val="ListParagraph"/>
+        <w:numPr>
+          <w:ilvl w:val="0"/>
+          <w:numId w:val="14"/>
+        </w:numPr>
+        <w:pBdr>
+          <w:top w:val="nil"/>
+          <w:left w:val="nil"/>
+          <w:bottom w:val="nil"/>
+          <w:right w:val="nil"/>
+          <w:between w:val="nil"/>
+        </w:pBdr>
+        <w:tabs>
+          <w:tab w:val="left" w:pos="924"/>
+        </w:tabs>
+        <w:spacing w:before="155"/>
+        <w:rPr>
+          <w:rFonts w:ascii="Bahnschrift SemiLight" w:eastAsia="Cambria" w:hAnsi="Bahnschrift SemiLight" w:cs="Cambria"/>
+          <w:color w:val="000000"/>
+          <w:sz w:val="28"/>
+          <w:szCs w:val="28"/>
+        </w:rPr>
+      </w:pPr>
+      <w:r>
+        <w:rPr>
+          <w:rFonts w:ascii="Bahnschrift SemiLight" w:eastAsia="Cambria" w:hAnsi="Bahnschrift SemiLight" w:cs="Cambria"/>
+          <w:color w:val="000000"/>
+          <w:sz w:val="28"/>
+          <w:szCs w:val="28"/>
+        </w:rPr>
+        <w:t>Personalized Diet Plan</w:t>
+      </w:r>
+    </w:p>
+    <w:p>
+      <w:pPr>
+        <w:pBdr>
+          <w:top w:val="nil"/>
+          <w:left w:val="nil"/>
+          <w:bottom w:val="nil"/>
+          <w:right w:val="nil"/>
+          <w:between w:val="nil"/>
+        </w:pBdr>
+        <w:tabs>
+          <w:tab w:val="left" w:pos="924"/>
+        </w:tabs>
+        <w:spacing w:before="155"/>
+        <w:rPr>
+          <w:rFonts w:ascii="Bahnschrift SemiLight" w:eastAsia="Cambria" w:hAnsi="Bahnschrift SemiLight" w:cs="Cambria"/>
+          <w:color w:val="000000"/>
+          <w:sz w:val="28"/>
+          <w:szCs w:val="28"/>
+        </w:rPr>
+      </w:pPr>
+      <w:r>
+        <w:rPr>
+          <w:rFonts w:ascii="Bahnschrift SemiLight" w:eastAsia="Cambria" w:hAnsi="Bahnschrift SemiLight" w:cs="Cambria"/>
+          <w:color w:val="000000"/>
+          <w:sz w:val="28"/>
+          <w:szCs w:val="28"/>
+        </w:rPr>
+        <w:t xml:space="preserve">TECHNICAL KEYWORDS </w:t>
+      </w:r>
+      <w:r>
+        <w:rPr>
+          <w:rFonts w:ascii="Bahnschrift SemiLight" w:eastAsia="Cambria" w:hAnsi="Bahnschrift SemiLight" w:cs="Cambria"/>
+          <w:color w:val="000000"/>
+          <w:sz w:val="28"/>
+          <w:szCs w:val="28"/>
+        </w:rPr>
+        <w:t>–</w:t>
+      </w:r>
+      <w:r>
+        <w:rPr>
+          <w:rFonts w:ascii="Bahnschrift SemiLight" w:eastAsia="Cambria" w:hAnsi="Bahnschrift SemiLight" w:cs="Cambria"/>
+          <w:color w:val="000000"/>
+          <w:sz w:val="28"/>
+          <w:szCs w:val="28"/>
+        </w:rPr>
+        <w:t xml:space="preserve"> </w:t>
+      </w:r>
+    </w:p>
+    <w:p>
+      <w:pPr>
+        <w:pStyle w:val="ListParagraph"/>
+        <w:numPr>
+          <w:ilvl w:val="0"/>
+          <w:numId w:val="14"/>
+        </w:numPr>
+        <w:pBdr>
+          <w:top w:val="nil"/>
+          <w:left w:val="nil"/>
+          <w:bottom w:val="nil"/>
+          <w:right w:val="nil"/>
+          <w:between w:val="nil"/>
+        </w:pBdr>
+        <w:tabs>
+          <w:tab w:val="left" w:pos="924"/>
+        </w:tabs>
+        <w:spacing w:before="155"/>
+        <w:rPr>
+          <w:rFonts w:ascii="Bahnschrift SemiLight" w:eastAsia="Cambria" w:hAnsi="Bahnschrift SemiLight" w:cs="Cambria"/>
+          <w:color w:val="000000"/>
+          <w:sz w:val="28"/>
+          <w:szCs w:val="28"/>
+        </w:rPr>
+      </w:pPr>
+      <w:r>
+        <w:rPr>
+          <w:rFonts w:ascii="Bahnschrift SemiLight" w:eastAsia="Cambria" w:hAnsi="Bahnschrift SemiLight" w:cs="Cambria"/>
+          <w:color w:val="000000"/>
+          <w:sz w:val="28"/>
+          <w:szCs w:val="28"/>
+        </w:rPr>
+        <w:t>Data Preprocessing</w:t>
+      </w:r>
+    </w:p>
+    <w:p>
+      <w:pPr>
+        <w:pStyle w:val="ListParagraph"/>
+        <w:numPr>
+          <w:ilvl w:val="0"/>
+          <w:numId w:val="14"/>
+        </w:numPr>
+        <w:pBdr>
+          <w:top w:val="nil"/>
+          <w:left w:val="nil"/>
+          <w:bottom w:val="nil"/>
+          <w:right w:val="nil"/>
+          <w:between w:val="nil"/>
+        </w:pBdr>
+        <w:tabs>
+          <w:tab w:val="left" w:pos="924"/>
+        </w:tabs>
+        <w:spacing w:before="155"/>
+        <w:rPr>
+          <w:rFonts w:ascii="Bahnschrift SemiLight" w:eastAsia="Cambria" w:hAnsi="Bahnschrift SemiLight" w:cs="Cambria"/>
+          <w:color w:val="000000"/>
+          <w:sz w:val="28"/>
+          <w:szCs w:val="28"/>
+        </w:rPr>
+      </w:pPr>
+      <w:r>
+        <w:rPr>
+          <w:rFonts w:ascii="Bahnschrift SemiLight" w:eastAsia="Cambria" w:hAnsi="Bahnschrift SemiLight" w:cs="Cambria"/>
+          <w:color w:val="000000"/>
+          <w:sz w:val="28"/>
+          <w:szCs w:val="28"/>
+        </w:rPr>
+        <w:t>Feature Engineering</w:t>
+      </w:r>
+    </w:p>
+    <w:p>
+      <w:pPr>
+        <w:pStyle w:val="ListParagraph"/>
+        <w:numPr>
+          <w:ilvl w:val="0"/>
+          <w:numId w:val="14"/>
+        </w:numPr>
+        <w:pBdr>
+          <w:top w:val="nil"/>
+          <w:left w:val="nil"/>
+          <w:bottom w:val="nil"/>
+          <w:right w:val="nil"/>
+          <w:between w:val="nil"/>
+        </w:pBdr>
+        <w:tabs>
+          <w:tab w:val="left" w:pos="924"/>
+        </w:tabs>
+        <w:spacing w:before="155"/>
+        <w:rPr>
+          <w:rFonts w:ascii="Bahnschrift SemiLight" w:eastAsia="Cambria" w:hAnsi="Bahnschrift SemiLight" w:cs="Cambria"/>
+          <w:color w:val="000000"/>
+          <w:sz w:val="28"/>
+          <w:szCs w:val="28"/>
+        </w:rPr>
+      </w:pPr>
+      <w:r>
+        <w:rPr>
+          <w:rFonts w:ascii="Bahnschrift SemiLight" w:eastAsia="Cambria" w:hAnsi="Bahnschrift SemiLight" w:cs="Cambria"/>
+          <w:color w:val="000000"/>
+          <w:sz w:val="28"/>
+          <w:szCs w:val="28"/>
+        </w:rPr>
+        <w:t>Predictive Modeling</w:t>
+      </w:r>
+    </w:p>
+    <w:p>
+      <w:pPr>
+        <w:pStyle w:val="ListParagraph"/>
+        <w:numPr>
+          <w:ilvl w:val="0"/>
+          <w:numId w:val="14"/>
+        </w:numPr>
+        <w:pBdr>
+          <w:top w:val="nil"/>
+          <w:left w:val="nil"/>
+          <w:bottom w:val="nil"/>
+          <w:right w:val="nil"/>
+          <w:between w:val="nil"/>
+        </w:pBdr>
+        <w:tabs>
+          <w:tab w:val="left" w:pos="924"/>
+        </w:tabs>
+        <w:spacing w:before="155"/>
+        <w:rPr>
+          <w:rFonts w:ascii="Bahnschrift SemiLight" w:eastAsia="Cambria" w:hAnsi="Bahnschrift SemiLight" w:cs="Cambria"/>
+          <w:color w:val="000000"/>
+          <w:sz w:val="28"/>
+          <w:szCs w:val="28"/>
+        </w:rPr>
+      </w:pPr>
+      <w:r>
+        <w:rPr>
+          <w:rFonts w:ascii="Bahnschrift SemiLight" w:eastAsia="Cambria" w:hAnsi="Bahnschrift SemiLight" w:cs="Cambria"/>
+          <w:color w:val="000000"/>
+          <w:sz w:val="28"/>
+          <w:szCs w:val="28"/>
+        </w:rPr>
+        <w:t>Flask API</w:t>
+      </w:r>
+    </w:p>
+    <w:p>
+      <w:pPr>
+        <w:pStyle w:val="ListParagraph"/>
+        <w:numPr>
+          <w:ilvl w:val="0"/>
+          <w:numId w:val="14"/>
+        </w:numPr>
+        <w:pBdr>
+          <w:top w:val="nil"/>
+          <w:left w:val="nil"/>
+          <w:bottom w:val="nil"/>
+          <w:right w:val="nil"/>
+          <w:between w:val="nil"/>
+        </w:pBdr>
+        <w:tabs>
+          <w:tab w:val="left" w:pos="924"/>
+        </w:tabs>
+        <w:spacing w:before="155"/>
+        <w:rPr>
+          <w:rFonts w:ascii="Bahnschrift SemiLight" w:eastAsia="Cambria" w:hAnsi="Bahnschrift SemiLight" w:cs="Cambria"/>
+          <w:color w:val="000000"/>
+          <w:sz w:val="28"/>
+          <w:szCs w:val="28"/>
+        </w:rPr>
+      </w:pPr>
+      <w:r>
+        <w:rPr>
+          <w:rFonts w:ascii="Bahnschrift SemiLight" w:eastAsia="Cambria" w:hAnsi="Bahnschrift SemiLight" w:cs="Cambria"/>
+          <w:color w:val="000000"/>
+          <w:sz w:val="28"/>
+          <w:szCs w:val="28"/>
+        </w:rPr>
+        <w:t xml:space="preserve">Python (Pandas, </w:t>
+      </w:r>
+      <w:proofErr w:type="spellStart"/>
+      <w:r>
+        <w:rPr>
+          <w:rFonts w:ascii="Bahnschrift SemiLight" w:eastAsia="Cambria" w:hAnsi="Bahnschrift SemiLight" w:cs="Cambria"/>
+          <w:color w:val="000000"/>
+          <w:sz w:val="28"/>
+          <w:szCs w:val="28"/>
+        </w:rPr>
+        <w:t>NumPy</w:t>
+      </w:r>
+      <w:proofErr w:type="spellEnd"/>
+      <w:r>
+        <w:rPr>
+          <w:rFonts w:ascii="Bahnschrift SemiLight" w:eastAsia="Cambria" w:hAnsi="Bahnschrift SemiLight" w:cs="Cambria"/>
+          <w:color w:val="000000"/>
+          <w:sz w:val="28"/>
+          <w:szCs w:val="28"/>
+        </w:rPr>
+        <w:t xml:space="preserve">, </w:t>
+      </w:r>
+      <w:proofErr w:type="spellStart"/>
+      <w:r>
+        <w:rPr>
+          <w:rFonts w:ascii="Bahnschrift SemiLight" w:eastAsia="Cambria" w:hAnsi="Bahnschrift SemiLight" w:cs="Cambria"/>
+          <w:color w:val="000000"/>
+          <w:sz w:val="28"/>
+          <w:szCs w:val="28"/>
+        </w:rPr>
+        <w:t>Matplotlib</w:t>
+      </w:r>
+      <w:proofErr w:type="spellEnd"/>
+      <w:r>
+        <w:rPr>
+          <w:rFonts w:ascii="Bahnschrift SemiLight" w:eastAsia="Cambria" w:hAnsi="Bahnschrift SemiLight" w:cs="Cambria"/>
+          <w:color w:val="000000"/>
+          <w:sz w:val="28"/>
+          <w:szCs w:val="28"/>
+        </w:rPr>
+        <w:t>)</w:t>
+      </w:r>
+    </w:p>
+    <w:p>
+      <w:pPr>
+        <w:pBdr>
+          <w:top w:val="nil"/>
+          <w:left w:val="nil"/>
+          <w:bottom w:val="nil"/>
+          <w:right w:val="nil"/>
+          <w:between w:val="nil"/>
+        </w:pBdr>
+        <w:tabs>
+          <w:tab w:val="left" w:pos="924"/>
+        </w:tabs>
+        <w:spacing w:before="155"/>
+        <w:jc w:val="center"/>
+        <w:rPr>
+          <w:rFonts w:ascii="Bahnschrift SemiLight" w:eastAsia="Cambria" w:hAnsi="Bahnschrift SemiLight" w:cs="Cambria"/>
+          <w:b/>
+          <w:color w:val="000000"/>
+          <w:sz w:val="32"/>
+          <w:szCs w:val="24"/>
+          <w:u w:val="single"/>
+        </w:rPr>
+      </w:pPr>
+    </w:p>
+    <w:p>
+      <w:pPr>
+        <w:pBdr>
+          <w:top w:val="nil"/>
+          <w:left w:val="nil"/>
+          <w:bottom w:val="nil"/>
+          <w:right w:val="nil"/>
+          <w:between w:val="nil"/>
+        </w:pBdr>
+        <w:tabs>
+          <w:tab w:val="left" w:pos="924"/>
+        </w:tabs>
+        <w:spacing w:before="155"/>
+        <w:jc w:val="center"/>
+        <w:rPr>
+          <w:rFonts w:ascii="Bahnschrift SemiLight" w:eastAsia="Cambria" w:hAnsi="Bahnschrift SemiLight" w:cs="Cambria"/>
+          <w:b/>
+          <w:color w:val="000000"/>
+          <w:sz w:val="32"/>
+          <w:szCs w:val="24"/>
+          <w:u w:val="single"/>
+        </w:rPr>
+      </w:pPr>
+    </w:p>
+    <w:p>
+      <w:pPr>
+        <w:pBdr>
+          <w:top w:val="nil"/>
+          <w:left w:val="nil"/>
+          <w:bottom w:val="nil"/>
+          <w:right w:val="nil"/>
+          <w:between w:val="nil"/>
+        </w:pBdr>
+        <w:tabs>
+          <w:tab w:val="left" w:pos="924"/>
+        </w:tabs>
+        <w:spacing w:before="155"/>
+        <w:jc w:val="center"/>
+        <w:rPr>
+          <w:rFonts w:ascii="Bahnschrift SemiLight" w:eastAsia="Cambria" w:hAnsi="Bahnschrift SemiLight" w:cs="Cambria"/>
+          <w:b/>
+          <w:color w:val="000000"/>
+          <w:sz w:val="32"/>
+          <w:szCs w:val="24"/>
+          <w:u w:val="single"/>
+        </w:rPr>
+      </w:pPr>
+    </w:p>
+    <w:p>
+      <w:pPr>
+        <w:pBdr>
+          <w:top w:val="nil"/>
+          <w:left w:val="nil"/>
+          <w:bottom w:val="nil"/>
+          <w:right w:val="nil"/>
+          <w:between w:val="nil"/>
+        </w:pBdr>
+        <w:tabs>
+          <w:tab w:val="left" w:pos="924"/>
+        </w:tabs>
+        <w:spacing w:before="155"/>
+        <w:jc w:val="center"/>
+        <w:rPr>
+          <w:rFonts w:ascii="Bahnschrift SemiLight" w:eastAsia="Cambria" w:hAnsi="Bahnschrift SemiLight" w:cs="Cambria"/>
+          <w:b/>
+          <w:color w:val="000000"/>
+          <w:sz w:val="32"/>
+          <w:szCs w:val="24"/>
+          <w:u w:val="single"/>
+        </w:rPr>
+      </w:pPr>
+    </w:p>
+    <w:p>
+      <w:pPr>
+        <w:pBdr>
+          <w:top w:val="nil"/>
+          <w:left w:val="nil"/>
+          <w:bottom w:val="nil"/>
+          <w:right w:val="nil"/>
+          <w:between w:val="nil"/>
+        </w:pBdr>
+        <w:tabs>
+          <w:tab w:val="left" w:pos="924"/>
+        </w:tabs>
+        <w:spacing w:before="155"/>
+        <w:jc w:val="center"/>
+        <w:rPr>
+          <w:rFonts w:ascii="Bahnschrift SemiLight" w:eastAsia="Cambria" w:hAnsi="Bahnschrift SemiLight" w:cs="Cambria"/>
+          <w:b/>
+          <w:color w:val="000000"/>
+          <w:sz w:val="32"/>
+          <w:szCs w:val="24"/>
+          <w:u w:val="single"/>
+        </w:rPr>
+      </w:pPr>
+    </w:p>
+    <w:p>
+      <w:pPr>
+        <w:pBdr>
+          <w:top w:val="nil"/>
+          <w:left w:val="nil"/>
+          <w:bottom w:val="nil"/>
+          <w:right w:val="nil"/>
+          <w:between w:val="nil"/>
+        </w:pBdr>
+        <w:tabs>
+          <w:tab w:val="left" w:pos="924"/>
+        </w:tabs>
+        <w:spacing w:before="155"/>
+        <w:jc w:val="center"/>
+        <w:rPr>
+          <w:rFonts w:ascii="Bahnschrift SemiLight" w:eastAsia="Cambria" w:hAnsi="Bahnschrift SemiLight" w:cs="Cambria"/>
+          <w:b/>
+          <w:color w:val="000000"/>
+          <w:sz w:val="32"/>
+          <w:szCs w:val="24"/>
+          <w:u w:val="single"/>
+        </w:rPr>
+      </w:pPr>
+    </w:p>
+    <w:p>
+      <w:pPr>
+        <w:pBdr>
+          <w:top w:val="nil"/>
+          <w:left w:val="nil"/>
+          <w:bottom w:val="nil"/>
+          <w:right w:val="nil"/>
+          <w:between w:val="nil"/>
+        </w:pBdr>
+        <w:tabs>
+          <w:tab w:val="left" w:pos="924"/>
+        </w:tabs>
+        <w:spacing w:before="155"/>
+        <w:jc w:val="center"/>
+        <w:rPr>
+          <w:rFonts w:ascii="Bahnschrift SemiLight" w:eastAsia="Cambria" w:hAnsi="Bahnschrift SemiLight" w:cs="Cambria"/>
+          <w:b/>
+          <w:color w:val="000000"/>
+          <w:sz w:val="32"/>
+          <w:szCs w:val="24"/>
+          <w:u w:val="single"/>
+        </w:rPr>
+      </w:pPr>
+    </w:p>
+    <w:p>
+      <w:pPr>
+        <w:pBdr>
+          <w:top w:val="nil"/>
+          <w:left w:val="nil"/>
+          <w:bottom w:val="nil"/>
+          <w:right w:val="nil"/>
+          <w:between w:val="nil"/>
+        </w:pBdr>
+        <w:tabs>
+          <w:tab w:val="left" w:pos="924"/>
+        </w:tabs>
+        <w:spacing w:before="155"/>
+        <w:jc w:val="center"/>
+        <w:rPr>
+          <w:rFonts w:ascii="Bahnschrift SemiLight" w:eastAsia="Cambria" w:hAnsi="Bahnschrift SemiLight" w:cs="Cambria"/>
+          <w:b/>
+          <w:color w:val="000000"/>
+          <w:sz w:val="32"/>
+          <w:szCs w:val="24"/>
+          <w:u w:val="single"/>
+        </w:rPr>
+      </w:pPr>
+    </w:p>
+    <w:p>
+      <w:pPr>
+        <w:pBdr>
+          <w:top w:val="nil"/>
+          <w:left w:val="nil"/>
+          <w:bottom w:val="nil"/>
+          <w:right w:val="nil"/>
+          <w:between w:val="nil"/>
+        </w:pBdr>
+        <w:tabs>
+          <w:tab w:val="left" w:pos="924"/>
+        </w:tabs>
+        <w:spacing w:before="155"/>
+        <w:jc w:val="center"/>
+        <w:rPr>
+          <w:rFonts w:ascii="Bahnschrift SemiLight" w:eastAsia="Cambria" w:hAnsi="Bahnschrift SemiLight" w:cs="Cambria"/>
+          <w:b/>
+          <w:color w:val="000000"/>
+          <w:sz w:val="32"/>
+          <w:szCs w:val="24"/>
+          <w:u w:val="single"/>
+        </w:rPr>
+      </w:pPr>
+    </w:p>
+    <w:p>
+      <w:pPr>
+        <w:pBdr>
+          <w:top w:val="nil"/>
+          <w:left w:val="nil"/>
+          <w:bottom w:val="nil"/>
+          <w:right w:val="nil"/>
+          <w:between w:val="nil"/>
+        </w:pBdr>
+        <w:tabs>
+          <w:tab w:val="left" w:pos="924"/>
+        </w:tabs>
+        <w:spacing w:before="155"/>
+        <w:jc w:val="center"/>
+        <w:rPr>
+          <w:rFonts w:ascii="Bahnschrift SemiLight" w:eastAsia="Cambria" w:hAnsi="Bahnschrift SemiLight" w:cs="Cambria"/>
+          <w:b/>
+          <w:color w:val="000000"/>
+          <w:sz w:val="32"/>
+          <w:szCs w:val="24"/>
+          <w:u w:val="single"/>
+        </w:rPr>
+      </w:pPr>
+    </w:p>
+    <w:p>
+      <w:pPr>
+        <w:pBdr>
+          <w:top w:val="nil"/>
+          <w:left w:val="nil"/>
+          <w:bottom w:val="nil"/>
+          <w:right w:val="nil"/>
+          <w:between w:val="nil"/>
+        </w:pBdr>
+        <w:tabs>
+          <w:tab w:val="left" w:pos="924"/>
+        </w:tabs>
+        <w:spacing w:before="155"/>
+        <w:jc w:val="center"/>
+        <w:rPr>
+          <w:rFonts w:ascii="Bahnschrift SemiLight" w:eastAsia="Cambria" w:hAnsi="Bahnschrift SemiLight" w:cs="Cambria"/>
+          <w:b/>
+          <w:color w:val="000000"/>
+          <w:sz w:val="32"/>
+          <w:szCs w:val="24"/>
+          <w:u w:val="single"/>
+        </w:rPr>
+      </w:pPr>
+    </w:p>
+    <w:p>
+      <w:pPr>
+        <w:pBdr>
+          <w:top w:val="nil"/>
+          <w:left w:val="nil"/>
+          <w:bottom w:val="nil"/>
+          <w:right w:val="nil"/>
+          <w:between w:val="nil"/>
+        </w:pBdr>
+        <w:tabs>
+          <w:tab w:val="left" w:pos="924"/>
+        </w:tabs>
+        <w:spacing w:before="155"/>
+        <w:jc w:val="center"/>
+        <w:rPr>
+          <w:rFonts w:ascii="Bahnschrift SemiLight" w:eastAsia="Cambria" w:hAnsi="Bahnschrift SemiLight" w:cs="Cambria"/>
+          <w:b/>
+          <w:color w:val="000000"/>
+          <w:sz w:val="32"/>
+          <w:szCs w:val="24"/>
+          <w:u w:val="single"/>
+        </w:rPr>
+      </w:pPr>
+    </w:p>
+    <w:p>
+      <w:pPr>
+        <w:pBdr>
+          <w:top w:val="nil"/>
+          <w:left w:val="nil"/>
+          <w:bottom w:val="nil"/>
+          <w:right w:val="nil"/>
+          <w:between w:val="nil"/>
+        </w:pBdr>
+        <w:tabs>
+          <w:tab w:val="left" w:pos="924"/>
+        </w:tabs>
+        <w:spacing w:before="155"/>
+        <w:jc w:val="center"/>
+        <w:rPr>
+          <w:rFonts w:ascii="Bahnschrift SemiLight" w:eastAsia="Cambria" w:hAnsi="Bahnschrift SemiLight" w:cs="Cambria"/>
+          <w:b/>
+          <w:color w:val="000000"/>
+          <w:sz w:val="32"/>
+          <w:szCs w:val="24"/>
+          <w:u w:val="single"/>
+        </w:rPr>
+      </w:pPr>
+    </w:p>
+    <w:p>
+      <w:pPr>
+        <w:pBdr>
+          <w:top w:val="nil"/>
+          <w:left w:val="nil"/>
+          <w:bottom w:val="nil"/>
+          <w:right w:val="nil"/>
+          <w:between w:val="nil"/>
+        </w:pBdr>
+        <w:tabs>
+          <w:tab w:val="left" w:pos="924"/>
+        </w:tabs>
+        <w:spacing w:before="155"/>
+        <w:rPr>
+          <w:rFonts w:ascii="Bahnschrift SemiLight" w:eastAsia="Cambria" w:hAnsi="Bahnschrift SemiLight" w:cs="Cambria"/>
+          <w:b/>
+          <w:color w:val="000000"/>
+          <w:sz w:val="32"/>
+          <w:szCs w:val="24"/>
+          <w:u w:val="single"/>
+        </w:rPr>
+      </w:pPr>
+    </w:p>
+    <w:p>
+      <w:pPr>
+        <w:pBdr>
+          <w:top w:val="nil"/>
+          <w:left w:val="nil"/>
+          <w:bottom w:val="nil"/>
+          <w:right w:val="nil"/>
+          <w:between w:val="nil"/>
+        </w:pBdr>
+        <w:tabs>
+          <w:tab w:val="left" w:pos="924"/>
+        </w:tabs>
+        <w:spacing w:before="155"/>
+        <w:jc w:val="center"/>
+        <w:rPr>
+          <w:rFonts w:ascii="Bahnschrift SemiLight" w:eastAsia="Cambria" w:hAnsi="Bahnschrift SemiLight" w:cs="Cambria"/>
+          <w:b/>
+          <w:color w:val="000000"/>
+          <w:sz w:val="32"/>
+          <w:szCs w:val="24"/>
+          <w:u w:val="single"/>
+        </w:rPr>
+      </w:pPr>
+      <w:r>
+        <w:rPr>
+          <w:rFonts w:ascii="Bahnschrift SemiLight" w:eastAsia="Cambria" w:hAnsi="Bahnschrift SemiLight" w:cs="Cambria"/>
+          <w:b/>
+          <w:color w:val="000000"/>
+          <w:sz w:val="32"/>
+          <w:szCs w:val="24"/>
+          <w:u w:val="single"/>
+        </w:rPr>
+        <w:lastRenderedPageBreak/>
+        <w:t>INTRODUCTION</w:t>
+      </w:r>
+    </w:p>
+    <w:p>
+      <w:pPr>
+        <w:pBdr>
+          <w:top w:val="nil"/>
+          <w:left w:val="nil"/>
+          <w:bottom w:val="nil"/>
+          <w:right w:val="nil"/>
+          <w:between w:val="nil"/>
+        </w:pBdr>
+        <w:tabs>
+          <w:tab w:val="left" w:pos="924"/>
+        </w:tabs>
+        <w:spacing w:before="155"/>
+        <w:rPr>
+          <w:rFonts w:ascii="Bahnschrift SemiLight" w:eastAsia="Cambria" w:hAnsi="Bahnschrift SemiLight" w:cs="Cambria"/>
+          <w:color w:val="000000"/>
+          <w:sz w:val="28"/>
+          <w:szCs w:val="24"/>
+        </w:rPr>
+      </w:pPr>
+      <w:r>
+        <w:rPr>
+          <w:rFonts w:ascii="Bahnschrift SemiLight" w:eastAsia="Cambria" w:hAnsi="Bahnschrift SemiLight" w:cs="Cambria"/>
+          <w:color w:val="000000"/>
+          <w:sz w:val="28"/>
+          <w:szCs w:val="24"/>
+        </w:rPr>
+        <w:t>Our project’s domain is Machine Learning, &amp; the topic is “Smart Vitality Tracker with AI”, so here is a brief explanation on both:</w:t>
+      </w:r>
+    </w:p>
+    <w:p>
+      <w:pPr>
+        <w:pBdr>
+          <w:top w:val="nil"/>
+          <w:left w:val="nil"/>
+          <w:bottom w:val="nil"/>
+          <w:right w:val="nil"/>
+          <w:between w:val="nil"/>
+        </w:pBdr>
+        <w:tabs>
+          <w:tab w:val="left" w:pos="924"/>
+        </w:tabs>
+        <w:spacing w:before="155"/>
+        <w:rPr>
+          <w:rFonts w:ascii="Bahnschrift SemiLight" w:eastAsia="Cambria" w:hAnsi="Bahnschrift SemiLight" w:cs="Cambria"/>
+          <w:color w:val="000000"/>
+          <w:sz w:val="28"/>
+          <w:szCs w:val="24"/>
+        </w:rPr>
+      </w:pPr>
+      <w:r>
+        <w:rPr>
+          <w:rFonts w:ascii="Bahnschrift SemiLight" w:eastAsia="Cambria" w:hAnsi="Bahnschrift SemiLight" w:cs="Cambria"/>
+          <w:color w:val="000000"/>
+          <w:sz w:val="28"/>
+          <w:szCs w:val="24"/>
+        </w:rPr>
+        <w:t>Machine Learning is a sub-topic of Artificial Intelligence where the development and study of statistical algorithms arise that can learn from data and experience.</w:t>
+      </w:r>
+    </w:p>
+    <w:p>
+      <w:pPr>
+        <w:pBdr>
+          <w:top w:val="nil"/>
+          <w:left w:val="nil"/>
+          <w:bottom w:val="nil"/>
+          <w:right w:val="nil"/>
+          <w:between w:val="nil"/>
+        </w:pBdr>
+        <w:tabs>
+          <w:tab w:val="left" w:pos="924"/>
+        </w:tabs>
+        <w:spacing w:before="155"/>
+        <w:rPr>
+          <w:rFonts w:ascii="Bahnschrift SemiLight" w:eastAsia="Cambria" w:hAnsi="Bahnschrift SemiLight" w:cs="Cambria"/>
+          <w:color w:val="000000"/>
+          <w:sz w:val="28"/>
+          <w:szCs w:val="24"/>
+        </w:rPr>
+      </w:pPr>
+      <w:r>
+        <w:rPr>
+          <w:rFonts w:ascii="Bahnschrift SemiLight" w:eastAsia="Cambria" w:hAnsi="Bahnschrift SemiLight" w:cs="Cambria"/>
+          <w:color w:val="000000"/>
+          <w:sz w:val="28"/>
+          <w:szCs w:val="24"/>
+        </w:rPr>
+        <w:t>As per Arthur Samuel’s definition of ML: Without being explicitly programmed, ML enables a machine to automatically learn from data, improve performance from experience &amp; can predict things.</w:t>
+      </w:r>
+    </w:p>
+    <w:p>
+      <w:pPr>
+        <w:pBdr>
+          <w:top w:val="nil"/>
+          <w:left w:val="nil"/>
+          <w:bottom w:val="nil"/>
+          <w:right w:val="nil"/>
+          <w:between w:val="nil"/>
+        </w:pBdr>
+        <w:tabs>
+          <w:tab w:val="left" w:pos="924"/>
+        </w:tabs>
+        <w:spacing w:before="155"/>
+        <w:rPr>
+          <w:rFonts w:ascii="Bahnschrift SemiLight" w:eastAsia="Cambria" w:hAnsi="Bahnschrift SemiLight" w:cs="Cambria"/>
+          <w:color w:val="000000"/>
+          <w:sz w:val="28"/>
+          <w:szCs w:val="24"/>
+        </w:rPr>
+      </w:pPr>
+      <w:r>
+        <w:rPr>
+          <w:rFonts w:ascii="Bahnschrift SemiLight" w:eastAsia="Cambria" w:hAnsi="Bahnschrift SemiLight" w:cs="Cambria"/>
+          <w:color w:val="000000"/>
+          <w:sz w:val="28"/>
+          <w:szCs w:val="24"/>
+        </w:rPr>
+        <w:t xml:space="preserve">Instead of being explicitly programmed to perform specific tasks, ML algorithms analyze data, identify patterns, and improve their performance over time. Key features include: </w:t>
+      </w:r>
+    </w:p>
+    <w:p>
+      <w:pPr>
         <w:pStyle w:val="ListParagraph"/>
         <w:numPr>
           <w:ilvl w:val="0"/>
@@ -1955,780 +3100,24 @@
           <w:between w:val="nil"/>
         </w:pBdr>
         <w:tabs>
-          <w:tab w:val="left" w:pos="908"/>
-        </w:tabs>
-        <w:spacing w:before="155"/>
-        <w:rPr>
-          <w:rFonts w:ascii="Bahnschrift SemiLight" w:eastAsia="Cambria" w:hAnsi="Bahnschrift SemiLight" w:cs="Cambria"/>
-          <w:color w:val="000000"/>
-          <w:sz w:val="28"/>
-          <w:szCs w:val="24"/>
-        </w:rPr>
-      </w:pPr>
-      <w:r>
-        <w:rPr>
-          <w:rFonts w:ascii="Bahnschrift SemiLight" w:eastAsia="Cambria" w:hAnsi="Bahnschrift SemiLight" w:cs="Cambria"/>
-          <w:color w:val="000000"/>
-          <w:sz w:val="28"/>
-          <w:szCs w:val="24"/>
-        </w:rPr>
-        <w:t>API: Application Programming Interface.</w:t>
-      </w:r>
-    </w:p>
-    <w:p>
-      <w:pPr>
-        <w:pBdr>
-          <w:top w:val="nil"/>
-          <w:left w:val="nil"/>
-          <w:bottom w:val="nil"/>
-          <w:right w:val="nil"/>
-          <w:between w:val="nil"/>
-        </w:pBdr>
-        <w:tabs>
-          <w:tab w:val="left" w:pos="924"/>
-        </w:tabs>
-        <w:spacing w:before="155"/>
-        <w:jc w:val="center"/>
-        <w:rPr>
-          <w:rFonts w:ascii="Bahnschrift SemiLight" w:eastAsia="Cambria" w:hAnsi="Bahnschrift SemiLight" w:cs="Cambria"/>
-          <w:b/>
-          <w:color w:val="000000"/>
-          <w:sz w:val="32"/>
-          <w:szCs w:val="24"/>
-          <w:u w:val="single"/>
-        </w:rPr>
-      </w:pPr>
-    </w:p>
-    <w:p>
-      <w:pPr>
-        <w:pBdr>
-          <w:top w:val="nil"/>
-          <w:left w:val="nil"/>
-          <w:bottom w:val="nil"/>
-          <w:right w:val="nil"/>
-          <w:between w:val="nil"/>
-        </w:pBdr>
-        <w:tabs>
-          <w:tab w:val="left" w:pos="924"/>
-        </w:tabs>
-        <w:spacing w:before="155"/>
-        <w:jc w:val="center"/>
-        <w:rPr>
-          <w:rFonts w:ascii="Bahnschrift SemiLight" w:eastAsia="Cambria" w:hAnsi="Bahnschrift SemiLight" w:cs="Cambria"/>
-          <w:b/>
-          <w:color w:val="000000"/>
-          <w:sz w:val="32"/>
-          <w:szCs w:val="24"/>
-          <w:u w:val="single"/>
-        </w:rPr>
-      </w:pPr>
-    </w:p>
-    <w:p>
-      <w:pPr>
-        <w:pBdr>
-          <w:top w:val="nil"/>
-          <w:left w:val="nil"/>
-          <w:bottom w:val="nil"/>
-          <w:right w:val="nil"/>
-          <w:between w:val="nil"/>
-        </w:pBdr>
-        <w:tabs>
-          <w:tab w:val="left" w:pos="924"/>
-        </w:tabs>
-        <w:spacing w:before="155"/>
-        <w:jc w:val="center"/>
-        <w:rPr>
-          <w:rFonts w:ascii="Bahnschrift SemiLight" w:eastAsia="Cambria" w:hAnsi="Bahnschrift SemiLight" w:cs="Cambria"/>
-          <w:b/>
-          <w:color w:val="000000"/>
-          <w:sz w:val="32"/>
-          <w:szCs w:val="24"/>
-          <w:u w:val="single"/>
-        </w:rPr>
-      </w:pPr>
-    </w:p>
-    <w:p>
-      <w:pPr>
-        <w:pBdr>
-          <w:top w:val="nil"/>
-          <w:left w:val="nil"/>
-          <w:bottom w:val="nil"/>
-          <w:right w:val="nil"/>
-          <w:between w:val="nil"/>
-        </w:pBdr>
-        <w:tabs>
-          <w:tab w:val="left" w:pos="924"/>
-        </w:tabs>
-        <w:spacing w:before="155"/>
-        <w:jc w:val="center"/>
-        <w:rPr>
-          <w:rFonts w:ascii="Bahnschrift SemiLight" w:eastAsia="Cambria" w:hAnsi="Bahnschrift SemiLight" w:cs="Cambria"/>
-          <w:b/>
-          <w:color w:val="000000"/>
-          <w:sz w:val="32"/>
-          <w:szCs w:val="24"/>
-          <w:u w:val="single"/>
-        </w:rPr>
-      </w:pPr>
-    </w:p>
-    <w:p>
-      <w:pPr>
-        <w:pBdr>
-          <w:top w:val="nil"/>
-          <w:left w:val="nil"/>
-          <w:bottom w:val="nil"/>
-          <w:right w:val="nil"/>
-          <w:between w:val="nil"/>
-        </w:pBdr>
-        <w:tabs>
-          <w:tab w:val="left" w:pos="924"/>
-        </w:tabs>
-        <w:spacing w:before="155"/>
-        <w:jc w:val="center"/>
-        <w:rPr>
-          <w:rFonts w:ascii="Bahnschrift SemiLight" w:eastAsia="Cambria" w:hAnsi="Bahnschrift SemiLight" w:cs="Cambria"/>
-          <w:b/>
-          <w:color w:val="000000"/>
-          <w:sz w:val="32"/>
-          <w:szCs w:val="24"/>
-          <w:u w:val="single"/>
-        </w:rPr>
-      </w:pPr>
-    </w:p>
-    <w:p>
-      <w:pPr>
-        <w:pBdr>
-          <w:top w:val="nil"/>
-          <w:left w:val="nil"/>
-          <w:bottom w:val="nil"/>
-          <w:right w:val="nil"/>
-          <w:between w:val="nil"/>
-        </w:pBdr>
-        <w:tabs>
-          <w:tab w:val="left" w:pos="924"/>
-        </w:tabs>
-        <w:spacing w:before="155"/>
-        <w:jc w:val="center"/>
-        <w:rPr>
-          <w:rFonts w:ascii="Bahnschrift SemiLight" w:eastAsia="Cambria" w:hAnsi="Bahnschrift SemiLight" w:cs="Cambria"/>
-          <w:b/>
-          <w:color w:val="000000"/>
-          <w:sz w:val="32"/>
-          <w:szCs w:val="24"/>
-          <w:u w:val="single"/>
-        </w:rPr>
-      </w:pPr>
-    </w:p>
-    <w:p>
-      <w:pPr>
-        <w:pBdr>
-          <w:top w:val="nil"/>
-          <w:left w:val="nil"/>
-          <w:bottom w:val="nil"/>
-          <w:right w:val="nil"/>
-          <w:between w:val="nil"/>
-        </w:pBdr>
-        <w:tabs>
-          <w:tab w:val="left" w:pos="924"/>
-        </w:tabs>
-        <w:spacing w:before="155"/>
-        <w:jc w:val="center"/>
-        <w:rPr>
-          <w:rFonts w:ascii="Bahnschrift SemiLight" w:eastAsia="Cambria" w:hAnsi="Bahnschrift SemiLight" w:cs="Cambria"/>
-          <w:b/>
-          <w:color w:val="000000"/>
-          <w:sz w:val="32"/>
-          <w:szCs w:val="24"/>
-          <w:u w:val="single"/>
-        </w:rPr>
-      </w:pPr>
-    </w:p>
-    <w:p>
-      <w:pPr>
-        <w:pBdr>
-          <w:top w:val="nil"/>
-          <w:left w:val="nil"/>
-          <w:bottom w:val="nil"/>
-          <w:right w:val="nil"/>
-          <w:between w:val="nil"/>
-        </w:pBdr>
-        <w:tabs>
-          <w:tab w:val="left" w:pos="924"/>
-        </w:tabs>
-        <w:spacing w:before="155"/>
-        <w:jc w:val="center"/>
-        <w:rPr>
-          <w:rFonts w:ascii="Bahnschrift SemiLight" w:eastAsia="Cambria" w:hAnsi="Bahnschrift SemiLight" w:cs="Cambria"/>
-          <w:b/>
-          <w:color w:val="000000"/>
-          <w:sz w:val="32"/>
-          <w:szCs w:val="24"/>
-          <w:u w:val="single"/>
-        </w:rPr>
-      </w:pPr>
-    </w:p>
-    <w:p>
-      <w:pPr>
-        <w:pBdr>
-          <w:top w:val="nil"/>
-          <w:left w:val="nil"/>
-          <w:bottom w:val="nil"/>
-          <w:right w:val="nil"/>
-          <w:between w:val="nil"/>
-        </w:pBdr>
-        <w:tabs>
-          <w:tab w:val="left" w:pos="924"/>
-        </w:tabs>
-        <w:spacing w:before="155"/>
-        <w:jc w:val="center"/>
-        <w:rPr>
-          <w:rFonts w:ascii="Bahnschrift SemiLight" w:eastAsia="Cambria" w:hAnsi="Bahnschrift SemiLight" w:cs="Cambria"/>
-          <w:b/>
-          <w:color w:val="000000"/>
-          <w:sz w:val="32"/>
-          <w:szCs w:val="24"/>
-          <w:u w:val="single"/>
-        </w:rPr>
-      </w:pPr>
-    </w:p>
-    <w:p>
-      <w:pPr>
-        <w:pBdr>
-          <w:top w:val="nil"/>
-          <w:left w:val="nil"/>
-          <w:bottom w:val="nil"/>
-          <w:right w:val="nil"/>
-          <w:between w:val="nil"/>
-        </w:pBdr>
-        <w:tabs>
-          <w:tab w:val="left" w:pos="924"/>
-        </w:tabs>
-        <w:spacing w:before="155"/>
-        <w:jc w:val="center"/>
-        <w:rPr>
-          <w:rFonts w:ascii="Bahnschrift SemiLight" w:eastAsia="Cambria" w:hAnsi="Bahnschrift SemiLight" w:cs="Cambria"/>
-          <w:b/>
-          <w:color w:val="000000"/>
-          <w:sz w:val="32"/>
-          <w:szCs w:val="24"/>
-          <w:u w:val="single"/>
-        </w:rPr>
-      </w:pPr>
-    </w:p>
-    <w:p>
-      <w:pPr>
-        <w:pBdr>
-          <w:top w:val="nil"/>
-          <w:left w:val="nil"/>
-          <w:bottom w:val="nil"/>
-          <w:right w:val="nil"/>
-          <w:between w:val="nil"/>
-        </w:pBdr>
-        <w:tabs>
-          <w:tab w:val="left" w:pos="924"/>
-        </w:tabs>
-        <w:spacing w:before="155"/>
-        <w:jc w:val="center"/>
-        <w:rPr>
-          <w:rFonts w:ascii="Bahnschrift SemiLight" w:eastAsia="Cambria" w:hAnsi="Bahnschrift SemiLight" w:cs="Cambria"/>
-          <w:b/>
-          <w:color w:val="000000"/>
-          <w:sz w:val="32"/>
-          <w:szCs w:val="24"/>
-          <w:u w:val="single"/>
-        </w:rPr>
-      </w:pPr>
-    </w:p>
-    <w:p>
-      <w:pPr>
-        <w:pBdr>
-          <w:top w:val="nil"/>
-          <w:left w:val="nil"/>
-          <w:bottom w:val="nil"/>
-          <w:right w:val="nil"/>
-          <w:between w:val="nil"/>
-        </w:pBdr>
-        <w:tabs>
-          <w:tab w:val="left" w:pos="924"/>
-        </w:tabs>
-        <w:spacing w:before="155"/>
-        <w:jc w:val="center"/>
-        <w:rPr>
-          <w:rFonts w:ascii="Bahnschrift SemiLight" w:eastAsia="Cambria" w:hAnsi="Bahnschrift SemiLight" w:cs="Cambria"/>
-          <w:b/>
-          <w:color w:val="000000"/>
-          <w:sz w:val="32"/>
-          <w:szCs w:val="24"/>
-          <w:u w:val="single"/>
-        </w:rPr>
-      </w:pPr>
-    </w:p>
-    <w:p>
-      <w:pPr>
-        <w:pBdr>
-          <w:top w:val="nil"/>
-          <w:left w:val="nil"/>
-          <w:bottom w:val="nil"/>
-          <w:right w:val="nil"/>
-          <w:between w:val="nil"/>
-        </w:pBdr>
-        <w:tabs>
-          <w:tab w:val="left" w:pos="924"/>
-        </w:tabs>
-        <w:spacing w:before="155"/>
-        <w:jc w:val="center"/>
-        <w:rPr>
-          <w:rFonts w:ascii="Bahnschrift SemiLight" w:eastAsia="Cambria" w:hAnsi="Bahnschrift SemiLight" w:cs="Cambria"/>
-          <w:b/>
-          <w:color w:val="000000"/>
-          <w:sz w:val="32"/>
-          <w:szCs w:val="24"/>
-          <w:u w:val="single"/>
-        </w:rPr>
-      </w:pPr>
-    </w:p>
-    <w:p>
-      <w:pPr>
-        <w:pBdr>
-          <w:top w:val="nil"/>
-          <w:left w:val="nil"/>
-          <w:bottom w:val="nil"/>
-          <w:right w:val="nil"/>
-          <w:between w:val="nil"/>
-        </w:pBdr>
-        <w:tabs>
-          <w:tab w:val="left" w:pos="924"/>
-        </w:tabs>
-        <w:spacing w:before="155"/>
-        <w:jc w:val="center"/>
-        <w:rPr>
-          <w:rFonts w:ascii="Bahnschrift SemiLight" w:eastAsia="Cambria" w:hAnsi="Bahnschrift SemiLight" w:cs="Cambria"/>
-          <w:b/>
-          <w:color w:val="000000"/>
-          <w:sz w:val="32"/>
-          <w:szCs w:val="24"/>
-          <w:u w:val="single"/>
-        </w:rPr>
-      </w:pPr>
-    </w:p>
-    <w:p>
-      <w:pPr>
-        <w:pBdr>
-          <w:top w:val="nil"/>
-          <w:left w:val="nil"/>
-          <w:bottom w:val="nil"/>
-          <w:right w:val="nil"/>
-          <w:between w:val="nil"/>
-        </w:pBdr>
-        <w:tabs>
-          <w:tab w:val="left" w:pos="924"/>
-        </w:tabs>
-        <w:spacing w:before="155"/>
-        <w:jc w:val="center"/>
-        <w:rPr>
-          <w:rFonts w:ascii="Bahnschrift SemiLight" w:eastAsia="Cambria" w:hAnsi="Bahnschrift SemiLight" w:cs="Cambria"/>
-          <w:b/>
-          <w:color w:val="000000"/>
-          <w:sz w:val="32"/>
-          <w:szCs w:val="24"/>
-          <w:u w:val="single"/>
-        </w:rPr>
-      </w:pPr>
-    </w:p>
-    <w:p>
-      <w:pPr>
-        <w:pBdr>
-          <w:top w:val="nil"/>
-          <w:left w:val="nil"/>
-          <w:bottom w:val="nil"/>
-          <w:right w:val="nil"/>
-          <w:between w:val="nil"/>
-        </w:pBdr>
-        <w:tabs>
-          <w:tab w:val="left" w:pos="924"/>
-        </w:tabs>
-        <w:spacing w:before="155"/>
-        <w:jc w:val="center"/>
-        <w:rPr>
-          <w:rFonts w:ascii="Bahnschrift SemiLight" w:eastAsia="Cambria" w:hAnsi="Bahnschrift SemiLight" w:cs="Cambria"/>
-          <w:b/>
-          <w:color w:val="000000"/>
-          <w:sz w:val="32"/>
-          <w:szCs w:val="24"/>
-          <w:u w:val="single"/>
-        </w:rPr>
-      </w:pPr>
-    </w:p>
-    <w:p>
-      <w:pPr>
-        <w:pBdr>
-          <w:top w:val="nil"/>
-          <w:left w:val="nil"/>
-          <w:bottom w:val="nil"/>
-          <w:right w:val="nil"/>
-          <w:between w:val="nil"/>
-        </w:pBdr>
-        <w:tabs>
-          <w:tab w:val="left" w:pos="924"/>
-        </w:tabs>
-        <w:spacing w:before="155"/>
-        <w:jc w:val="center"/>
-        <w:rPr>
-          <w:rFonts w:ascii="Bahnschrift SemiLight" w:eastAsia="Cambria" w:hAnsi="Bahnschrift SemiLight" w:cs="Cambria"/>
-          <w:b/>
-          <w:color w:val="000000"/>
-          <w:sz w:val="32"/>
-          <w:szCs w:val="24"/>
-          <w:u w:val="single"/>
-        </w:rPr>
-      </w:pPr>
-    </w:p>
-    <w:p>
-      <w:pPr>
-        <w:pBdr>
-          <w:top w:val="nil"/>
-          <w:left w:val="nil"/>
-          <w:bottom w:val="nil"/>
-          <w:right w:val="nil"/>
-          <w:between w:val="nil"/>
-        </w:pBdr>
-        <w:tabs>
-          <w:tab w:val="left" w:pos="924"/>
-        </w:tabs>
-        <w:spacing w:before="155"/>
-        <w:jc w:val="center"/>
-        <w:rPr>
-          <w:rFonts w:ascii="Bahnschrift SemiLight" w:eastAsia="Cambria" w:hAnsi="Bahnschrift SemiLight" w:cs="Cambria"/>
-          <w:b/>
-          <w:color w:val="000000"/>
-          <w:sz w:val="32"/>
-          <w:szCs w:val="24"/>
-          <w:u w:val="single"/>
-        </w:rPr>
-      </w:pPr>
-    </w:p>
-    <w:p>
-      <w:pPr>
-        <w:pBdr>
-          <w:top w:val="nil"/>
-          <w:left w:val="nil"/>
-          <w:bottom w:val="nil"/>
-          <w:right w:val="nil"/>
-          <w:between w:val="nil"/>
-        </w:pBdr>
-        <w:tabs>
-          <w:tab w:val="left" w:pos="924"/>
-        </w:tabs>
-        <w:spacing w:before="155"/>
-        <w:jc w:val="center"/>
-        <w:rPr>
-          <w:rFonts w:ascii="Bahnschrift SemiLight" w:eastAsia="Cambria" w:hAnsi="Bahnschrift SemiLight" w:cs="Cambria"/>
-          <w:b/>
-          <w:color w:val="000000"/>
-          <w:sz w:val="32"/>
-          <w:szCs w:val="24"/>
-          <w:u w:val="single"/>
-        </w:rPr>
-      </w:pPr>
-    </w:p>
-    <w:p>
-      <w:pPr>
-        <w:pBdr>
-          <w:top w:val="nil"/>
-          <w:left w:val="nil"/>
-          <w:bottom w:val="nil"/>
-          <w:right w:val="nil"/>
-          <w:between w:val="nil"/>
-        </w:pBdr>
-        <w:tabs>
-          <w:tab w:val="left" w:pos="924"/>
-        </w:tabs>
-        <w:spacing w:before="155"/>
-        <w:jc w:val="center"/>
-        <w:rPr>
-          <w:rFonts w:ascii="Bahnschrift SemiLight" w:eastAsia="Cambria" w:hAnsi="Bahnschrift SemiLight" w:cs="Cambria"/>
-          <w:b/>
-          <w:color w:val="000000"/>
-          <w:sz w:val="32"/>
-          <w:szCs w:val="24"/>
-          <w:u w:val="single"/>
-        </w:rPr>
-      </w:pPr>
-    </w:p>
-    <w:p>
-      <w:pPr>
-        <w:pBdr>
-          <w:top w:val="nil"/>
-          <w:left w:val="nil"/>
-          <w:bottom w:val="nil"/>
-          <w:right w:val="nil"/>
-          <w:between w:val="nil"/>
-        </w:pBdr>
-        <w:tabs>
-          <w:tab w:val="left" w:pos="924"/>
-        </w:tabs>
-        <w:spacing w:before="155"/>
-        <w:jc w:val="center"/>
-        <w:rPr>
-          <w:rFonts w:ascii="Bahnschrift SemiLight" w:eastAsia="Cambria" w:hAnsi="Bahnschrift SemiLight" w:cs="Cambria"/>
-          <w:b/>
-          <w:color w:val="000000"/>
-          <w:sz w:val="32"/>
-          <w:szCs w:val="24"/>
-          <w:u w:val="single"/>
-        </w:rPr>
-      </w:pPr>
-    </w:p>
-    <w:p>
-      <w:pPr>
-        <w:pBdr>
-          <w:top w:val="nil"/>
-          <w:left w:val="nil"/>
-          <w:bottom w:val="nil"/>
-          <w:right w:val="nil"/>
-          <w:between w:val="nil"/>
-        </w:pBdr>
-        <w:tabs>
-          <w:tab w:val="left" w:pos="924"/>
-        </w:tabs>
-        <w:spacing w:before="155"/>
-        <w:jc w:val="center"/>
-        <w:rPr>
-          <w:rFonts w:ascii="Bahnschrift SemiLight" w:eastAsia="Cambria" w:hAnsi="Bahnschrift SemiLight" w:cs="Cambria"/>
-          <w:b/>
-          <w:color w:val="000000"/>
-          <w:sz w:val="32"/>
-          <w:szCs w:val="24"/>
-          <w:u w:val="single"/>
-        </w:rPr>
-      </w:pPr>
-    </w:p>
-    <w:p>
-      <w:pPr>
-        <w:pBdr>
-          <w:top w:val="nil"/>
-          <w:left w:val="nil"/>
-          <w:bottom w:val="nil"/>
-          <w:right w:val="nil"/>
-          <w:between w:val="nil"/>
-        </w:pBdr>
-        <w:tabs>
-          <w:tab w:val="left" w:pos="924"/>
-        </w:tabs>
-        <w:spacing w:before="155"/>
-        <w:jc w:val="center"/>
-        <w:rPr>
-          <w:rFonts w:ascii="Bahnschrift SemiLight" w:eastAsia="Cambria" w:hAnsi="Bahnschrift SemiLight" w:cs="Cambria"/>
-          <w:b/>
-          <w:color w:val="000000"/>
-          <w:sz w:val="32"/>
-          <w:szCs w:val="24"/>
-          <w:u w:val="single"/>
-        </w:rPr>
-      </w:pPr>
-    </w:p>
-    <w:p>
-      <w:pPr>
-        <w:pBdr>
-          <w:top w:val="nil"/>
-          <w:left w:val="nil"/>
-          <w:bottom w:val="nil"/>
-          <w:right w:val="nil"/>
-          <w:between w:val="nil"/>
-        </w:pBdr>
-        <w:tabs>
-          <w:tab w:val="left" w:pos="924"/>
-        </w:tabs>
-        <w:spacing w:before="155"/>
-        <w:jc w:val="center"/>
-        <w:rPr>
-          <w:rFonts w:ascii="Bahnschrift SemiLight" w:eastAsia="Cambria" w:hAnsi="Bahnschrift SemiLight" w:cs="Cambria"/>
-          <w:b/>
-          <w:color w:val="000000"/>
-          <w:sz w:val="32"/>
-          <w:szCs w:val="24"/>
-          <w:u w:val="single"/>
-        </w:rPr>
-      </w:pPr>
-    </w:p>
-    <w:p>
-      <w:pPr>
-        <w:pBdr>
-          <w:top w:val="nil"/>
-          <w:left w:val="nil"/>
-          <w:bottom w:val="nil"/>
-          <w:right w:val="nil"/>
-          <w:between w:val="nil"/>
-        </w:pBdr>
-        <w:tabs>
-          <w:tab w:val="left" w:pos="924"/>
-        </w:tabs>
-        <w:spacing w:before="155"/>
-        <w:jc w:val="center"/>
-        <w:rPr>
-          <w:rFonts w:ascii="Bahnschrift SemiLight" w:eastAsia="Cambria" w:hAnsi="Bahnschrift SemiLight" w:cs="Cambria"/>
-          <w:b/>
-          <w:color w:val="000000"/>
-          <w:sz w:val="32"/>
-          <w:szCs w:val="24"/>
-          <w:u w:val="single"/>
-        </w:rPr>
-      </w:pPr>
-    </w:p>
-    <w:p>
-      <w:pPr>
-        <w:pBdr>
-          <w:top w:val="nil"/>
-          <w:left w:val="nil"/>
-          <w:bottom w:val="nil"/>
-          <w:right w:val="nil"/>
-          <w:between w:val="nil"/>
-        </w:pBdr>
-        <w:tabs>
-          <w:tab w:val="left" w:pos="924"/>
-        </w:tabs>
-        <w:spacing w:before="155"/>
-        <w:jc w:val="center"/>
-        <w:rPr>
-          <w:rFonts w:ascii="Bahnschrift SemiLight" w:eastAsia="Cambria" w:hAnsi="Bahnschrift SemiLight" w:cs="Cambria"/>
-          <w:b/>
-          <w:color w:val="000000"/>
-          <w:sz w:val="32"/>
-          <w:szCs w:val="24"/>
-          <w:u w:val="single"/>
-        </w:rPr>
-      </w:pPr>
-      <w:r>
-        <w:rPr>
-          <w:rFonts w:ascii="Bahnschrift SemiLight" w:eastAsia="Cambria" w:hAnsi="Bahnschrift SemiLight" w:cs="Cambria"/>
-          <w:b/>
-          <w:color w:val="000000"/>
-          <w:sz w:val="32"/>
-          <w:szCs w:val="24"/>
-          <w:u w:val="single"/>
-        </w:rPr>
-        <w:lastRenderedPageBreak/>
-        <w:t>INTRODUCTION</w:t>
-      </w:r>
-    </w:p>
-    <w:p>
-      <w:pPr>
-        <w:pBdr>
-          <w:top w:val="nil"/>
-          <w:left w:val="nil"/>
-          <w:bottom w:val="nil"/>
-          <w:right w:val="nil"/>
-          <w:between w:val="nil"/>
-        </w:pBdr>
-        <w:tabs>
-          <w:tab w:val="left" w:pos="924"/>
-        </w:tabs>
-        <w:spacing w:before="155"/>
-        <w:rPr>
-          <w:rFonts w:ascii="Bahnschrift SemiLight" w:eastAsia="Cambria" w:hAnsi="Bahnschrift SemiLight" w:cs="Cambria"/>
-          <w:color w:val="000000"/>
-          <w:sz w:val="28"/>
-          <w:szCs w:val="24"/>
-        </w:rPr>
-      </w:pPr>
-      <w:r>
-        <w:rPr>
-          <w:rFonts w:ascii="Bahnschrift SemiLight" w:eastAsia="Cambria" w:hAnsi="Bahnschrift SemiLight" w:cs="Cambria"/>
-          <w:color w:val="000000"/>
-          <w:sz w:val="28"/>
-          <w:szCs w:val="24"/>
-        </w:rPr>
-        <w:t>Our project’s domain is Machine Learning, &amp; the topic is “Smart Vitality Tracker with AI”, so here is a brief explanation on both:</w:t>
-      </w:r>
-    </w:p>
-    <w:p>
-      <w:pPr>
-        <w:pBdr>
-          <w:top w:val="nil"/>
-          <w:left w:val="nil"/>
-          <w:bottom w:val="nil"/>
-          <w:right w:val="nil"/>
-          <w:between w:val="nil"/>
-        </w:pBdr>
-        <w:tabs>
-          <w:tab w:val="left" w:pos="924"/>
-        </w:tabs>
-        <w:spacing w:before="155"/>
-        <w:rPr>
-          <w:rFonts w:ascii="Bahnschrift SemiLight" w:eastAsia="Cambria" w:hAnsi="Bahnschrift SemiLight" w:cs="Cambria"/>
-          <w:color w:val="000000"/>
-          <w:sz w:val="28"/>
-          <w:szCs w:val="24"/>
-        </w:rPr>
-      </w:pPr>
-      <w:r>
-        <w:rPr>
-          <w:rFonts w:ascii="Bahnschrift SemiLight" w:eastAsia="Cambria" w:hAnsi="Bahnschrift SemiLight" w:cs="Cambria"/>
-          <w:color w:val="000000"/>
-          <w:sz w:val="28"/>
-          <w:szCs w:val="24"/>
-        </w:rPr>
-        <w:t>Machine Learning is a sub-topic of Artificial Intelligence where the development and study of statistical algorithms arise that can learn from data and experience.</w:t>
-      </w:r>
-    </w:p>
-    <w:p>
-      <w:pPr>
-        <w:pBdr>
-          <w:top w:val="nil"/>
-          <w:left w:val="nil"/>
-          <w:bottom w:val="nil"/>
-          <w:right w:val="nil"/>
-          <w:between w:val="nil"/>
-        </w:pBdr>
-        <w:tabs>
-          <w:tab w:val="left" w:pos="924"/>
-        </w:tabs>
-        <w:spacing w:before="155"/>
-        <w:rPr>
-          <w:rFonts w:ascii="Bahnschrift SemiLight" w:eastAsia="Cambria" w:hAnsi="Bahnschrift SemiLight" w:cs="Cambria"/>
-          <w:color w:val="000000"/>
-          <w:sz w:val="28"/>
-          <w:szCs w:val="24"/>
-        </w:rPr>
-      </w:pPr>
-      <w:r>
-        <w:rPr>
-          <w:rFonts w:ascii="Bahnschrift SemiLight" w:eastAsia="Cambria" w:hAnsi="Bahnschrift SemiLight" w:cs="Cambria"/>
-          <w:color w:val="000000"/>
-          <w:sz w:val="28"/>
-          <w:szCs w:val="24"/>
-        </w:rPr>
-        <w:t>As per Arthur Samuel’s definition of ML: Without being explicitly programmed, ML enables a machine to automatically learn from data, improve performance from experience &amp; can predict things.</w:t>
-      </w:r>
-    </w:p>
-    <w:p>
-      <w:pPr>
-        <w:pBdr>
-          <w:top w:val="nil"/>
-          <w:left w:val="nil"/>
-          <w:bottom w:val="nil"/>
-          <w:right w:val="nil"/>
-          <w:between w:val="nil"/>
-        </w:pBdr>
-        <w:tabs>
-          <w:tab w:val="left" w:pos="924"/>
-        </w:tabs>
-        <w:spacing w:before="155"/>
-        <w:rPr>
-          <w:rFonts w:ascii="Bahnschrift SemiLight" w:eastAsia="Cambria" w:hAnsi="Bahnschrift SemiLight" w:cs="Cambria"/>
-          <w:color w:val="000000"/>
-          <w:sz w:val="28"/>
-          <w:szCs w:val="24"/>
-        </w:rPr>
-      </w:pPr>
-      <w:r>
-        <w:rPr>
-          <w:rFonts w:ascii="Bahnschrift SemiLight" w:eastAsia="Cambria" w:hAnsi="Bahnschrift SemiLight" w:cs="Cambria"/>
-          <w:color w:val="000000"/>
-          <w:sz w:val="28"/>
-          <w:szCs w:val="24"/>
-        </w:rPr>
-        <w:t xml:space="preserve">Instead of being explicitly programmed to perform specific tasks, ML algorithms analyze data, identify patterns, and improve their performance over time. Key features include: </w:t>
+          <w:tab w:val="left" w:pos="924"/>
+        </w:tabs>
+        <w:spacing w:before="155" w:line="276" w:lineRule="auto"/>
+        <w:rPr>
+          <w:rFonts w:ascii="Bahnschrift SemiLight" w:eastAsia="Cambria" w:hAnsi="Bahnschrift SemiLight" w:cs="Cambria"/>
+          <w:color w:val="000000"/>
+          <w:sz w:val="28"/>
+          <w:szCs w:val="24"/>
+        </w:rPr>
+      </w:pPr>
+      <w:r>
+        <w:rPr>
+          <w:rFonts w:ascii="Bahnschrift SemiLight" w:eastAsia="Cambria" w:hAnsi="Bahnschrift SemiLight" w:cs="Cambria"/>
+          <w:color w:val="000000"/>
+          <w:sz w:val="28"/>
+          <w:szCs w:val="24"/>
+        </w:rPr>
+        <w:t>Learning from data and experience using dataset to train and develop models</w:t>
       </w:r>
     </w:p>
     <w:p>
@@ -2763,7 +3152,7 @@
           <w:sz w:val="28"/>
           <w:szCs w:val="24"/>
         </w:rPr>
-        <w:t>Learning from data and experience using dataset to train and develop models</w:t>
+        <w:t>To perform well on unseen data(not just the training dataset)</w:t>
       </w:r>
     </w:p>
     <w:p>
@@ -2798,41 +3187,6 @@
           <w:sz w:val="28"/>
           <w:szCs w:val="24"/>
         </w:rPr>
-        <w:t>To perform well on unseen data(not just the training dataset)</w:t>
-      </w:r>
-    </w:p>
-    <w:p>
-      <w:pPr>
-        <w:pStyle w:val="ListParagraph"/>
-        <w:numPr>
-          <w:ilvl w:val="0"/>
-          <w:numId w:val="2"/>
-        </w:numPr>
-        <w:pBdr>
-          <w:top w:val="nil"/>
-          <w:left w:val="nil"/>
-          <w:bottom w:val="nil"/>
-          <w:right w:val="nil"/>
-          <w:between w:val="nil"/>
-        </w:pBdr>
-        <w:tabs>
-          <w:tab w:val="left" w:pos="924"/>
-        </w:tabs>
-        <w:spacing w:before="155" w:line="276" w:lineRule="auto"/>
-        <w:rPr>
-          <w:rFonts w:ascii="Bahnschrift SemiLight" w:eastAsia="Cambria" w:hAnsi="Bahnschrift SemiLight" w:cs="Cambria"/>
-          <w:color w:val="000000"/>
-          <w:sz w:val="28"/>
-          <w:szCs w:val="24"/>
-        </w:rPr>
-      </w:pPr>
-      <w:r>
-        <w:rPr>
-          <w:rFonts w:ascii="Bahnschrift SemiLight" w:eastAsia="Cambria" w:hAnsi="Bahnschrift SemiLight" w:cs="Cambria"/>
-          <w:color w:val="000000"/>
-          <w:sz w:val="28"/>
-          <w:szCs w:val="24"/>
-        </w:rPr>
         <w:t>Improvements through more data and better algorithms.</w:t>
       </w:r>
     </w:p>
@@ -3917,7 +4271,57 @@
           <w:szCs w:val="24"/>
           <w:lang w:val="en-IN"/>
         </w:rPr>
-        <w:t>lets user give their inputs (example: how much did they eat).</w:t>
+        <w:t xml:space="preserve">lets user give their inputs (example: </w:t>
+      </w:r>
+      <w:r>
+        <w:rPr>
+          <w:rFonts w:ascii="Bahnschrift SemiLight" w:eastAsia="Cambria" w:hAnsi="Bahnschrift SemiLight" w:cs="Cambria"/>
+          <w:color w:val="000000"/>
+          <w:sz w:val="28"/>
+          <w:szCs w:val="24"/>
+          <w:lang w:val="en-IN"/>
+        </w:rPr>
+        <w:t>how much REM sleep,</w:t>
+      </w:r>
+      <w:r>
+        <w:rPr>
+          <w:rFonts w:ascii="Bahnschrift SemiLight" w:eastAsia="Cambria" w:hAnsi="Bahnschrift SemiLight" w:cs="Cambria"/>
+          <w:color w:val="000000"/>
+          <w:sz w:val="28"/>
+          <w:szCs w:val="24"/>
+          <w:lang w:val="en-IN"/>
+        </w:rPr>
+        <w:t xml:space="preserve"> </w:t>
+      </w:r>
+      <w:r>
+        <w:rPr>
+          <w:rFonts w:ascii="Bahnschrift SemiLight" w:eastAsia="Cambria" w:hAnsi="Bahnschrift SemiLight" w:cs="Cambria"/>
+          <w:color w:val="000000"/>
+          <w:sz w:val="28"/>
+          <w:szCs w:val="24"/>
+          <w:lang w:val="en-IN"/>
+        </w:rPr>
+        <w:t>DEEP sleep</w:t>
+      </w:r>
+      <w:r>
+        <w:rPr>
+          <w:rFonts w:ascii="Bahnschrift SemiLight" w:eastAsia="Cambria" w:hAnsi="Bahnschrift SemiLight" w:cs="Cambria"/>
+          <w:color w:val="000000"/>
+          <w:sz w:val="28"/>
+          <w:szCs w:val="24"/>
+          <w:lang w:val="en-IN"/>
+        </w:rPr>
+        <w:t xml:space="preserve"> they had; </w:t>
+      </w:r>
+      <w:r>
+        <w:rPr>
+          <w:rFonts w:ascii="Bahnschrift SemiLight" w:eastAsia="Cambria" w:hAnsi="Bahnschrift SemiLight" w:cs="Cambria"/>
+          <w:color w:val="000000"/>
+          <w:sz w:val="28"/>
+          <w:szCs w:val="24"/>
+          <w:lang w:val="en-IN"/>
+        </w:rPr>
+        <w:t>how much did they eat).</w:t>
       </w:r>
     </w:p>
     <w:p>
@@ -3927,34 +4331,23 @@
           <w:ilvl w:val="0"/>
           <w:numId w:val="7"/>
         </w:numPr>
-        <w:pBdr>
-          <w:top w:val="nil"/>
-          <w:left w:val="nil"/>
-          <w:bottom w:val="nil"/>
-          <w:right w:val="nil"/>
-          <w:between w:val="nil"/>
-        </w:pBdr>
-        <w:tabs>
-          <w:tab w:val="left" w:pos="924"/>
-        </w:tabs>
-        <w:spacing w:before="155" w:line="360" w:lineRule="auto"/>
-        <w:rPr>
-          <w:rFonts w:ascii="Bahnschrift SemiLight" w:eastAsia="Cambria" w:hAnsi="Bahnschrift SemiLight" w:cs="Cambria"/>
-          <w:color w:val="000000"/>
-          <w:sz w:val="28"/>
-          <w:szCs w:val="24"/>
-          <w:lang w:val="en-IN"/>
-        </w:rPr>
-      </w:pPr>
-      <w:r>
-        <w:rPr>
-          <w:rFonts w:ascii="Bahnschrift SemiLight" w:eastAsia="Cambria" w:hAnsi="Bahnschrift SemiLight" w:cs="Cambria"/>
-          <w:color w:val="000000"/>
-          <w:sz w:val="28"/>
-          <w:szCs w:val="24"/>
-          <w:lang w:val="en-IN"/>
-        </w:rPr>
-        <w:t>The model is trained with various diet datasets, so it can calculate the amount of calories and nutrients intake.</w:t>
+        <w:rPr>
+          <w:rFonts w:ascii="Bahnschrift SemiLight" w:eastAsia="Cambria" w:hAnsi="Bahnschrift SemiLight" w:cs="Cambria"/>
+          <w:color w:val="000000"/>
+          <w:sz w:val="28"/>
+          <w:szCs w:val="24"/>
+          <w:lang w:val="en-IN"/>
+        </w:rPr>
+      </w:pPr>
+      <w:r>
+        <w:rPr>
+          <w:rFonts w:ascii="Bahnschrift SemiLight" w:eastAsia="Cambria" w:hAnsi="Bahnschrift SemiLight" w:cs="Cambria"/>
+          <w:color w:val="000000"/>
+          <w:sz w:val="28"/>
+          <w:szCs w:val="24"/>
+          <w:lang w:val="en-IN"/>
+        </w:rPr>
+        <w:t>The model is trained with various sleep datasets, so it can calculate the sleep Quality.</w:t>
       </w:r>
     </w:p>
     <w:p>
@@ -3991,7 +4384,7 @@
           <w:szCs w:val="24"/>
           <w:lang w:val="en-IN"/>
         </w:rPr>
-        <w:t>The model is trained with various sleep datasets, so it can calculate the sleep cycle.</w:t>
+        <w:t>The model is trained with various diet datasets, so it can calculate the amount of calories and nutrients intake.</w:t>
       </w:r>
     </w:p>
     <w:p>
@@ -4090,11 +4483,6 @@
     </w:p>
     <w:p>
       <w:pPr>
-        <w:pStyle w:val="ListParagraph"/>
-        <w:numPr>
-          <w:ilvl w:val="0"/>
-          <w:numId w:val="7"/>
-        </w:numPr>
         <w:pBdr>
           <w:top w:val="nil"/>
           <w:left w:val="nil"/>
@@ -4114,16 +4502,6 @@
           <w:lang w:val="en-IN"/>
         </w:rPr>
       </w:pPr>
-      <w:r>
-        <w:rPr>
-          <w:rFonts w:ascii="Bahnschrift SemiLight" w:eastAsia="Cambria" w:hAnsi="Bahnschrift SemiLight" w:cs="Cambria"/>
-          <w:color w:val="000000"/>
-          <w:sz w:val="28"/>
-          <w:szCs w:val="24"/>
-          <w:lang w:val="en-IN"/>
-        </w:rPr>
-        <w:t>It will also store new data easily and increase its performance without much external code changing implementations.</w:t>
-      </w:r>
     </w:p>
     <w:p>
       <w:pPr>
@@ -6253,118 +6631,1494 @@
           <w:lang w:val="en-IN"/>
         </w:rPr>
       </w:pPr>
+    </w:p>
+    <w:p>
+      <w:pPr>
+        <w:pBdr>
+          <w:top w:val="nil"/>
+          <w:left w:val="nil"/>
+          <w:bottom w:val="nil"/>
+          <w:right w:val="nil"/>
+          <w:between w:val="nil"/>
+        </w:pBdr>
+        <w:tabs>
+          <w:tab w:val="left" w:pos="924"/>
+        </w:tabs>
+        <w:ind w:left="664"/>
+        <w:jc w:val="center"/>
+        <w:rPr>
+          <w:rFonts w:ascii="Bahnschrift SemiLight" w:eastAsia="Cambria" w:hAnsi="Bahnschrift SemiLight" w:cs="Cambria"/>
+          <w:b/>
+          <w:sz w:val="32"/>
+          <w:szCs w:val="24"/>
+        </w:rPr>
+      </w:pPr>
+      <w:r>
+        <w:rPr>
+          <w:rFonts w:ascii="Bahnschrift SemiLight" w:eastAsia="Cambria" w:hAnsi="Bahnschrift SemiLight" w:cs="Cambria"/>
+          <w:b/>
+          <w:sz w:val="32"/>
+          <w:szCs w:val="24"/>
+        </w:rPr>
+        <w:lastRenderedPageBreak/>
+        <w:t>Advantages of the project</w:t>
+      </w:r>
+    </w:p>
+    <w:p>
+      <w:pPr>
+        <w:pBdr>
+          <w:top w:val="nil"/>
+          <w:left w:val="nil"/>
+          <w:bottom w:val="nil"/>
+          <w:right w:val="nil"/>
+          <w:between w:val="nil"/>
+        </w:pBdr>
+        <w:tabs>
+          <w:tab w:val="left" w:pos="924"/>
+        </w:tabs>
+        <w:ind w:left="664"/>
+        <w:rPr>
+          <w:rFonts w:ascii="Bahnschrift SemiLight" w:eastAsia="Cambria" w:hAnsi="Bahnschrift SemiLight" w:cs="Cambria"/>
+          <w:b/>
+          <w:sz w:val="32"/>
+          <w:szCs w:val="24"/>
+        </w:rPr>
+      </w:pPr>
+    </w:p>
+    <w:p>
+      <w:pPr>
+        <w:pBdr>
+          <w:top w:val="nil"/>
+          <w:left w:val="nil"/>
+          <w:bottom w:val="nil"/>
+          <w:right w:val="nil"/>
+          <w:between w:val="nil"/>
+        </w:pBdr>
+        <w:tabs>
+          <w:tab w:val="left" w:pos="924"/>
+        </w:tabs>
+        <w:ind w:left="664"/>
+        <w:rPr>
+          <w:rFonts w:ascii="Bahnschrift SemiLight" w:eastAsia="Cambria" w:hAnsi="Bahnschrift SemiLight" w:cs="Cambria"/>
+          <w:b/>
+          <w:sz w:val="32"/>
+          <w:szCs w:val="24"/>
+        </w:rPr>
+      </w:pPr>
+    </w:p>
+    <w:p>
+      <w:pPr>
+        <w:pBdr>
+          <w:top w:val="nil"/>
+          <w:left w:val="nil"/>
+          <w:bottom w:val="nil"/>
+          <w:right w:val="nil"/>
+          <w:between w:val="nil"/>
+        </w:pBdr>
+        <w:tabs>
+          <w:tab w:val="left" w:pos="924"/>
+        </w:tabs>
+        <w:rPr>
+          <w:rFonts w:ascii="Bahnschrift SemiLight" w:eastAsia="Cambria" w:hAnsi="Bahnschrift SemiLight" w:cs="Cambria"/>
+          <w:sz w:val="32"/>
+          <w:szCs w:val="24"/>
+        </w:rPr>
+      </w:pPr>
+      <w:r>
+        <w:rPr>
+          <w:rFonts w:ascii="Bahnschrift SemiLight" w:eastAsia="Cambria" w:hAnsi="Bahnschrift SemiLight" w:cs="Cambria"/>
+          <w:sz w:val="32"/>
+          <w:szCs w:val="24"/>
+        </w:rPr>
+        <w:t xml:space="preserve">This </w:t>
+      </w:r>
+      <w:r>
+        <w:rPr>
+          <w:rFonts w:ascii="Bahnschrift SemiLight" w:eastAsia="Cambria" w:hAnsi="Bahnschrift SemiLight" w:cs="Cambria"/>
+          <w:sz w:val="32"/>
+          <w:szCs w:val="24"/>
+        </w:rPr>
+        <w:t>“Smart Vitality Tracker with AI”</w:t>
+      </w:r>
+      <w:r>
+        <w:rPr>
+          <w:rFonts w:ascii="Bahnschrift SemiLight" w:eastAsia="Cambria" w:hAnsi="Bahnschrift SemiLight" w:cs="Cambria"/>
+          <w:sz w:val="32"/>
+          <w:szCs w:val="24"/>
+        </w:rPr>
+        <w:t xml:space="preserve"> offers several key benefits:</w:t>
+      </w:r>
+    </w:p>
+    <w:p>
+      <w:pPr>
+        <w:pBdr>
+          <w:top w:val="nil"/>
+          <w:left w:val="nil"/>
+          <w:bottom w:val="nil"/>
+          <w:right w:val="nil"/>
+          <w:between w:val="nil"/>
+        </w:pBdr>
+        <w:tabs>
+          <w:tab w:val="left" w:pos="924"/>
+        </w:tabs>
+        <w:rPr>
+          <w:rFonts w:ascii="Bahnschrift SemiLight" w:eastAsia="Cambria" w:hAnsi="Bahnschrift SemiLight" w:cs="Cambria"/>
+          <w:sz w:val="32"/>
+          <w:szCs w:val="24"/>
+        </w:rPr>
+      </w:pPr>
+    </w:p>
+    <w:p>
+      <w:pPr>
+        <w:pBdr>
+          <w:top w:val="nil"/>
+          <w:left w:val="nil"/>
+          <w:bottom w:val="nil"/>
+          <w:right w:val="nil"/>
+          <w:between w:val="nil"/>
+        </w:pBdr>
+        <w:tabs>
+          <w:tab w:val="left" w:pos="924"/>
+        </w:tabs>
+        <w:rPr>
+          <w:rFonts w:ascii="Bahnschrift SemiLight" w:eastAsia="Cambria" w:hAnsi="Bahnschrift SemiLight" w:cs="Cambria"/>
+          <w:sz w:val="32"/>
+          <w:szCs w:val="24"/>
+        </w:rPr>
+      </w:pPr>
+      <w:r>
+        <w:rPr>
+          <w:rFonts w:ascii="Bahnschrift SemiLight" w:eastAsia="Cambria" w:hAnsi="Bahnschrift SemiLight" w:cs="Cambria"/>
+          <w:sz w:val="32"/>
+          <w:szCs w:val="24"/>
+        </w:rPr>
+        <w:t>Automation: Reduces manual effort by leveraging AI to track and analyze food intake.</w:t>
+      </w:r>
+    </w:p>
+    <w:p>
+      <w:pPr>
+        <w:pBdr>
+          <w:top w:val="nil"/>
+          <w:left w:val="nil"/>
+          <w:bottom w:val="nil"/>
+          <w:right w:val="nil"/>
+          <w:between w:val="nil"/>
+        </w:pBdr>
+        <w:tabs>
+          <w:tab w:val="left" w:pos="924"/>
+        </w:tabs>
+        <w:rPr>
+          <w:rFonts w:ascii="Bahnschrift SemiLight" w:eastAsia="Cambria" w:hAnsi="Bahnschrift SemiLight" w:cs="Cambria"/>
+          <w:sz w:val="32"/>
+          <w:szCs w:val="24"/>
+        </w:rPr>
+      </w:pPr>
+    </w:p>
+    <w:p>
+      <w:pPr>
+        <w:pBdr>
+          <w:top w:val="nil"/>
+          <w:left w:val="nil"/>
+          <w:bottom w:val="nil"/>
+          <w:right w:val="nil"/>
+          <w:between w:val="nil"/>
+        </w:pBdr>
+        <w:tabs>
+          <w:tab w:val="left" w:pos="924"/>
+        </w:tabs>
+        <w:rPr>
+          <w:rFonts w:ascii="Bahnschrift SemiLight" w:eastAsia="Cambria" w:hAnsi="Bahnschrift SemiLight" w:cs="Cambria"/>
+          <w:sz w:val="32"/>
+          <w:szCs w:val="24"/>
+        </w:rPr>
+      </w:pPr>
+      <w:r>
+        <w:rPr>
+          <w:rFonts w:ascii="Bahnschrift SemiLight" w:eastAsia="Cambria" w:hAnsi="Bahnschrift SemiLight" w:cs="Cambria"/>
+          <w:sz w:val="32"/>
+          <w:szCs w:val="24"/>
+        </w:rPr>
+        <w:t>Personalized Recommendations: Provides tailored diet suggestions based on individual nutritional needs.</w:t>
+      </w:r>
+    </w:p>
+    <w:p>
+      <w:pPr>
+        <w:pBdr>
+          <w:top w:val="nil"/>
+          <w:left w:val="nil"/>
+          <w:bottom w:val="nil"/>
+          <w:right w:val="nil"/>
+          <w:between w:val="nil"/>
+        </w:pBdr>
+        <w:tabs>
+          <w:tab w:val="left" w:pos="924"/>
+        </w:tabs>
+        <w:rPr>
+          <w:rFonts w:ascii="Bahnschrift SemiLight" w:eastAsia="Cambria" w:hAnsi="Bahnschrift SemiLight" w:cs="Cambria"/>
+          <w:sz w:val="32"/>
+          <w:szCs w:val="24"/>
+        </w:rPr>
+      </w:pPr>
+    </w:p>
+    <w:p>
+      <w:pPr>
+        <w:pBdr>
+          <w:top w:val="nil"/>
+          <w:left w:val="nil"/>
+          <w:bottom w:val="nil"/>
+          <w:right w:val="nil"/>
+          <w:between w:val="nil"/>
+        </w:pBdr>
+        <w:tabs>
+          <w:tab w:val="left" w:pos="924"/>
+        </w:tabs>
+        <w:rPr>
+          <w:rFonts w:ascii="Bahnschrift SemiLight" w:eastAsia="Cambria" w:hAnsi="Bahnschrift SemiLight" w:cs="Cambria"/>
+          <w:sz w:val="32"/>
+          <w:szCs w:val="24"/>
+        </w:rPr>
+      </w:pPr>
+      <w:r>
+        <w:rPr>
+          <w:rFonts w:ascii="Bahnschrift SemiLight" w:eastAsia="Cambria" w:hAnsi="Bahnschrift SemiLight" w:cs="Cambria"/>
+          <w:sz w:val="32"/>
+          <w:szCs w:val="24"/>
+        </w:rPr>
+        <w:t>Improved Accuracy: Uses machine learning models to enhance the precision of calorie and macronutrient estimation.</w:t>
+      </w:r>
+    </w:p>
+    <w:p>
+      <w:pPr>
+        <w:pBdr>
+          <w:top w:val="nil"/>
+          <w:left w:val="nil"/>
+          <w:bottom w:val="nil"/>
+          <w:right w:val="nil"/>
+          <w:between w:val="nil"/>
+        </w:pBdr>
+        <w:tabs>
+          <w:tab w:val="left" w:pos="924"/>
+        </w:tabs>
+        <w:rPr>
+          <w:rFonts w:ascii="Bahnschrift SemiLight" w:eastAsia="Cambria" w:hAnsi="Bahnschrift SemiLight" w:cs="Cambria"/>
+          <w:sz w:val="32"/>
+          <w:szCs w:val="24"/>
+        </w:rPr>
+      </w:pPr>
+    </w:p>
+    <w:p>
+      <w:pPr>
+        <w:pBdr>
+          <w:top w:val="nil"/>
+          <w:left w:val="nil"/>
+          <w:bottom w:val="nil"/>
+          <w:right w:val="nil"/>
+          <w:between w:val="nil"/>
+        </w:pBdr>
+        <w:tabs>
+          <w:tab w:val="left" w:pos="924"/>
+        </w:tabs>
+        <w:rPr>
+          <w:rFonts w:ascii="Bahnschrift SemiLight" w:eastAsia="Cambria" w:hAnsi="Bahnschrift SemiLight" w:cs="Cambria"/>
+          <w:sz w:val="32"/>
+          <w:szCs w:val="24"/>
+        </w:rPr>
+      </w:pPr>
+      <w:r>
+        <w:rPr>
+          <w:rFonts w:ascii="Bahnschrift SemiLight" w:eastAsia="Cambria" w:hAnsi="Bahnschrift SemiLight" w:cs="Cambria"/>
+          <w:sz w:val="32"/>
+          <w:szCs w:val="24"/>
+        </w:rPr>
+        <w:t>Predictive Insights: Forecasts future dietary trends to help users plan healthier meals.</w:t>
+      </w:r>
+    </w:p>
+    <w:p>
+      <w:pPr>
+        <w:pBdr>
+          <w:top w:val="nil"/>
+          <w:left w:val="nil"/>
+          <w:bottom w:val="nil"/>
+          <w:right w:val="nil"/>
+          <w:between w:val="nil"/>
+        </w:pBdr>
+        <w:tabs>
+          <w:tab w:val="left" w:pos="924"/>
+        </w:tabs>
+        <w:rPr>
+          <w:rFonts w:ascii="Bahnschrift SemiLight" w:eastAsia="Cambria" w:hAnsi="Bahnschrift SemiLight" w:cs="Cambria"/>
+          <w:sz w:val="32"/>
+          <w:szCs w:val="24"/>
+        </w:rPr>
+      </w:pPr>
+    </w:p>
+    <w:p>
+      <w:pPr>
+        <w:pBdr>
+          <w:top w:val="nil"/>
+          <w:left w:val="nil"/>
+          <w:bottom w:val="nil"/>
+          <w:right w:val="nil"/>
+          <w:between w:val="nil"/>
+        </w:pBdr>
+        <w:tabs>
+          <w:tab w:val="left" w:pos="924"/>
+        </w:tabs>
+        <w:rPr>
+          <w:rFonts w:ascii="Bahnschrift SemiLight" w:eastAsia="Cambria" w:hAnsi="Bahnschrift SemiLight" w:cs="Cambria"/>
+          <w:sz w:val="32"/>
+          <w:szCs w:val="24"/>
+        </w:rPr>
+      </w:pPr>
+      <w:r>
+        <w:rPr>
+          <w:rFonts w:ascii="Bahnschrift SemiLight" w:eastAsia="Cambria" w:hAnsi="Bahnschrift SemiLight" w:cs="Cambria"/>
+          <w:sz w:val="32"/>
+          <w:szCs w:val="24"/>
+        </w:rPr>
+        <w:t>User-Friendly Interface: Ensures a seamless experience with intuitive design and automated tracking features.</w:t>
+      </w:r>
+    </w:p>
+    <w:p>
+      <w:pPr>
+        <w:pBdr>
+          <w:top w:val="nil"/>
+          <w:left w:val="nil"/>
+          <w:bottom w:val="nil"/>
+          <w:right w:val="nil"/>
+          <w:between w:val="nil"/>
+        </w:pBdr>
+        <w:tabs>
+          <w:tab w:val="left" w:pos="924"/>
+        </w:tabs>
+        <w:rPr>
+          <w:rFonts w:ascii="Bahnschrift SemiLight" w:eastAsia="Cambria" w:hAnsi="Bahnschrift SemiLight" w:cs="Cambria"/>
+          <w:sz w:val="32"/>
+          <w:szCs w:val="24"/>
+        </w:rPr>
+      </w:pPr>
+    </w:p>
+    <w:p>
+      <w:pPr>
+        <w:pBdr>
+          <w:top w:val="nil"/>
+          <w:left w:val="nil"/>
+          <w:bottom w:val="nil"/>
+          <w:right w:val="nil"/>
+          <w:between w:val="nil"/>
+        </w:pBdr>
+        <w:tabs>
+          <w:tab w:val="left" w:pos="924"/>
+        </w:tabs>
+        <w:rPr>
+          <w:rFonts w:ascii="Bahnschrift SemiLight" w:eastAsia="Cambria" w:hAnsi="Bahnschrift SemiLight" w:cs="Cambria"/>
+          <w:sz w:val="32"/>
+          <w:szCs w:val="24"/>
+        </w:rPr>
+      </w:pPr>
+      <w:r>
+        <w:rPr>
+          <w:rFonts w:ascii="Bahnschrift SemiLight" w:eastAsia="Cambria" w:hAnsi="Bahnschrift SemiLight" w:cs="Cambria"/>
+          <w:sz w:val="32"/>
+          <w:szCs w:val="24"/>
+        </w:rPr>
+        <w:t>Integration with Wearables: Allows synchronization with smart devices for comprehensive health monitoring.</w:t>
+      </w:r>
+    </w:p>
+    <w:p>
+      <w:pPr>
+        <w:pBdr>
+          <w:top w:val="nil"/>
+          <w:left w:val="nil"/>
+          <w:bottom w:val="nil"/>
+          <w:right w:val="nil"/>
+          <w:between w:val="nil"/>
+        </w:pBdr>
+        <w:tabs>
+          <w:tab w:val="left" w:pos="924"/>
+        </w:tabs>
+        <w:rPr>
+          <w:rFonts w:ascii="Bahnschrift SemiLight" w:eastAsia="Cambria" w:hAnsi="Bahnschrift SemiLight" w:cs="Cambria"/>
+          <w:sz w:val="32"/>
+          <w:szCs w:val="24"/>
+        </w:rPr>
+      </w:pPr>
+    </w:p>
+    <w:p>
+      <w:pPr>
+        <w:pBdr>
+          <w:top w:val="nil"/>
+          <w:left w:val="nil"/>
+          <w:bottom w:val="nil"/>
+          <w:right w:val="nil"/>
+          <w:between w:val="nil"/>
+        </w:pBdr>
+        <w:tabs>
+          <w:tab w:val="left" w:pos="924"/>
+        </w:tabs>
+        <w:rPr>
+          <w:rFonts w:ascii="Bahnschrift SemiLight" w:eastAsia="Cambria" w:hAnsi="Bahnschrift SemiLight" w:cs="Cambria"/>
+          <w:sz w:val="32"/>
+          <w:szCs w:val="24"/>
+        </w:rPr>
+      </w:pPr>
+      <w:r>
+        <w:rPr>
+          <w:rFonts w:ascii="Bahnschrift SemiLight" w:eastAsia="Cambria" w:hAnsi="Bahnschrift SemiLight" w:cs="Cambria"/>
+          <w:sz w:val="32"/>
+          <w:szCs w:val="24"/>
+        </w:rPr>
+        <w:t>Health Benefits: Encourages healthier eating habits, reducing the risk of diet-related diseases.</w:t>
+      </w:r>
+    </w:p>
+    <w:p>
+      <w:pPr>
+        <w:pBdr>
+          <w:top w:val="nil"/>
+          <w:left w:val="nil"/>
+          <w:bottom w:val="nil"/>
+          <w:right w:val="nil"/>
+          <w:between w:val="nil"/>
+        </w:pBdr>
+        <w:tabs>
+          <w:tab w:val="left" w:pos="924"/>
+        </w:tabs>
+        <w:rPr>
+          <w:rFonts w:ascii="Bahnschrift SemiLight" w:eastAsia="Cambria" w:hAnsi="Bahnschrift SemiLight" w:cs="Cambria"/>
+          <w:sz w:val="32"/>
+          <w:szCs w:val="24"/>
+        </w:rPr>
+      </w:pPr>
+    </w:p>
+    <w:p>
+      <w:pPr>
+        <w:pBdr>
+          <w:top w:val="nil"/>
+          <w:left w:val="nil"/>
+          <w:bottom w:val="nil"/>
+          <w:right w:val="nil"/>
+          <w:between w:val="nil"/>
+        </w:pBdr>
+        <w:tabs>
+          <w:tab w:val="left" w:pos="924"/>
+        </w:tabs>
+        <w:rPr>
+          <w:rFonts w:ascii="Bahnschrift SemiLight" w:eastAsia="Cambria" w:hAnsi="Bahnschrift SemiLight" w:cs="Cambria"/>
+          <w:sz w:val="32"/>
+          <w:szCs w:val="24"/>
+        </w:rPr>
+      </w:pPr>
+    </w:p>
+    <w:p>
+      <w:pPr>
+        <w:pBdr>
+          <w:top w:val="nil"/>
+          <w:left w:val="nil"/>
+          <w:bottom w:val="nil"/>
+          <w:right w:val="nil"/>
+          <w:between w:val="nil"/>
+        </w:pBdr>
+        <w:tabs>
+          <w:tab w:val="left" w:pos="924"/>
+        </w:tabs>
+        <w:rPr>
+          <w:rFonts w:ascii="Bahnschrift SemiLight" w:eastAsia="Cambria" w:hAnsi="Bahnschrift SemiLight" w:cs="Cambria"/>
+          <w:sz w:val="32"/>
+          <w:szCs w:val="24"/>
+        </w:rPr>
+      </w:pPr>
+    </w:p>
+    <w:p>
+      <w:pPr>
+        <w:pBdr>
+          <w:top w:val="nil"/>
+          <w:left w:val="nil"/>
+          <w:bottom w:val="nil"/>
+          <w:right w:val="nil"/>
+          <w:between w:val="nil"/>
+        </w:pBdr>
+        <w:tabs>
+          <w:tab w:val="left" w:pos="924"/>
+        </w:tabs>
+        <w:rPr>
+          <w:rFonts w:ascii="Bahnschrift SemiLight" w:eastAsia="Cambria" w:hAnsi="Bahnschrift SemiLight" w:cs="Cambria"/>
+          <w:sz w:val="32"/>
+          <w:szCs w:val="24"/>
+        </w:rPr>
+      </w:pPr>
+    </w:p>
+    <w:p>
+      <w:pPr>
+        <w:pBdr>
+          <w:top w:val="nil"/>
+          <w:left w:val="nil"/>
+          <w:bottom w:val="nil"/>
+          <w:right w:val="nil"/>
+          <w:between w:val="nil"/>
+        </w:pBdr>
+        <w:tabs>
+          <w:tab w:val="left" w:pos="924"/>
+        </w:tabs>
+        <w:rPr>
+          <w:rFonts w:ascii="Bahnschrift SemiLight" w:eastAsia="Cambria" w:hAnsi="Bahnschrift SemiLight" w:cs="Cambria"/>
+          <w:sz w:val="32"/>
+          <w:szCs w:val="24"/>
+        </w:rPr>
+      </w:pPr>
+    </w:p>
+    <w:p>
+      <w:pPr>
+        <w:pBdr>
+          <w:top w:val="nil"/>
+          <w:left w:val="nil"/>
+          <w:bottom w:val="nil"/>
+          <w:right w:val="nil"/>
+          <w:between w:val="nil"/>
+        </w:pBdr>
+        <w:tabs>
+          <w:tab w:val="left" w:pos="924"/>
+        </w:tabs>
+        <w:rPr>
+          <w:rFonts w:ascii="Bahnschrift SemiLight" w:eastAsia="Cambria" w:hAnsi="Bahnschrift SemiLight" w:cs="Cambria"/>
+          <w:sz w:val="32"/>
+          <w:szCs w:val="24"/>
+        </w:rPr>
+      </w:pPr>
+    </w:p>
+    <w:p>
+      <w:pPr>
+        <w:pBdr>
+          <w:top w:val="nil"/>
+          <w:left w:val="nil"/>
+          <w:bottom w:val="nil"/>
+          <w:right w:val="nil"/>
+          <w:between w:val="nil"/>
+        </w:pBdr>
+        <w:tabs>
+          <w:tab w:val="left" w:pos="924"/>
+        </w:tabs>
+        <w:rPr>
+          <w:rFonts w:ascii="Bahnschrift SemiLight" w:eastAsia="Cambria" w:hAnsi="Bahnschrift SemiLight" w:cs="Cambria"/>
+          <w:sz w:val="32"/>
+          <w:szCs w:val="24"/>
+        </w:rPr>
+      </w:pPr>
+    </w:p>
+    <w:p>
+      <w:pPr>
+        <w:pBdr>
+          <w:top w:val="nil"/>
+          <w:left w:val="nil"/>
+          <w:bottom w:val="nil"/>
+          <w:right w:val="nil"/>
+          <w:between w:val="nil"/>
+        </w:pBdr>
+        <w:tabs>
+          <w:tab w:val="left" w:pos="924"/>
+        </w:tabs>
+        <w:rPr>
+          <w:rFonts w:ascii="Bahnschrift SemiLight" w:eastAsia="Cambria" w:hAnsi="Bahnschrift SemiLight" w:cs="Cambria"/>
+          <w:sz w:val="32"/>
+          <w:szCs w:val="24"/>
+        </w:rPr>
+      </w:pPr>
+    </w:p>
+    <w:p>
+      <w:pPr>
+        <w:pBdr>
+          <w:top w:val="nil"/>
+          <w:left w:val="nil"/>
+          <w:bottom w:val="nil"/>
+          <w:right w:val="nil"/>
+          <w:between w:val="nil"/>
+        </w:pBdr>
+        <w:tabs>
+          <w:tab w:val="left" w:pos="924"/>
+        </w:tabs>
+        <w:rPr>
+          <w:rFonts w:ascii="Bahnschrift SemiLight" w:eastAsia="Cambria" w:hAnsi="Bahnschrift SemiLight" w:cs="Cambria"/>
+          <w:sz w:val="32"/>
+          <w:szCs w:val="24"/>
+        </w:rPr>
+      </w:pPr>
+    </w:p>
+    <w:p>
+      <w:pPr>
+        <w:pBdr>
+          <w:top w:val="nil"/>
+          <w:left w:val="nil"/>
+          <w:bottom w:val="nil"/>
+          <w:right w:val="nil"/>
+          <w:between w:val="nil"/>
+        </w:pBdr>
+        <w:tabs>
+          <w:tab w:val="left" w:pos="924"/>
+        </w:tabs>
+        <w:rPr>
+          <w:rFonts w:ascii="Bahnschrift SemiLight" w:eastAsia="Cambria" w:hAnsi="Bahnschrift SemiLight" w:cs="Cambria"/>
+          <w:sz w:val="32"/>
+          <w:szCs w:val="24"/>
+        </w:rPr>
+      </w:pPr>
+    </w:p>
+    <w:p>
+      <w:pPr>
+        <w:pBdr>
+          <w:top w:val="nil"/>
+          <w:left w:val="nil"/>
+          <w:bottom w:val="nil"/>
+          <w:right w:val="nil"/>
+          <w:between w:val="nil"/>
+        </w:pBdr>
+        <w:tabs>
+          <w:tab w:val="left" w:pos="924"/>
+        </w:tabs>
+        <w:rPr>
+          <w:rFonts w:ascii="Bahnschrift SemiLight" w:eastAsia="Cambria" w:hAnsi="Bahnschrift SemiLight" w:cs="Cambria"/>
+          <w:sz w:val="32"/>
+          <w:szCs w:val="24"/>
+        </w:rPr>
+      </w:pPr>
+    </w:p>
+    <w:p>
+      <w:pPr>
+        <w:pBdr>
+          <w:top w:val="nil"/>
+          <w:left w:val="nil"/>
+          <w:bottom w:val="nil"/>
+          <w:right w:val="nil"/>
+          <w:between w:val="nil"/>
+        </w:pBdr>
+        <w:tabs>
+          <w:tab w:val="left" w:pos="924"/>
+        </w:tabs>
+        <w:rPr>
+          <w:rFonts w:ascii="Bahnschrift SemiLight" w:eastAsia="Cambria" w:hAnsi="Bahnschrift SemiLight" w:cs="Cambria"/>
+          <w:sz w:val="32"/>
+          <w:szCs w:val="24"/>
+        </w:rPr>
+      </w:pPr>
+    </w:p>
+    <w:p>
+      <w:pPr>
+        <w:pBdr>
+          <w:top w:val="nil"/>
+          <w:left w:val="nil"/>
+          <w:bottom w:val="nil"/>
+          <w:right w:val="nil"/>
+          <w:between w:val="nil"/>
+        </w:pBdr>
+        <w:tabs>
+          <w:tab w:val="left" w:pos="924"/>
+        </w:tabs>
+        <w:rPr>
+          <w:rFonts w:ascii="Bahnschrift SemiLight" w:eastAsia="Cambria" w:hAnsi="Bahnschrift SemiLight" w:cs="Cambria"/>
+          <w:sz w:val="32"/>
+          <w:szCs w:val="24"/>
+        </w:rPr>
+      </w:pPr>
+    </w:p>
+    <w:p>
+      <w:pPr>
+        <w:pBdr>
+          <w:top w:val="nil"/>
+          <w:left w:val="nil"/>
+          <w:bottom w:val="nil"/>
+          <w:right w:val="nil"/>
+          <w:between w:val="nil"/>
+        </w:pBdr>
+        <w:tabs>
+          <w:tab w:val="left" w:pos="924"/>
+        </w:tabs>
+        <w:ind w:left="720"/>
+        <w:jc w:val="center"/>
+        <w:rPr>
+          <w:rFonts w:ascii="Bahnschrift SemiLight" w:eastAsia="Cambria" w:hAnsi="Bahnschrift SemiLight" w:cs="Cambria"/>
+          <w:b/>
+          <w:sz w:val="32"/>
+          <w:szCs w:val="24"/>
+        </w:rPr>
+      </w:pPr>
+    </w:p>
+    <w:p>
+      <w:pPr>
+        <w:pBdr>
+          <w:top w:val="nil"/>
+          <w:left w:val="nil"/>
+          <w:bottom w:val="nil"/>
+          <w:right w:val="nil"/>
+          <w:between w:val="nil"/>
+        </w:pBdr>
+        <w:tabs>
+          <w:tab w:val="left" w:pos="0"/>
+        </w:tabs>
+        <w:jc w:val="center"/>
+        <w:rPr>
+          <w:rFonts w:ascii="Bahnschrift SemiLight" w:eastAsia="Cambria" w:hAnsi="Bahnschrift SemiLight" w:cs="Cambria"/>
+          <w:b/>
+          <w:sz w:val="32"/>
+          <w:szCs w:val="24"/>
+        </w:rPr>
+      </w:pPr>
+      <w:r>
+        <w:rPr>
+          <w:rFonts w:ascii="Bahnschrift SemiLight" w:eastAsia="Cambria" w:hAnsi="Bahnschrift SemiLight" w:cs="Cambria"/>
+          <w:b/>
+          <w:sz w:val="32"/>
+          <w:szCs w:val="24"/>
+        </w:rPr>
+        <w:t>future scope and further enhancement of the project</w:t>
+      </w:r>
+    </w:p>
+    <w:p>
+      <w:pPr>
+        <w:pBdr>
+          <w:top w:val="nil"/>
+          <w:left w:val="nil"/>
+          <w:bottom w:val="nil"/>
+          <w:right w:val="nil"/>
+          <w:between w:val="nil"/>
+        </w:pBdr>
+        <w:tabs>
+          <w:tab w:val="left" w:pos="0"/>
+        </w:tabs>
+        <w:rPr>
+          <w:rFonts w:ascii="Bahnschrift SemiLight" w:eastAsia="Cambria" w:hAnsi="Bahnschrift SemiLight" w:cs="Cambria"/>
+          <w:b/>
+          <w:sz w:val="32"/>
+          <w:szCs w:val="24"/>
+        </w:rPr>
+      </w:pPr>
+    </w:p>
+    <w:p>
+      <w:pPr>
+        <w:numPr>
+          <w:ilvl w:val="0"/>
+          <w:numId w:val="16"/>
+        </w:numPr>
+        <w:pBdr>
+          <w:top w:val="nil"/>
+          <w:left w:val="nil"/>
+          <w:bottom w:val="nil"/>
+          <w:right w:val="nil"/>
+          <w:between w:val="nil"/>
+        </w:pBdr>
+        <w:tabs>
+          <w:tab w:val="clear" w:pos="720"/>
+          <w:tab w:val="left" w:pos="284"/>
+        </w:tabs>
+        <w:ind w:left="0" w:firstLine="0"/>
+        <w:rPr>
+          <w:rFonts w:ascii="Bahnschrift SemiLight" w:eastAsia="Cambria" w:hAnsi="Bahnschrift SemiLight" w:cs="Cambria"/>
+          <w:b/>
+          <w:sz w:val="32"/>
+          <w:szCs w:val="24"/>
+        </w:rPr>
+      </w:pPr>
+      <w:r>
+        <w:rPr>
+          <w:rFonts w:ascii="Bahnschrift SemiLight" w:eastAsia="Cambria" w:hAnsi="Bahnschrift SemiLight" w:cs="Cambria"/>
+          <w:b/>
+          <w:bCs/>
+          <w:sz w:val="32"/>
+          <w:szCs w:val="24"/>
+        </w:rPr>
+        <w:t>Enhanced AI Models</w:t>
+      </w:r>
+      <w:r>
+        <w:rPr>
+          <w:rFonts w:ascii="Bahnschrift SemiLight" w:eastAsia="Cambria" w:hAnsi="Bahnschrift SemiLight" w:cs="Cambria"/>
+          <w:b/>
+          <w:sz w:val="32"/>
+          <w:szCs w:val="24"/>
+        </w:rPr>
+        <w:t>: Future iterations can incorporate more advanced deep learning techniques for improved meal recognition, nutritional estimation, and sleep pattern analysis.</w:t>
+      </w:r>
+    </w:p>
+    <w:p>
+      <w:pPr>
+        <w:numPr>
+          <w:ilvl w:val="0"/>
+          <w:numId w:val="16"/>
+        </w:numPr>
+        <w:pBdr>
+          <w:top w:val="nil"/>
+          <w:left w:val="nil"/>
+          <w:bottom w:val="nil"/>
+          <w:right w:val="nil"/>
+          <w:between w:val="nil"/>
+        </w:pBdr>
+        <w:tabs>
+          <w:tab w:val="clear" w:pos="720"/>
+          <w:tab w:val="left" w:pos="0"/>
+          <w:tab w:val="num" w:pos="426"/>
+        </w:tabs>
+        <w:ind w:left="0" w:firstLine="0"/>
+        <w:rPr>
+          <w:rFonts w:ascii="Bahnschrift SemiLight" w:eastAsia="Cambria" w:hAnsi="Bahnschrift SemiLight" w:cs="Cambria"/>
+          <w:b/>
+          <w:sz w:val="32"/>
+          <w:szCs w:val="24"/>
+        </w:rPr>
+      </w:pPr>
+      <w:r>
+        <w:rPr>
+          <w:rFonts w:ascii="Bahnschrift SemiLight" w:eastAsia="Cambria" w:hAnsi="Bahnschrift SemiLight" w:cs="Cambria"/>
+          <w:b/>
+          <w:bCs/>
+          <w:sz w:val="32"/>
+          <w:szCs w:val="24"/>
+        </w:rPr>
+        <w:t>Real-time Food Recognition</w:t>
+      </w:r>
+      <w:r>
+        <w:rPr>
+          <w:rFonts w:ascii="Bahnschrift SemiLight" w:eastAsia="Cambria" w:hAnsi="Bahnschrift SemiLight" w:cs="Cambria"/>
+          <w:b/>
+          <w:sz w:val="32"/>
+          <w:szCs w:val="24"/>
+        </w:rPr>
+        <w:t>: Integrating computer vision to recognize food items from images and automatically calculate calories.</w:t>
+      </w:r>
+    </w:p>
+    <w:p>
+      <w:pPr>
+        <w:numPr>
+          <w:ilvl w:val="0"/>
+          <w:numId w:val="16"/>
+        </w:numPr>
+        <w:pBdr>
+          <w:top w:val="nil"/>
+          <w:left w:val="nil"/>
+          <w:bottom w:val="nil"/>
+          <w:right w:val="nil"/>
+          <w:between w:val="nil"/>
+        </w:pBdr>
+        <w:tabs>
+          <w:tab w:val="clear" w:pos="720"/>
+          <w:tab w:val="left" w:pos="0"/>
+          <w:tab w:val="num" w:pos="426"/>
+        </w:tabs>
+        <w:ind w:left="0" w:firstLine="0"/>
+        <w:rPr>
+          <w:rFonts w:ascii="Bahnschrift SemiLight" w:eastAsia="Cambria" w:hAnsi="Bahnschrift SemiLight" w:cs="Cambria"/>
+          <w:b/>
+          <w:sz w:val="32"/>
+          <w:szCs w:val="24"/>
+        </w:rPr>
+      </w:pPr>
+      <w:r>
+        <w:rPr>
+          <w:rFonts w:ascii="Bahnschrift SemiLight" w:eastAsia="Cambria" w:hAnsi="Bahnschrift SemiLight" w:cs="Cambria"/>
+          <w:b/>
+          <w:bCs/>
+          <w:sz w:val="32"/>
+          <w:szCs w:val="24"/>
+        </w:rPr>
+        <w:t>Expanded Food and Sleep Database</w:t>
+      </w:r>
+      <w:r>
+        <w:rPr>
+          <w:rFonts w:ascii="Bahnschrift SemiLight" w:eastAsia="Cambria" w:hAnsi="Bahnschrift SemiLight" w:cs="Cambria"/>
+          <w:b/>
+          <w:sz w:val="32"/>
+          <w:szCs w:val="24"/>
+        </w:rPr>
+        <w:t>: Continuously updating and refining the food and sleep databases to improve accuracy in dietary and sleep recommendations.</w:t>
+      </w:r>
+    </w:p>
+    <w:p>
+      <w:pPr>
+        <w:numPr>
+          <w:ilvl w:val="0"/>
+          <w:numId w:val="16"/>
+        </w:numPr>
+        <w:pBdr>
+          <w:top w:val="nil"/>
+          <w:left w:val="nil"/>
+          <w:bottom w:val="nil"/>
+          <w:right w:val="nil"/>
+          <w:between w:val="nil"/>
+        </w:pBdr>
+        <w:tabs>
+          <w:tab w:val="clear" w:pos="720"/>
+          <w:tab w:val="left" w:pos="0"/>
+          <w:tab w:val="num" w:pos="426"/>
+        </w:tabs>
+        <w:ind w:left="0" w:firstLine="0"/>
+        <w:rPr>
+          <w:rFonts w:ascii="Bahnschrift SemiLight" w:eastAsia="Cambria" w:hAnsi="Bahnschrift SemiLight" w:cs="Cambria"/>
+          <w:b/>
+          <w:sz w:val="32"/>
+          <w:szCs w:val="24"/>
+        </w:rPr>
+      </w:pPr>
+      <w:r>
+        <w:rPr>
+          <w:rFonts w:ascii="Bahnschrift SemiLight" w:eastAsia="Cambria" w:hAnsi="Bahnschrift SemiLight" w:cs="Cambria"/>
+          <w:b/>
+          <w:bCs/>
+          <w:sz w:val="32"/>
+          <w:szCs w:val="24"/>
+        </w:rPr>
+        <w:t>Integration with Medical Records</w:t>
+      </w:r>
+      <w:r>
+        <w:rPr>
+          <w:rFonts w:ascii="Bahnschrift SemiLight" w:eastAsia="Cambria" w:hAnsi="Bahnschrift SemiLight" w:cs="Cambria"/>
+          <w:b/>
+          <w:sz w:val="32"/>
+          <w:szCs w:val="24"/>
+        </w:rPr>
+        <w:t>: Linking the system with electronic health records for more personalized dietary and sleep-quality recommendations based on medical conditions.</w:t>
+      </w:r>
+    </w:p>
+    <w:p>
+      <w:pPr>
+        <w:numPr>
+          <w:ilvl w:val="0"/>
+          <w:numId w:val="16"/>
+        </w:numPr>
+        <w:pBdr>
+          <w:top w:val="nil"/>
+          <w:left w:val="nil"/>
+          <w:bottom w:val="nil"/>
+          <w:right w:val="nil"/>
+          <w:between w:val="nil"/>
+        </w:pBdr>
+        <w:tabs>
+          <w:tab w:val="clear" w:pos="720"/>
+          <w:tab w:val="left" w:pos="0"/>
+          <w:tab w:val="num" w:pos="426"/>
+        </w:tabs>
+        <w:ind w:left="0" w:firstLine="0"/>
+        <w:rPr>
+          <w:rFonts w:ascii="Bahnschrift SemiLight" w:eastAsia="Cambria" w:hAnsi="Bahnschrift SemiLight" w:cs="Cambria"/>
+          <w:b/>
+          <w:sz w:val="32"/>
+          <w:szCs w:val="24"/>
+        </w:rPr>
+      </w:pPr>
+      <w:r>
+        <w:rPr>
+          <w:rFonts w:ascii="Bahnschrift SemiLight" w:eastAsia="Cambria" w:hAnsi="Bahnschrift SemiLight" w:cs="Cambria"/>
+          <w:b/>
+          <w:bCs/>
+          <w:sz w:val="32"/>
+          <w:szCs w:val="24"/>
+        </w:rPr>
+        <w:t xml:space="preserve">Voice and </w:t>
+      </w:r>
+      <w:proofErr w:type="spellStart"/>
+      <w:r>
+        <w:rPr>
+          <w:rFonts w:ascii="Bahnschrift SemiLight" w:eastAsia="Cambria" w:hAnsi="Bahnschrift SemiLight" w:cs="Cambria"/>
+          <w:b/>
+          <w:bCs/>
+          <w:sz w:val="32"/>
+          <w:szCs w:val="24"/>
+        </w:rPr>
+        <w:t>Chatbot</w:t>
+      </w:r>
+      <w:proofErr w:type="spellEnd"/>
+      <w:r>
+        <w:rPr>
+          <w:rFonts w:ascii="Bahnschrift SemiLight" w:eastAsia="Cambria" w:hAnsi="Bahnschrift SemiLight" w:cs="Cambria"/>
+          <w:b/>
+          <w:bCs/>
+          <w:sz w:val="32"/>
+          <w:szCs w:val="24"/>
+        </w:rPr>
+        <w:t xml:space="preserve"> Assistance</w:t>
+      </w:r>
+      <w:r>
+        <w:rPr>
+          <w:rFonts w:ascii="Bahnschrift SemiLight" w:eastAsia="Cambria" w:hAnsi="Bahnschrift SemiLight" w:cs="Cambria"/>
+          <w:b/>
+          <w:sz w:val="32"/>
+          <w:szCs w:val="24"/>
+        </w:rPr>
+        <w:t xml:space="preserve">: Implementing AI-driven </w:t>
+      </w:r>
+      <w:proofErr w:type="spellStart"/>
+      <w:r>
+        <w:rPr>
+          <w:rFonts w:ascii="Bahnschrift SemiLight" w:eastAsia="Cambria" w:hAnsi="Bahnschrift SemiLight" w:cs="Cambria"/>
+          <w:b/>
+          <w:sz w:val="32"/>
+          <w:szCs w:val="24"/>
+        </w:rPr>
+        <w:t>chatbots</w:t>
+      </w:r>
+      <w:proofErr w:type="spellEnd"/>
+      <w:r>
+        <w:rPr>
+          <w:rFonts w:ascii="Bahnschrift SemiLight" w:eastAsia="Cambria" w:hAnsi="Bahnschrift SemiLight" w:cs="Cambria"/>
+          <w:b/>
+          <w:sz w:val="32"/>
+          <w:szCs w:val="24"/>
+        </w:rPr>
+        <w:t xml:space="preserve"> to assist users in meal planning, sleep improvement, and answering health-related queries.</w:t>
+      </w:r>
+    </w:p>
+    <w:p>
+      <w:pPr>
+        <w:numPr>
+          <w:ilvl w:val="0"/>
+          <w:numId w:val="16"/>
+        </w:numPr>
+        <w:pBdr>
+          <w:top w:val="nil"/>
+          <w:left w:val="nil"/>
+          <w:bottom w:val="nil"/>
+          <w:right w:val="nil"/>
+          <w:between w:val="nil"/>
+        </w:pBdr>
+        <w:tabs>
+          <w:tab w:val="clear" w:pos="720"/>
+          <w:tab w:val="left" w:pos="0"/>
+          <w:tab w:val="num" w:pos="426"/>
+        </w:tabs>
+        <w:ind w:left="0" w:firstLine="0"/>
+        <w:rPr>
+          <w:rFonts w:ascii="Bahnschrift SemiLight" w:eastAsia="Cambria" w:hAnsi="Bahnschrift SemiLight" w:cs="Cambria"/>
+          <w:b/>
+          <w:sz w:val="32"/>
+          <w:szCs w:val="24"/>
+        </w:rPr>
+      </w:pPr>
+      <w:r>
+        <w:rPr>
+          <w:rFonts w:ascii="Bahnschrift SemiLight" w:eastAsia="Cambria" w:hAnsi="Bahnschrift SemiLight" w:cs="Cambria"/>
+          <w:b/>
+          <w:bCs/>
+          <w:sz w:val="32"/>
+          <w:szCs w:val="24"/>
+        </w:rPr>
+        <w:t>Multilingual Support</w:t>
+      </w:r>
+      <w:r>
+        <w:rPr>
+          <w:rFonts w:ascii="Bahnschrift SemiLight" w:eastAsia="Cambria" w:hAnsi="Bahnschrift SemiLight" w:cs="Cambria"/>
+          <w:b/>
+          <w:sz w:val="32"/>
+          <w:szCs w:val="24"/>
+        </w:rPr>
+        <w:t>: Expanding the system to support multiple languages for global usability.</w:t>
+      </w:r>
+    </w:p>
+    <w:p>
+      <w:pPr>
+        <w:numPr>
+          <w:ilvl w:val="0"/>
+          <w:numId w:val="16"/>
+        </w:numPr>
+        <w:pBdr>
+          <w:top w:val="nil"/>
+          <w:left w:val="nil"/>
+          <w:bottom w:val="nil"/>
+          <w:right w:val="nil"/>
+          <w:between w:val="nil"/>
+        </w:pBdr>
+        <w:tabs>
+          <w:tab w:val="clear" w:pos="720"/>
+          <w:tab w:val="left" w:pos="0"/>
+          <w:tab w:val="num" w:pos="426"/>
+        </w:tabs>
+        <w:ind w:left="0" w:firstLine="0"/>
+        <w:rPr>
+          <w:rFonts w:ascii="Bahnschrift SemiLight" w:eastAsia="Cambria" w:hAnsi="Bahnschrift SemiLight" w:cs="Cambria"/>
+          <w:b/>
+          <w:sz w:val="32"/>
+          <w:szCs w:val="24"/>
+        </w:rPr>
+      </w:pPr>
+      <w:r>
+        <w:rPr>
+          <w:rFonts w:ascii="Bahnschrift SemiLight" w:eastAsia="Cambria" w:hAnsi="Bahnschrift SemiLight" w:cs="Cambria"/>
+          <w:b/>
+          <w:bCs/>
+          <w:sz w:val="32"/>
+          <w:szCs w:val="24"/>
+        </w:rPr>
+        <w:t>Dietary and Sleep Goal Tracking</w:t>
+      </w:r>
+      <w:r>
+        <w:rPr>
+          <w:rFonts w:ascii="Bahnschrift SemiLight" w:eastAsia="Cambria" w:hAnsi="Bahnschrift SemiLight" w:cs="Cambria"/>
+          <w:b/>
+          <w:sz w:val="32"/>
+          <w:szCs w:val="24"/>
+        </w:rPr>
+        <w:t>: Introducing goal-setting features to help users track weight loss, muscle gain, balanced nutrition, and sleep quality improvements.</w:t>
+      </w:r>
+    </w:p>
+    <w:p>
+      <w:pPr>
+        <w:numPr>
+          <w:ilvl w:val="0"/>
+          <w:numId w:val="16"/>
+        </w:numPr>
+        <w:pBdr>
+          <w:top w:val="nil"/>
+          <w:left w:val="nil"/>
+          <w:bottom w:val="nil"/>
+          <w:right w:val="nil"/>
+          <w:between w:val="nil"/>
+        </w:pBdr>
+        <w:tabs>
+          <w:tab w:val="clear" w:pos="720"/>
+          <w:tab w:val="left" w:pos="0"/>
+          <w:tab w:val="num" w:pos="426"/>
+        </w:tabs>
+        <w:ind w:left="0" w:firstLine="0"/>
+        <w:rPr>
+          <w:rFonts w:ascii="Bahnschrift SemiLight" w:eastAsia="Cambria" w:hAnsi="Bahnschrift SemiLight" w:cs="Cambria"/>
+          <w:b/>
+          <w:sz w:val="32"/>
+          <w:szCs w:val="24"/>
+        </w:rPr>
+      </w:pPr>
+      <w:r>
+        <w:rPr>
+          <w:rFonts w:ascii="Bahnschrift SemiLight" w:eastAsia="Cambria" w:hAnsi="Bahnschrift SemiLight" w:cs="Cambria"/>
+          <w:b/>
+          <w:bCs/>
+          <w:sz w:val="32"/>
+          <w:szCs w:val="24"/>
+        </w:rPr>
+        <w:t>Wearable Device Synchronization</w:t>
+      </w:r>
+      <w:r>
+        <w:rPr>
+          <w:rFonts w:ascii="Bahnschrift SemiLight" w:eastAsia="Cambria" w:hAnsi="Bahnschrift SemiLight" w:cs="Cambria"/>
+          <w:b/>
+          <w:sz w:val="32"/>
+          <w:szCs w:val="24"/>
+        </w:rPr>
+        <w:t>: Enhancing integration with smartwatches and fitness bands to provide real-time insights on diet, sleep, and overall wellness.</w:t>
+      </w:r>
+    </w:p>
+    <w:p>
+      <w:pPr>
+        <w:numPr>
+          <w:ilvl w:val="0"/>
+          <w:numId w:val="16"/>
+        </w:numPr>
+        <w:pBdr>
+          <w:top w:val="nil"/>
+          <w:left w:val="nil"/>
+          <w:bottom w:val="nil"/>
+          <w:right w:val="nil"/>
+          <w:between w:val="nil"/>
+        </w:pBdr>
+        <w:tabs>
+          <w:tab w:val="clear" w:pos="720"/>
+          <w:tab w:val="left" w:pos="0"/>
+          <w:tab w:val="num" w:pos="426"/>
+        </w:tabs>
+        <w:ind w:left="0" w:firstLine="0"/>
+        <w:rPr>
+          <w:rFonts w:ascii="Bahnschrift SemiLight" w:eastAsia="Cambria" w:hAnsi="Bahnschrift SemiLight" w:cs="Cambria"/>
+          <w:b/>
+          <w:sz w:val="32"/>
+          <w:szCs w:val="24"/>
+        </w:rPr>
+      </w:pPr>
+      <w:r>
+        <w:rPr>
+          <w:rFonts w:ascii="Bahnschrift SemiLight" w:eastAsia="Cambria" w:hAnsi="Bahnschrift SemiLight" w:cs="Cambria"/>
+          <w:b/>
+          <w:bCs/>
+          <w:sz w:val="32"/>
+          <w:szCs w:val="24"/>
+        </w:rPr>
+        <w:t>Correlation Analysis Between Diet and Sleep</w:t>
+      </w:r>
+      <w:r>
+        <w:rPr>
+          <w:rFonts w:ascii="Bahnschrift SemiLight" w:eastAsia="Cambria" w:hAnsi="Bahnschrift SemiLight" w:cs="Cambria"/>
+          <w:b/>
+          <w:sz w:val="32"/>
+          <w:szCs w:val="24"/>
+        </w:rPr>
+        <w:t>: Using AI to analyze how dietary habits impact sleep patterns and provide recommendations for better rest and recovery.</w:t>
+      </w:r>
+    </w:p>
+    <w:p>
+      <w:pPr>
+        <w:pBdr>
+          <w:top w:val="nil"/>
+          <w:left w:val="nil"/>
+          <w:bottom w:val="nil"/>
+          <w:right w:val="nil"/>
+          <w:between w:val="nil"/>
+        </w:pBdr>
+        <w:tabs>
+          <w:tab w:val="left" w:pos="0"/>
+        </w:tabs>
+        <w:rPr>
+          <w:rFonts w:ascii="Bahnschrift SemiLight" w:eastAsia="Cambria" w:hAnsi="Bahnschrift SemiLight" w:cs="Cambria"/>
+          <w:b/>
+          <w:sz w:val="32"/>
+          <w:szCs w:val="24"/>
+        </w:rPr>
+      </w:pPr>
+    </w:p>
+    <w:p>
+      <w:pPr>
+        <w:pBdr>
+          <w:top w:val="nil"/>
+          <w:left w:val="nil"/>
+          <w:bottom w:val="nil"/>
+          <w:right w:val="nil"/>
+          <w:between w:val="nil"/>
+        </w:pBdr>
+        <w:tabs>
+          <w:tab w:val="left" w:pos="0"/>
+        </w:tabs>
+        <w:rPr>
+          <w:rFonts w:ascii="Bahnschrift SemiLight" w:eastAsia="Cambria" w:hAnsi="Bahnschrift SemiLight" w:cs="Cambria"/>
+          <w:b/>
+          <w:sz w:val="32"/>
+          <w:szCs w:val="24"/>
+        </w:rPr>
+      </w:pPr>
+    </w:p>
+    <w:p>
+      <w:pPr>
+        <w:pBdr>
+          <w:top w:val="nil"/>
+          <w:left w:val="nil"/>
+          <w:bottom w:val="nil"/>
+          <w:right w:val="nil"/>
+          <w:between w:val="nil"/>
+        </w:pBdr>
+        <w:tabs>
+          <w:tab w:val="left" w:pos="0"/>
+        </w:tabs>
+        <w:rPr>
+          <w:rFonts w:ascii="Bahnschrift SemiLight" w:eastAsia="Cambria" w:hAnsi="Bahnschrift SemiLight" w:cs="Cambria"/>
+          <w:b/>
+          <w:sz w:val="32"/>
+          <w:szCs w:val="24"/>
+        </w:rPr>
+      </w:pPr>
+    </w:p>
+    <w:p>
+      <w:pPr>
+        <w:pBdr>
+          <w:top w:val="nil"/>
+          <w:left w:val="nil"/>
+          <w:bottom w:val="nil"/>
+          <w:right w:val="nil"/>
+          <w:between w:val="nil"/>
+        </w:pBdr>
+        <w:tabs>
+          <w:tab w:val="left" w:pos="0"/>
+        </w:tabs>
+        <w:rPr>
+          <w:rFonts w:ascii="Bahnschrift SemiLight" w:eastAsia="Cambria" w:hAnsi="Bahnschrift SemiLight" w:cs="Cambria"/>
+          <w:b/>
+          <w:sz w:val="32"/>
+          <w:szCs w:val="24"/>
+        </w:rPr>
+      </w:pPr>
+    </w:p>
+    <w:p>
+      <w:pPr>
+        <w:pBdr>
+          <w:top w:val="nil"/>
+          <w:left w:val="nil"/>
+          <w:bottom w:val="nil"/>
+          <w:right w:val="nil"/>
+          <w:between w:val="nil"/>
+        </w:pBdr>
+        <w:tabs>
+          <w:tab w:val="left" w:pos="0"/>
+        </w:tabs>
+        <w:rPr>
+          <w:rFonts w:ascii="Bahnschrift SemiLight" w:eastAsia="Cambria" w:hAnsi="Bahnschrift SemiLight" w:cs="Cambria"/>
+          <w:b/>
+          <w:sz w:val="32"/>
+          <w:szCs w:val="24"/>
+        </w:rPr>
+      </w:pPr>
+    </w:p>
+    <w:p>
+      <w:pPr>
+        <w:pBdr>
+          <w:top w:val="nil"/>
+          <w:left w:val="nil"/>
+          <w:bottom w:val="nil"/>
+          <w:right w:val="nil"/>
+          <w:between w:val="nil"/>
+        </w:pBdr>
+        <w:tabs>
+          <w:tab w:val="left" w:pos="0"/>
+        </w:tabs>
+        <w:rPr>
+          <w:rFonts w:ascii="Bahnschrift SemiLight" w:eastAsia="Cambria" w:hAnsi="Bahnschrift SemiLight" w:cs="Cambria"/>
+          <w:b/>
+          <w:sz w:val="32"/>
+          <w:szCs w:val="24"/>
+        </w:rPr>
+      </w:pPr>
+    </w:p>
+    <w:p>
+      <w:pPr>
+        <w:pBdr>
+          <w:top w:val="nil"/>
+          <w:left w:val="nil"/>
+          <w:bottom w:val="nil"/>
+          <w:right w:val="nil"/>
+          <w:between w:val="nil"/>
+        </w:pBdr>
+        <w:tabs>
+          <w:tab w:val="left" w:pos="0"/>
+        </w:tabs>
+        <w:rPr>
+          <w:rFonts w:ascii="Bahnschrift SemiLight" w:eastAsia="Cambria" w:hAnsi="Bahnschrift SemiLight" w:cs="Cambria"/>
+          <w:b/>
+          <w:sz w:val="32"/>
+          <w:szCs w:val="24"/>
+        </w:rPr>
+      </w:pPr>
+    </w:p>
+    <w:p>
+      <w:pPr>
+        <w:pBdr>
+          <w:top w:val="nil"/>
+          <w:left w:val="nil"/>
+          <w:bottom w:val="nil"/>
+          <w:right w:val="nil"/>
+          <w:between w:val="nil"/>
+        </w:pBdr>
+        <w:tabs>
+          <w:tab w:val="left" w:pos="0"/>
+        </w:tabs>
+        <w:rPr>
+          <w:rFonts w:ascii="Bahnschrift SemiLight" w:eastAsia="Cambria" w:hAnsi="Bahnschrift SemiLight" w:cs="Cambria"/>
+          <w:b/>
+          <w:sz w:val="32"/>
+          <w:szCs w:val="24"/>
+        </w:rPr>
+      </w:pPr>
+    </w:p>
+    <w:p>
+      <w:pPr>
+        <w:pBdr>
+          <w:top w:val="nil"/>
+          <w:left w:val="nil"/>
+          <w:bottom w:val="nil"/>
+          <w:right w:val="nil"/>
+          <w:between w:val="nil"/>
+        </w:pBdr>
+        <w:tabs>
+          <w:tab w:val="left" w:pos="0"/>
+        </w:tabs>
+        <w:rPr>
+          <w:rFonts w:ascii="Bahnschrift SemiLight" w:eastAsia="Cambria" w:hAnsi="Bahnschrift SemiLight" w:cs="Cambria"/>
+          <w:b/>
+          <w:sz w:val="32"/>
+          <w:szCs w:val="24"/>
+        </w:rPr>
+      </w:pPr>
+    </w:p>
+    <w:p>
+      <w:pPr>
+        <w:pBdr>
+          <w:top w:val="nil"/>
+          <w:left w:val="nil"/>
+          <w:bottom w:val="nil"/>
+          <w:right w:val="nil"/>
+          <w:between w:val="nil"/>
+        </w:pBdr>
+        <w:tabs>
+          <w:tab w:val="left" w:pos="0"/>
+        </w:tabs>
+        <w:rPr>
+          <w:rFonts w:ascii="Bahnschrift SemiLight" w:eastAsia="Cambria" w:hAnsi="Bahnschrift SemiLight" w:cs="Cambria"/>
+          <w:b/>
+          <w:sz w:val="32"/>
+          <w:szCs w:val="24"/>
+        </w:rPr>
+      </w:pPr>
+    </w:p>
+    <w:p>
+      <w:pPr>
+        <w:pBdr>
+          <w:top w:val="nil"/>
+          <w:left w:val="nil"/>
+          <w:bottom w:val="nil"/>
+          <w:right w:val="nil"/>
+          <w:between w:val="nil"/>
+        </w:pBdr>
+        <w:tabs>
+          <w:tab w:val="left" w:pos="0"/>
+        </w:tabs>
+        <w:rPr>
+          <w:rFonts w:ascii="Bahnschrift SemiLight" w:eastAsia="Cambria" w:hAnsi="Bahnschrift SemiLight" w:cs="Cambria"/>
+          <w:b/>
+          <w:sz w:val="32"/>
+          <w:szCs w:val="24"/>
+        </w:rPr>
+      </w:pPr>
+    </w:p>
+    <w:p>
+      <w:pPr>
+        <w:pBdr>
+          <w:top w:val="nil"/>
+          <w:left w:val="nil"/>
+          <w:bottom w:val="nil"/>
+          <w:right w:val="nil"/>
+          <w:between w:val="nil"/>
+        </w:pBdr>
+        <w:tabs>
+          <w:tab w:val="left" w:pos="0"/>
+        </w:tabs>
+        <w:jc w:val="center"/>
+        <w:rPr>
+          <w:rFonts w:ascii="Bahnschrift SemiLight" w:eastAsia="Cambria" w:hAnsi="Bahnschrift SemiLight" w:cs="Cambria"/>
+          <w:b/>
+          <w:sz w:val="32"/>
+          <w:szCs w:val="24"/>
+        </w:rPr>
+      </w:pPr>
+      <w:r>
+        <w:rPr>
+          <w:rFonts w:ascii="Bahnschrift SemiLight" w:eastAsia="Cambria" w:hAnsi="Bahnschrift SemiLight" w:cs="Cambria"/>
+          <w:b/>
+          <w:sz w:val="32"/>
+          <w:szCs w:val="24"/>
+        </w:rPr>
+        <w:t>Conclusion</w:t>
+      </w:r>
+    </w:p>
+    <w:p>
+      <w:pPr>
+        <w:pBdr>
+          <w:top w:val="nil"/>
+          <w:left w:val="nil"/>
+          <w:bottom w:val="nil"/>
+          <w:right w:val="nil"/>
+          <w:between w:val="nil"/>
+        </w:pBdr>
+        <w:tabs>
+          <w:tab w:val="left" w:pos="0"/>
+        </w:tabs>
+        <w:rPr>
+          <w:rFonts w:ascii="Bahnschrift SemiLight" w:eastAsia="Cambria" w:hAnsi="Bahnschrift SemiLight" w:cs="Cambria"/>
+          <w:b/>
+          <w:sz w:val="32"/>
+          <w:szCs w:val="24"/>
+        </w:rPr>
+      </w:pPr>
       <w:bookmarkStart w:id="0" w:name="_GoBack"/>
       <w:bookmarkEnd w:id="0"/>
     </w:p>
     <w:p>
       <w:pPr>
-        <w:numPr>
-          <w:ilvl w:val="0"/>
-          <w:numId w:val="1"/>
-        </w:numPr>
-        <w:pBdr>
-          <w:top w:val="nil"/>
-          <w:left w:val="nil"/>
-          <w:bottom w:val="nil"/>
-          <w:right w:val="nil"/>
-          <w:between w:val="nil"/>
-        </w:pBdr>
-        <w:tabs>
-          <w:tab w:val="left" w:pos="924"/>
-        </w:tabs>
-        <w:ind w:left="720" w:firstLine="0"/>
-        <w:rPr>
-          <w:rFonts w:ascii="Bahnschrift SemiLight" w:eastAsia="Cambria" w:hAnsi="Bahnschrift SemiLight" w:cs="Cambria"/>
-          <w:b/>
-          <w:sz w:val="32"/>
-          <w:szCs w:val="24"/>
-        </w:rPr>
-      </w:pPr>
-      <w:r>
-        <w:rPr>
-          <w:rFonts w:ascii="Bahnschrift SemiLight" w:eastAsia="Cambria" w:hAnsi="Bahnschrift SemiLight" w:cs="Cambria"/>
-          <w:b/>
-          <w:sz w:val="32"/>
-          <w:szCs w:val="24"/>
-        </w:rPr>
-        <w:lastRenderedPageBreak/>
-        <w:t>Advantages of the project</w:t>
-      </w:r>
-    </w:p>
-    <w:p>
-      <w:pPr>
-        <w:numPr>
-          <w:ilvl w:val="0"/>
-          <w:numId w:val="1"/>
-        </w:numPr>
-        <w:pBdr>
-          <w:top w:val="nil"/>
-          <w:left w:val="nil"/>
-          <w:bottom w:val="nil"/>
-          <w:right w:val="nil"/>
-          <w:between w:val="nil"/>
-        </w:pBdr>
-        <w:tabs>
-          <w:tab w:val="left" w:pos="924"/>
-        </w:tabs>
-        <w:ind w:left="720" w:firstLine="0"/>
-        <w:rPr>
-          <w:rFonts w:ascii="Bahnschrift SemiLight" w:eastAsia="Cambria" w:hAnsi="Bahnschrift SemiLight" w:cs="Cambria"/>
-          <w:b/>
-          <w:sz w:val="32"/>
-          <w:szCs w:val="24"/>
-        </w:rPr>
-      </w:pPr>
-      <w:r>
-        <w:rPr>
-          <w:rFonts w:ascii="Bahnschrift SemiLight" w:eastAsia="Cambria" w:hAnsi="Bahnschrift SemiLight" w:cs="Cambria"/>
-          <w:b/>
-          <w:sz w:val="32"/>
-          <w:szCs w:val="24"/>
-        </w:rPr>
-        <w:t>future scope and further enhancement of the project</w:t>
-      </w:r>
-    </w:p>
-    <w:p>
-      <w:pPr>
-        <w:numPr>
-          <w:ilvl w:val="0"/>
-          <w:numId w:val="1"/>
-        </w:numPr>
-        <w:pBdr>
-          <w:top w:val="nil"/>
-          <w:left w:val="nil"/>
-          <w:bottom w:val="nil"/>
-          <w:right w:val="nil"/>
-          <w:between w:val="nil"/>
-        </w:pBdr>
-        <w:tabs>
-          <w:tab w:val="left" w:pos="924"/>
-        </w:tabs>
-        <w:ind w:left="720" w:firstLine="0"/>
-        <w:rPr>
-          <w:rFonts w:ascii="Bahnschrift SemiLight" w:eastAsia="Cambria" w:hAnsi="Bahnschrift SemiLight" w:cs="Cambria"/>
-          <w:b/>
-          <w:sz w:val="32"/>
-          <w:szCs w:val="24"/>
-        </w:rPr>
-      </w:pPr>
-      <w:r>
-        <w:rPr>
-          <w:rFonts w:ascii="Bahnschrift SemiLight" w:eastAsia="Cambria" w:hAnsi="Bahnschrift SemiLight" w:cs="Cambria"/>
-          <w:b/>
-          <w:sz w:val="32"/>
-          <w:szCs w:val="24"/>
-        </w:rPr>
-        <w:t>Conclusion</w:t>
-      </w:r>
-    </w:p>
-    <w:p>
-      <w:pPr>
-        <w:numPr>
-          <w:ilvl w:val="0"/>
-          <w:numId w:val="1"/>
-        </w:numPr>
         <w:pBdr>
           <w:top w:val="nil"/>
           <w:left w:val="nil"/>
@@ -6376,7 +8130,7 @@
           <w:tab w:val="left" w:pos="924"/>
         </w:tabs>
         <w:spacing w:before="155"/>
-        <w:ind w:left="923" w:hanging="260"/>
+        <w:ind w:left="663"/>
         <w:rPr>
           <w:rFonts w:ascii="Bahnschrift SemiLight" w:eastAsia="Cambria" w:hAnsi="Bahnschrift SemiLight" w:cs="Cambria"/>
           <w:b/>
@@ -6628,6 +8382,119 @@
     </w:lvl>
   </w:abstractNum>
   <w:abstractNum w:abstractNumId="2" w15:restartNumberingAfterBreak="0">
+    <w:nsid w:val="0CFC5CCA"/>
+    <w:multiLevelType w:val="hybridMultilevel"/>
+    <w:tmpl w:val="1BA031D0"/>
+    <w:lvl w:ilvl="0" w:tplc="04090001">
+      <w:start w:val="1"/>
+      <w:numFmt w:val="bullet"/>
+      <w:lvlText w:val=""/>
+      <w:lvlJc w:val="left"/>
+      <w:pPr>
+        <w:ind w:left="768" w:hanging="408"/>
+      </w:pPr>
+      <w:rPr>
+        <w:rFonts w:ascii="Symbol" w:hAnsi="Symbol" w:hint="default"/>
+      </w:rPr>
+    </w:lvl>
+    <w:lvl w:ilvl="1" w:tplc="04090003" w:tentative="1">
+      <w:start w:val="1"/>
+      <w:numFmt w:val="bullet"/>
+      <w:lvlText w:val="o"/>
+      <w:lvlJc w:val="left"/>
+      <w:pPr>
+        <w:ind w:left="1440" w:hanging="360"/>
+      </w:pPr>
+      <w:rPr>
+        <w:rFonts w:ascii="Courier New" w:hAnsi="Courier New" w:cs="Courier New" w:hint="default"/>
+      </w:rPr>
+    </w:lvl>
+    <w:lvl w:ilvl="2" w:tplc="04090005" w:tentative="1">
+      <w:start w:val="1"/>
+      <w:numFmt w:val="bullet"/>
+      <w:lvlText w:val=""/>
+      <w:lvlJc w:val="left"/>
+      <w:pPr>
+        <w:ind w:left="2160" w:hanging="360"/>
+      </w:pPr>
+      <w:rPr>
+        <w:rFonts w:ascii="Wingdings" w:hAnsi="Wingdings" w:hint="default"/>
+      </w:rPr>
+    </w:lvl>
+    <w:lvl w:ilvl="3" w:tplc="04090001" w:tentative="1">
+      <w:start w:val="1"/>
+      <w:numFmt w:val="bullet"/>
+      <w:lvlText w:val=""/>
+      <w:lvlJc w:val="left"/>
+      <w:pPr>
+        <w:ind w:left="2880" w:hanging="360"/>
+      </w:pPr>
+      <w:rPr>
+        <w:rFonts w:ascii="Symbol" w:hAnsi="Symbol" w:hint="default"/>
+      </w:rPr>
+    </w:lvl>
+    <w:lvl w:ilvl="4" w:tplc="04090003" w:tentative="1">
+      <w:start w:val="1"/>
+      <w:numFmt w:val="bullet"/>
+      <w:lvlText w:val="o"/>
+      <w:lvlJc w:val="left"/>
+      <w:pPr>
+        <w:ind w:left="3600" w:hanging="360"/>
+      </w:pPr>
+      <w:rPr>
+        <w:rFonts w:ascii="Courier New" w:hAnsi="Courier New" w:cs="Courier New" w:hint="default"/>
+      </w:rPr>
+    </w:lvl>
+    <w:lvl w:ilvl="5" w:tplc="04090005" w:tentative="1">
+      <w:start w:val="1"/>
+      <w:numFmt w:val="bullet"/>
+      <w:lvlText w:val=""/>
+      <w:lvlJc w:val="left"/>
+      <w:pPr>
+        <w:ind w:left="4320" w:hanging="360"/>
+      </w:pPr>
+      <w:rPr>
+        <w:rFonts w:ascii="Wingdings" w:hAnsi="Wingdings" w:hint="default"/>
+      </w:rPr>
+    </w:lvl>
+    <w:lvl w:ilvl="6" w:tplc="04090001" w:tentative="1">
+      <w:start w:val="1"/>
+      <w:numFmt w:val="bullet"/>
+      <w:lvlText w:val=""/>
+      <w:lvlJc w:val="left"/>
+      <w:pPr>
+        <w:ind w:left="5040" w:hanging="360"/>
+      </w:pPr>
+      <w:rPr>
+        <w:rFonts w:ascii="Symbol" w:hAnsi="Symbol" w:hint="default"/>
+      </w:rPr>
+    </w:lvl>
+    <w:lvl w:ilvl="7" w:tplc="04090003" w:tentative="1">
+      <w:start w:val="1"/>
+      <w:numFmt w:val="bullet"/>
+      <w:lvlText w:val="o"/>
+      <w:lvlJc w:val="left"/>
+      <w:pPr>
+        <w:ind w:left="5760" w:hanging="360"/>
+      </w:pPr>
+      <w:rPr>
+        <w:rFonts w:ascii="Courier New" w:hAnsi="Courier New" w:cs="Courier New" w:hint="default"/>
+      </w:rPr>
+    </w:lvl>
+    <w:lvl w:ilvl="8" w:tplc="04090005" w:tentative="1">
+      <w:start w:val="1"/>
+      <w:numFmt w:val="bullet"/>
+      <w:lvlText w:val=""/>
+      <w:lvlJc w:val="left"/>
+      <w:pPr>
+        <w:ind w:left="6480" w:hanging="360"/>
+      </w:pPr>
+      <w:rPr>
+        <w:rFonts w:ascii="Wingdings" w:hAnsi="Wingdings" w:hint="default"/>
+      </w:rPr>
+    </w:lvl>
+  </w:abstractNum>
+  <w:abstractNum w:abstractNumId="3" w15:restartNumberingAfterBreak="0">
     <w:nsid w:val="14397060"/>
     <w:multiLevelType w:val="hybridMultilevel"/>
     <w:tmpl w:val="D7FA26A0"/>
@@ -6740,7 +8607,7 @@
       </w:rPr>
     </w:lvl>
   </w:abstractNum>
-  <w:abstractNum w:abstractNumId="3" w15:restartNumberingAfterBreak="0">
+  <w:abstractNum w:abstractNumId="4" w15:restartNumberingAfterBreak="0">
     <w:nsid w:val="1A574479"/>
     <w:multiLevelType w:val="hybridMultilevel"/>
     <w:tmpl w:val="0EBA5E26"/>
@@ -6853,7 +8720,458 @@
       </w:rPr>
     </w:lvl>
   </w:abstractNum>
-  <w:abstractNum w:abstractNumId="4" w15:restartNumberingAfterBreak="0">
+  <w:abstractNum w:abstractNumId="5" w15:restartNumberingAfterBreak="0">
+    <w:nsid w:val="1FE84A08"/>
+    <w:multiLevelType w:val="hybridMultilevel"/>
+    <w:tmpl w:val="94889FB0"/>
+    <w:lvl w:ilvl="0" w:tplc="04090001">
+      <w:start w:val="1"/>
+      <w:numFmt w:val="bullet"/>
+      <w:lvlText w:val=""/>
+      <w:lvlJc w:val="left"/>
+      <w:pPr>
+        <w:ind w:left="720" w:hanging="360"/>
+      </w:pPr>
+      <w:rPr>
+        <w:rFonts w:ascii="Symbol" w:hAnsi="Symbol" w:hint="default"/>
+      </w:rPr>
+    </w:lvl>
+    <w:lvl w:ilvl="1" w:tplc="04090003" w:tentative="1">
+      <w:start w:val="1"/>
+      <w:numFmt w:val="bullet"/>
+      <w:lvlText w:val="o"/>
+      <w:lvlJc w:val="left"/>
+      <w:pPr>
+        <w:ind w:left="1440" w:hanging="360"/>
+      </w:pPr>
+      <w:rPr>
+        <w:rFonts w:ascii="Courier New" w:hAnsi="Courier New" w:cs="Courier New" w:hint="default"/>
+      </w:rPr>
+    </w:lvl>
+    <w:lvl w:ilvl="2" w:tplc="04090005" w:tentative="1">
+      <w:start w:val="1"/>
+      <w:numFmt w:val="bullet"/>
+      <w:lvlText w:val=""/>
+      <w:lvlJc w:val="left"/>
+      <w:pPr>
+        <w:ind w:left="2160" w:hanging="360"/>
+      </w:pPr>
+      <w:rPr>
+        <w:rFonts w:ascii="Wingdings" w:hAnsi="Wingdings" w:hint="default"/>
+      </w:rPr>
+    </w:lvl>
+    <w:lvl w:ilvl="3" w:tplc="04090001" w:tentative="1">
+      <w:start w:val="1"/>
+      <w:numFmt w:val="bullet"/>
+      <w:lvlText w:val=""/>
+      <w:lvlJc w:val="left"/>
+      <w:pPr>
+        <w:ind w:left="2880" w:hanging="360"/>
+      </w:pPr>
+      <w:rPr>
+        <w:rFonts w:ascii="Symbol" w:hAnsi="Symbol" w:hint="default"/>
+      </w:rPr>
+    </w:lvl>
+    <w:lvl w:ilvl="4" w:tplc="04090003" w:tentative="1">
+      <w:start w:val="1"/>
+      <w:numFmt w:val="bullet"/>
+      <w:lvlText w:val="o"/>
+      <w:lvlJc w:val="left"/>
+      <w:pPr>
+        <w:ind w:left="3600" w:hanging="360"/>
+      </w:pPr>
+      <w:rPr>
+        <w:rFonts w:ascii="Courier New" w:hAnsi="Courier New" w:cs="Courier New" w:hint="default"/>
+      </w:rPr>
+    </w:lvl>
+    <w:lvl w:ilvl="5" w:tplc="04090005" w:tentative="1">
+      <w:start w:val="1"/>
+      <w:numFmt w:val="bullet"/>
+      <w:lvlText w:val=""/>
+      <w:lvlJc w:val="left"/>
+      <w:pPr>
+        <w:ind w:left="4320" w:hanging="360"/>
+      </w:pPr>
+      <w:rPr>
+        <w:rFonts w:ascii="Wingdings" w:hAnsi="Wingdings" w:hint="default"/>
+      </w:rPr>
+    </w:lvl>
+    <w:lvl w:ilvl="6" w:tplc="04090001" w:tentative="1">
+      <w:start w:val="1"/>
+      <w:numFmt w:val="bullet"/>
+      <w:lvlText w:val=""/>
+      <w:lvlJc w:val="left"/>
+      <w:pPr>
+        <w:ind w:left="5040" w:hanging="360"/>
+      </w:pPr>
+      <w:rPr>
+        <w:rFonts w:ascii="Symbol" w:hAnsi="Symbol" w:hint="default"/>
+      </w:rPr>
+    </w:lvl>
+    <w:lvl w:ilvl="7" w:tplc="04090003" w:tentative="1">
+      <w:start w:val="1"/>
+      <w:numFmt w:val="bullet"/>
+      <w:lvlText w:val="o"/>
+      <w:lvlJc w:val="left"/>
+      <w:pPr>
+        <w:ind w:left="5760" w:hanging="360"/>
+      </w:pPr>
+      <w:rPr>
+        <w:rFonts w:ascii="Courier New" w:hAnsi="Courier New" w:cs="Courier New" w:hint="default"/>
+      </w:rPr>
+    </w:lvl>
+    <w:lvl w:ilvl="8" w:tplc="04090005" w:tentative="1">
+      <w:start w:val="1"/>
+      <w:numFmt w:val="bullet"/>
+      <w:lvlText w:val=""/>
+      <w:lvlJc w:val="left"/>
+      <w:pPr>
+        <w:ind w:left="6480" w:hanging="360"/>
+      </w:pPr>
+      <w:rPr>
+        <w:rFonts w:ascii="Wingdings" w:hAnsi="Wingdings" w:hint="default"/>
+      </w:rPr>
+    </w:lvl>
+  </w:abstractNum>
+  <w:abstractNum w:abstractNumId="6" w15:restartNumberingAfterBreak="0">
+    <w:nsid w:val="1FEC5E41"/>
+    <w:multiLevelType w:val="hybridMultilevel"/>
+    <w:tmpl w:val="73A63EB8"/>
+    <w:lvl w:ilvl="0" w:tplc="04090001">
+      <w:start w:val="1"/>
+      <w:numFmt w:val="bullet"/>
+      <w:lvlText w:val=""/>
+      <w:lvlJc w:val="left"/>
+      <w:pPr>
+        <w:ind w:left="720" w:hanging="360"/>
+      </w:pPr>
+      <w:rPr>
+        <w:rFonts w:ascii="Symbol" w:hAnsi="Symbol" w:hint="default"/>
+      </w:rPr>
+    </w:lvl>
+    <w:lvl w:ilvl="1" w:tplc="04090003" w:tentative="1">
+      <w:start w:val="1"/>
+      <w:numFmt w:val="bullet"/>
+      <w:lvlText w:val="o"/>
+      <w:lvlJc w:val="left"/>
+      <w:pPr>
+        <w:ind w:left="1440" w:hanging="360"/>
+      </w:pPr>
+      <w:rPr>
+        <w:rFonts w:ascii="Courier New" w:hAnsi="Courier New" w:cs="Courier New" w:hint="default"/>
+      </w:rPr>
+    </w:lvl>
+    <w:lvl w:ilvl="2" w:tplc="04090005" w:tentative="1">
+      <w:start w:val="1"/>
+      <w:numFmt w:val="bullet"/>
+      <w:lvlText w:val=""/>
+      <w:lvlJc w:val="left"/>
+      <w:pPr>
+        <w:ind w:left="2160" w:hanging="360"/>
+      </w:pPr>
+      <w:rPr>
+        <w:rFonts w:ascii="Wingdings" w:hAnsi="Wingdings" w:hint="default"/>
+      </w:rPr>
+    </w:lvl>
+    <w:lvl w:ilvl="3" w:tplc="04090001" w:tentative="1">
+      <w:start w:val="1"/>
+      <w:numFmt w:val="bullet"/>
+      <w:lvlText w:val=""/>
+      <w:lvlJc w:val="left"/>
+      <w:pPr>
+        <w:ind w:left="2880" w:hanging="360"/>
+      </w:pPr>
+      <w:rPr>
+        <w:rFonts w:ascii="Symbol" w:hAnsi="Symbol" w:hint="default"/>
+      </w:rPr>
+    </w:lvl>
+    <w:lvl w:ilvl="4" w:tplc="04090003" w:tentative="1">
+      <w:start w:val="1"/>
+      <w:numFmt w:val="bullet"/>
+      <w:lvlText w:val="o"/>
+      <w:lvlJc w:val="left"/>
+      <w:pPr>
+        <w:ind w:left="3600" w:hanging="360"/>
+      </w:pPr>
+      <w:rPr>
+        <w:rFonts w:ascii="Courier New" w:hAnsi="Courier New" w:cs="Courier New" w:hint="default"/>
+      </w:rPr>
+    </w:lvl>
+    <w:lvl w:ilvl="5" w:tplc="04090005" w:tentative="1">
+      <w:start w:val="1"/>
+      <w:numFmt w:val="bullet"/>
+      <w:lvlText w:val=""/>
+      <w:lvlJc w:val="left"/>
+      <w:pPr>
+        <w:ind w:left="4320" w:hanging="360"/>
+      </w:pPr>
+      <w:rPr>
+        <w:rFonts w:ascii="Wingdings" w:hAnsi="Wingdings" w:hint="default"/>
+      </w:rPr>
+    </w:lvl>
+    <w:lvl w:ilvl="6" w:tplc="04090001" w:tentative="1">
+      <w:start w:val="1"/>
+      <w:numFmt w:val="bullet"/>
+      <w:lvlText w:val=""/>
+      <w:lvlJc w:val="left"/>
+      <w:pPr>
+        <w:ind w:left="5040" w:hanging="360"/>
+      </w:pPr>
+      <w:rPr>
+        <w:rFonts w:ascii="Symbol" w:hAnsi="Symbol" w:hint="default"/>
+      </w:rPr>
+    </w:lvl>
+    <w:lvl w:ilvl="7" w:tplc="04090003" w:tentative="1">
+      <w:start w:val="1"/>
+      <w:numFmt w:val="bullet"/>
+      <w:lvlText w:val="o"/>
+      <w:lvlJc w:val="left"/>
+      <w:pPr>
+        <w:ind w:left="5760" w:hanging="360"/>
+      </w:pPr>
+      <w:rPr>
+        <w:rFonts w:ascii="Courier New" w:hAnsi="Courier New" w:cs="Courier New" w:hint="default"/>
+      </w:rPr>
+    </w:lvl>
+    <w:lvl w:ilvl="8" w:tplc="04090005" w:tentative="1">
+      <w:start w:val="1"/>
+      <w:numFmt w:val="bullet"/>
+      <w:lvlText w:val=""/>
+      <w:lvlJc w:val="left"/>
+      <w:pPr>
+        <w:ind w:left="6480" w:hanging="360"/>
+      </w:pPr>
+      <w:rPr>
+        <w:rFonts w:ascii="Wingdings" w:hAnsi="Wingdings" w:hint="default"/>
+      </w:rPr>
+    </w:lvl>
+  </w:abstractNum>
+  <w:abstractNum w:abstractNumId="7" w15:restartNumberingAfterBreak="0">
+    <w:nsid w:val="2632789B"/>
+    <w:multiLevelType w:val="hybridMultilevel"/>
+    <w:tmpl w:val="58E0F0DA"/>
+    <w:lvl w:ilvl="0" w:tplc="04090001">
+      <w:start w:val="1"/>
+      <w:numFmt w:val="bullet"/>
+      <w:lvlText w:val=""/>
+      <w:lvlJc w:val="left"/>
+      <w:pPr>
+        <w:ind w:left="1440" w:hanging="360"/>
+      </w:pPr>
+      <w:rPr>
+        <w:rFonts w:ascii="Symbol" w:hAnsi="Symbol" w:hint="default"/>
+      </w:rPr>
+    </w:lvl>
+    <w:lvl w:ilvl="1" w:tplc="04090003" w:tentative="1">
+      <w:start w:val="1"/>
+      <w:numFmt w:val="bullet"/>
+      <w:lvlText w:val="o"/>
+      <w:lvlJc w:val="left"/>
+      <w:pPr>
+        <w:ind w:left="2160" w:hanging="360"/>
+      </w:pPr>
+      <w:rPr>
+        <w:rFonts w:ascii="Courier New" w:hAnsi="Courier New" w:cs="Courier New" w:hint="default"/>
+      </w:rPr>
+    </w:lvl>
+    <w:lvl w:ilvl="2" w:tplc="04090005" w:tentative="1">
+      <w:start w:val="1"/>
+      <w:numFmt w:val="bullet"/>
+      <w:lvlText w:val=""/>
+      <w:lvlJc w:val="left"/>
+      <w:pPr>
+        <w:ind w:left="2880" w:hanging="360"/>
+      </w:pPr>
+      <w:rPr>
+        <w:rFonts w:ascii="Wingdings" w:hAnsi="Wingdings" w:hint="default"/>
+      </w:rPr>
+    </w:lvl>
+    <w:lvl w:ilvl="3" w:tplc="04090001" w:tentative="1">
+      <w:start w:val="1"/>
+      <w:numFmt w:val="bullet"/>
+      <w:lvlText w:val=""/>
+      <w:lvlJc w:val="left"/>
+      <w:pPr>
+        <w:ind w:left="3600" w:hanging="360"/>
+      </w:pPr>
+      <w:rPr>
+        <w:rFonts w:ascii="Symbol" w:hAnsi="Symbol" w:hint="default"/>
+      </w:rPr>
+    </w:lvl>
+    <w:lvl w:ilvl="4" w:tplc="04090003" w:tentative="1">
+      <w:start w:val="1"/>
+      <w:numFmt w:val="bullet"/>
+      <w:lvlText w:val="o"/>
+      <w:lvlJc w:val="left"/>
+      <w:pPr>
+        <w:ind w:left="4320" w:hanging="360"/>
+      </w:pPr>
+      <w:rPr>
+        <w:rFonts w:ascii="Courier New" w:hAnsi="Courier New" w:cs="Courier New" w:hint="default"/>
+      </w:rPr>
+    </w:lvl>
+    <w:lvl w:ilvl="5" w:tplc="04090005" w:tentative="1">
+      <w:start w:val="1"/>
+      <w:numFmt w:val="bullet"/>
+      <w:lvlText w:val=""/>
+      <w:lvlJc w:val="left"/>
+      <w:pPr>
+        <w:ind w:left="5040" w:hanging="360"/>
+      </w:pPr>
+      <w:rPr>
+        <w:rFonts w:ascii="Wingdings" w:hAnsi="Wingdings" w:hint="default"/>
+      </w:rPr>
+    </w:lvl>
+    <w:lvl w:ilvl="6" w:tplc="04090001" w:tentative="1">
+      <w:start w:val="1"/>
+      <w:numFmt w:val="bullet"/>
+      <w:lvlText w:val=""/>
+      <w:lvlJc w:val="left"/>
+      <w:pPr>
+        <w:ind w:left="5760" w:hanging="360"/>
+      </w:pPr>
+      <w:rPr>
+        <w:rFonts w:ascii="Symbol" w:hAnsi="Symbol" w:hint="default"/>
+      </w:rPr>
+    </w:lvl>
+    <w:lvl w:ilvl="7" w:tplc="04090003" w:tentative="1">
+      <w:start w:val="1"/>
+      <w:numFmt w:val="bullet"/>
+      <w:lvlText w:val="o"/>
+      <w:lvlJc w:val="left"/>
+      <w:pPr>
+        <w:ind w:left="6480" w:hanging="360"/>
+      </w:pPr>
+      <w:rPr>
+        <w:rFonts w:ascii="Courier New" w:hAnsi="Courier New" w:cs="Courier New" w:hint="default"/>
+      </w:rPr>
+    </w:lvl>
+    <w:lvl w:ilvl="8" w:tplc="04090005" w:tentative="1">
+      <w:start w:val="1"/>
+      <w:numFmt w:val="bullet"/>
+      <w:lvlText w:val=""/>
+      <w:lvlJc w:val="left"/>
+      <w:pPr>
+        <w:ind w:left="7200" w:hanging="360"/>
+      </w:pPr>
+      <w:rPr>
+        <w:rFonts w:ascii="Wingdings" w:hAnsi="Wingdings" w:hint="default"/>
+      </w:rPr>
+    </w:lvl>
+  </w:abstractNum>
+  <w:abstractNum w:abstractNumId="8" w15:restartNumberingAfterBreak="0">
+    <w:nsid w:val="2A3A1FEA"/>
+    <w:multiLevelType w:val="hybridMultilevel"/>
+    <w:tmpl w:val="869EEC5E"/>
+    <w:lvl w:ilvl="0" w:tplc="6310B1DA">
+      <w:numFmt w:val="bullet"/>
+      <w:lvlText w:val=""/>
+      <w:lvlJc w:val="left"/>
+      <w:pPr>
+        <w:ind w:left="768" w:hanging="408"/>
+      </w:pPr>
+      <w:rPr>
+        <w:rFonts w:ascii="Bahnschrift SemiLight" w:eastAsia="Cambria" w:hAnsi="Bahnschrift SemiLight" w:cs="Cambria" w:hint="default"/>
+      </w:rPr>
+    </w:lvl>
+    <w:lvl w:ilvl="1" w:tplc="04090003" w:tentative="1">
+      <w:start w:val="1"/>
+      <w:numFmt w:val="bullet"/>
+      <w:lvlText w:val="o"/>
+      <w:lvlJc w:val="left"/>
+      <w:pPr>
+        <w:ind w:left="1440" w:hanging="360"/>
+      </w:pPr>
+      <w:rPr>
+        <w:rFonts w:ascii="Courier New" w:hAnsi="Courier New" w:cs="Courier New" w:hint="default"/>
+      </w:rPr>
+    </w:lvl>
+    <w:lvl w:ilvl="2" w:tplc="04090005" w:tentative="1">
+      <w:start w:val="1"/>
+      <w:numFmt w:val="bullet"/>
+      <w:lvlText w:val=""/>
+      <w:lvlJc w:val="left"/>
+      <w:pPr>
+        <w:ind w:left="2160" w:hanging="360"/>
+      </w:pPr>
+      <w:rPr>
+        <w:rFonts w:ascii="Wingdings" w:hAnsi="Wingdings" w:hint="default"/>
+      </w:rPr>
+    </w:lvl>
+    <w:lvl w:ilvl="3" w:tplc="04090001" w:tentative="1">
+      <w:start w:val="1"/>
+      <w:numFmt w:val="bullet"/>
+      <w:lvlText w:val=""/>
+      <w:lvlJc w:val="left"/>
+      <w:pPr>
+        <w:ind w:left="2880" w:hanging="360"/>
+      </w:pPr>
+      <w:rPr>
+        <w:rFonts w:ascii="Symbol" w:hAnsi="Symbol" w:hint="default"/>
+      </w:rPr>
+    </w:lvl>
+    <w:lvl w:ilvl="4" w:tplc="04090003" w:tentative="1">
+      <w:start w:val="1"/>
+      <w:numFmt w:val="bullet"/>
+      <w:lvlText w:val="o"/>
+      <w:lvlJc w:val="left"/>
+      <w:pPr>
+        <w:ind w:left="3600" w:hanging="360"/>
+      </w:pPr>
+      <w:rPr>
+        <w:rFonts w:ascii="Courier New" w:hAnsi="Courier New" w:cs="Courier New" w:hint="default"/>
+      </w:rPr>
+    </w:lvl>
+    <w:lvl w:ilvl="5" w:tplc="04090005" w:tentative="1">
+      <w:start w:val="1"/>
+      <w:numFmt w:val="bullet"/>
+      <w:lvlText w:val=""/>
+      <w:lvlJc w:val="left"/>
+      <w:pPr>
+        <w:ind w:left="4320" w:hanging="360"/>
+      </w:pPr>
+      <w:rPr>
+        <w:rFonts w:ascii="Wingdings" w:hAnsi="Wingdings" w:hint="default"/>
+      </w:rPr>
+    </w:lvl>
+    <w:lvl w:ilvl="6" w:tplc="04090001" w:tentative="1">
+      <w:start w:val="1"/>
+      <w:numFmt w:val="bullet"/>
+      <w:lvlText w:val=""/>
+      <w:lvlJc w:val="left"/>
+      <w:pPr>
+        <w:ind w:left="5040" w:hanging="360"/>
+      </w:pPr>
+      <w:rPr>
+        <w:rFonts w:ascii="Symbol" w:hAnsi="Symbol" w:hint="default"/>
+      </w:rPr>
+    </w:lvl>
+    <w:lvl w:ilvl="7" w:tplc="04090003" w:tentative="1">
+      <w:start w:val="1"/>
+      <w:numFmt w:val="bullet"/>
+      <w:lvlText w:val="o"/>
+      <w:lvlJc w:val="left"/>
+      <w:pPr>
+        <w:ind w:left="5760" w:hanging="360"/>
+      </w:pPr>
+      <w:rPr>
+        <w:rFonts w:ascii="Courier New" w:hAnsi="Courier New" w:cs="Courier New" w:hint="default"/>
+      </w:rPr>
+    </w:lvl>
+    <w:lvl w:ilvl="8" w:tplc="04090005" w:tentative="1">
+      <w:start w:val="1"/>
+      <w:numFmt w:val="bullet"/>
+      <w:lvlText w:val=""/>
+      <w:lvlJc w:val="left"/>
+      <w:pPr>
+        <w:ind w:left="6480" w:hanging="360"/>
+      </w:pPr>
+      <w:rPr>
+        <w:rFonts w:ascii="Wingdings" w:hAnsi="Wingdings" w:hint="default"/>
+      </w:rPr>
+    </w:lvl>
+  </w:abstractNum>
+  <w:abstractNum w:abstractNumId="9" w15:restartNumberingAfterBreak="0">
     <w:nsid w:val="3C0B2B2C"/>
     <w:multiLevelType w:val="hybridMultilevel"/>
     <w:tmpl w:val="E584A340"/>
@@ -6966,7 +9284,7 @@
       </w:rPr>
     </w:lvl>
   </w:abstractNum>
-  <w:abstractNum w:abstractNumId="5" w15:restartNumberingAfterBreak="0">
+  <w:abstractNum w:abstractNumId="10" w15:restartNumberingAfterBreak="0">
     <w:nsid w:val="3D0B1AF0"/>
     <w:multiLevelType w:val="hybridMultilevel"/>
     <w:tmpl w:val="4CDE5B2C"/>
@@ -7106,7 +9424,269 @@
       </w:rPr>
     </w:lvl>
   </w:abstractNum>
-  <w:abstractNum w:abstractNumId="6" w15:restartNumberingAfterBreak="0">
+  <w:abstractNum w:abstractNumId="11" w15:restartNumberingAfterBreak="0">
+    <w:nsid w:val="4C9D6A44"/>
+    <w:multiLevelType w:val="hybridMultilevel"/>
+    <w:tmpl w:val="22CC73B6"/>
+    <w:lvl w:ilvl="0" w:tplc="04090001">
+      <w:start w:val="1"/>
+      <w:numFmt w:val="bullet"/>
+      <w:lvlText w:val=""/>
+      <w:lvlJc w:val="left"/>
+      <w:pPr>
+        <w:ind w:left="720" w:hanging="360"/>
+      </w:pPr>
+      <w:rPr>
+        <w:rFonts w:ascii="Symbol" w:hAnsi="Symbol" w:hint="default"/>
+      </w:rPr>
+    </w:lvl>
+    <w:lvl w:ilvl="1" w:tplc="04090003" w:tentative="1">
+      <w:start w:val="1"/>
+      <w:numFmt w:val="bullet"/>
+      <w:lvlText w:val="o"/>
+      <w:lvlJc w:val="left"/>
+      <w:pPr>
+        <w:ind w:left="1440" w:hanging="360"/>
+      </w:pPr>
+      <w:rPr>
+        <w:rFonts w:ascii="Courier New" w:hAnsi="Courier New" w:cs="Courier New" w:hint="default"/>
+      </w:rPr>
+    </w:lvl>
+    <w:lvl w:ilvl="2" w:tplc="04090005" w:tentative="1">
+      <w:start w:val="1"/>
+      <w:numFmt w:val="bullet"/>
+      <w:lvlText w:val=""/>
+      <w:lvlJc w:val="left"/>
+      <w:pPr>
+        <w:ind w:left="2160" w:hanging="360"/>
+      </w:pPr>
+      <w:rPr>
+        <w:rFonts w:ascii="Wingdings" w:hAnsi="Wingdings" w:hint="default"/>
+      </w:rPr>
+    </w:lvl>
+    <w:lvl w:ilvl="3" w:tplc="04090001" w:tentative="1">
+      <w:start w:val="1"/>
+      <w:numFmt w:val="bullet"/>
+      <w:lvlText w:val=""/>
+      <w:lvlJc w:val="left"/>
+      <w:pPr>
+        <w:ind w:left="2880" w:hanging="360"/>
+      </w:pPr>
+      <w:rPr>
+        <w:rFonts w:ascii="Symbol" w:hAnsi="Symbol" w:hint="default"/>
+      </w:rPr>
+    </w:lvl>
+    <w:lvl w:ilvl="4" w:tplc="04090003" w:tentative="1">
+      <w:start w:val="1"/>
+      <w:numFmt w:val="bullet"/>
+      <w:lvlText w:val="o"/>
+      <w:lvlJc w:val="left"/>
+      <w:pPr>
+        <w:ind w:left="3600" w:hanging="360"/>
+      </w:pPr>
+      <w:rPr>
+        <w:rFonts w:ascii="Courier New" w:hAnsi="Courier New" w:cs="Courier New" w:hint="default"/>
+      </w:rPr>
+    </w:lvl>
+    <w:lvl w:ilvl="5" w:tplc="04090005" w:tentative="1">
+      <w:start w:val="1"/>
+      <w:numFmt w:val="bullet"/>
+      <w:lvlText w:val=""/>
+      <w:lvlJc w:val="left"/>
+      <w:pPr>
+        <w:ind w:left="4320" w:hanging="360"/>
+      </w:pPr>
+      <w:rPr>
+        <w:rFonts w:ascii="Wingdings" w:hAnsi="Wingdings" w:hint="default"/>
+      </w:rPr>
+    </w:lvl>
+    <w:lvl w:ilvl="6" w:tplc="04090001" w:tentative="1">
+      <w:start w:val="1"/>
+      <w:numFmt w:val="bullet"/>
+      <w:lvlText w:val=""/>
+      <w:lvlJc w:val="left"/>
+      <w:pPr>
+        <w:ind w:left="5040" w:hanging="360"/>
+      </w:pPr>
+      <w:rPr>
+        <w:rFonts w:ascii="Symbol" w:hAnsi="Symbol" w:hint="default"/>
+      </w:rPr>
+    </w:lvl>
+    <w:lvl w:ilvl="7" w:tplc="04090003" w:tentative="1">
+      <w:start w:val="1"/>
+      <w:numFmt w:val="bullet"/>
+      <w:lvlText w:val="o"/>
+      <w:lvlJc w:val="left"/>
+      <w:pPr>
+        <w:ind w:left="5760" w:hanging="360"/>
+      </w:pPr>
+      <w:rPr>
+        <w:rFonts w:ascii="Courier New" w:hAnsi="Courier New" w:cs="Courier New" w:hint="default"/>
+      </w:rPr>
+    </w:lvl>
+    <w:lvl w:ilvl="8" w:tplc="04090005" w:tentative="1">
+      <w:start w:val="1"/>
+      <w:numFmt w:val="bullet"/>
+      <w:lvlText w:val=""/>
+      <w:lvlJc w:val="left"/>
+      <w:pPr>
+        <w:ind w:left="6480" w:hanging="360"/>
+      </w:pPr>
+      <w:rPr>
+        <w:rFonts w:ascii="Wingdings" w:hAnsi="Wingdings" w:hint="default"/>
+      </w:rPr>
+    </w:lvl>
+  </w:abstractNum>
+  <w:abstractNum w:abstractNumId="12" w15:restartNumberingAfterBreak="0">
+    <w:nsid w:val="59DB7247"/>
+    <w:multiLevelType w:val="multilevel"/>
+    <w:tmpl w:val="DBF83830"/>
+    <w:lvl w:ilvl="0">
+      <w:start w:val="1"/>
+      <w:numFmt w:val="bullet"/>
+      <w:lvlText w:val=""/>
+      <w:lvlJc w:val="left"/>
+      <w:pPr>
+        <w:tabs>
+          <w:tab w:val="num" w:pos="720"/>
+        </w:tabs>
+        <w:ind w:left="720" w:hanging="360"/>
+      </w:pPr>
+      <w:rPr>
+        <w:rFonts w:ascii="Symbol" w:hAnsi="Symbol" w:hint="default"/>
+        <w:sz w:val="20"/>
+      </w:rPr>
+    </w:lvl>
+    <w:lvl w:ilvl="1" w:tentative="1">
+      <w:start w:val="1"/>
+      <w:numFmt w:val="bullet"/>
+      <w:lvlText w:val="o"/>
+      <w:lvlJc w:val="left"/>
+      <w:pPr>
+        <w:tabs>
+          <w:tab w:val="num" w:pos="1440"/>
+        </w:tabs>
+        <w:ind w:left="1440" w:hanging="360"/>
+      </w:pPr>
+      <w:rPr>
+        <w:rFonts w:ascii="Courier New" w:hAnsi="Courier New" w:hint="default"/>
+        <w:sz w:val="20"/>
+      </w:rPr>
+    </w:lvl>
+    <w:lvl w:ilvl="2" w:tentative="1">
+      <w:start w:val="1"/>
+      <w:numFmt w:val="bullet"/>
+      <w:lvlText w:val=""/>
+      <w:lvlJc w:val="left"/>
+      <w:pPr>
+        <w:tabs>
+          <w:tab w:val="num" w:pos="2160"/>
+        </w:tabs>
+        <w:ind w:left="2160" w:hanging="360"/>
+      </w:pPr>
+      <w:rPr>
+        <w:rFonts w:ascii="Wingdings" w:hAnsi="Wingdings" w:hint="default"/>
+        <w:sz w:val="20"/>
+      </w:rPr>
+    </w:lvl>
+    <w:lvl w:ilvl="3" w:tentative="1">
+      <w:start w:val="1"/>
+      <w:numFmt w:val="bullet"/>
+      <w:lvlText w:val=""/>
+      <w:lvlJc w:val="left"/>
+      <w:pPr>
+        <w:tabs>
+          <w:tab w:val="num" w:pos="2880"/>
+        </w:tabs>
+        <w:ind w:left="2880" w:hanging="360"/>
+      </w:pPr>
+      <w:rPr>
+        <w:rFonts w:ascii="Wingdings" w:hAnsi="Wingdings" w:hint="default"/>
+        <w:sz w:val="20"/>
+      </w:rPr>
+    </w:lvl>
+    <w:lvl w:ilvl="4" w:tentative="1">
+      <w:start w:val="1"/>
+      <w:numFmt w:val="bullet"/>
+      <w:lvlText w:val=""/>
+      <w:lvlJc w:val="left"/>
+      <w:pPr>
+        <w:tabs>
+          <w:tab w:val="num" w:pos="3600"/>
+        </w:tabs>
+        <w:ind w:left="3600" w:hanging="360"/>
+      </w:pPr>
+      <w:rPr>
+        <w:rFonts w:ascii="Wingdings" w:hAnsi="Wingdings" w:hint="default"/>
+        <w:sz w:val="20"/>
+      </w:rPr>
+    </w:lvl>
+    <w:lvl w:ilvl="5" w:tentative="1">
+      <w:start w:val="1"/>
+      <w:numFmt w:val="bullet"/>
+      <w:lvlText w:val=""/>
+      <w:lvlJc w:val="left"/>
+      <w:pPr>
+        <w:tabs>
+          <w:tab w:val="num" w:pos="4320"/>
+        </w:tabs>
+        <w:ind w:left="4320" w:hanging="360"/>
+      </w:pPr>
+      <w:rPr>
+        <w:rFonts w:ascii="Wingdings" w:hAnsi="Wingdings" w:hint="default"/>
+        <w:sz w:val="20"/>
+      </w:rPr>
+    </w:lvl>
+    <w:lvl w:ilvl="6" w:tentative="1">
+      <w:start w:val="1"/>
+      <w:numFmt w:val="bullet"/>
+      <w:lvlText w:val=""/>
+      <w:lvlJc w:val="left"/>
+      <w:pPr>
+        <w:tabs>
+          <w:tab w:val="num" w:pos="5040"/>
+        </w:tabs>
+        <w:ind w:left="5040" w:hanging="360"/>
+      </w:pPr>
+      <w:rPr>
+        <w:rFonts w:ascii="Wingdings" w:hAnsi="Wingdings" w:hint="default"/>
+        <w:sz w:val="20"/>
+      </w:rPr>
+    </w:lvl>
+    <w:lvl w:ilvl="7" w:tentative="1">
+      <w:start w:val="1"/>
+      <w:numFmt w:val="bullet"/>
+      <w:lvlText w:val=""/>
+      <w:lvlJc w:val="left"/>
+      <w:pPr>
+        <w:tabs>
+          <w:tab w:val="num" w:pos="5760"/>
+        </w:tabs>
+        <w:ind w:left="5760" w:hanging="360"/>
+      </w:pPr>
+      <w:rPr>
+        <w:rFonts w:ascii="Wingdings" w:hAnsi="Wingdings" w:hint="default"/>
+        <w:sz w:val="20"/>
+      </w:rPr>
+    </w:lvl>
+    <w:lvl w:ilvl="8" w:tentative="1">
+      <w:start w:val="1"/>
+      <w:numFmt w:val="bullet"/>
+      <w:lvlText w:val=""/>
+      <w:lvlJc w:val="left"/>
+      <w:pPr>
+        <w:tabs>
+          <w:tab w:val="num" w:pos="6480"/>
+        </w:tabs>
+        <w:ind w:left="6480" w:hanging="360"/>
+      </w:pPr>
+      <w:rPr>
+        <w:rFonts w:ascii="Wingdings" w:hAnsi="Wingdings" w:hint="default"/>
+        <w:sz w:val="20"/>
+      </w:rPr>
+    </w:lvl>
+  </w:abstractNum>
+  <w:abstractNum w:abstractNumId="13" w15:restartNumberingAfterBreak="0">
     <w:nsid w:val="5E3F5D16"/>
     <w:multiLevelType w:val="hybridMultilevel"/>
     <w:tmpl w:val="F82AEB48"/>
@@ -7219,7 +9799,7 @@
       </w:rPr>
     </w:lvl>
   </w:abstractNum>
-  <w:abstractNum w:abstractNumId="7" w15:restartNumberingAfterBreak="0">
+  <w:abstractNum w:abstractNumId="14" w15:restartNumberingAfterBreak="0">
     <w:nsid w:val="69ED683D"/>
     <w:multiLevelType w:val="hybridMultilevel"/>
     <w:tmpl w:val="54721A9C"/>
@@ -7332,7 +9912,120 @@
       </w:rPr>
     </w:lvl>
   </w:abstractNum>
-  <w:abstractNum w:abstractNumId="8" w15:restartNumberingAfterBreak="0">
+  <w:abstractNum w:abstractNumId="15" w15:restartNumberingAfterBreak="0">
+    <w:nsid w:val="6E950E8D"/>
+    <w:multiLevelType w:val="hybridMultilevel"/>
+    <w:tmpl w:val="F170F4A8"/>
+    <w:lvl w:ilvl="0" w:tplc="04090001">
+      <w:start w:val="1"/>
+      <w:numFmt w:val="bullet"/>
+      <w:lvlText w:val=""/>
+      <w:lvlJc w:val="left"/>
+      <w:pPr>
+        <w:ind w:left="720" w:hanging="360"/>
+      </w:pPr>
+      <w:rPr>
+        <w:rFonts w:ascii="Symbol" w:hAnsi="Symbol" w:hint="default"/>
+      </w:rPr>
+    </w:lvl>
+    <w:lvl w:ilvl="1" w:tplc="04090003" w:tentative="1">
+      <w:start w:val="1"/>
+      <w:numFmt w:val="bullet"/>
+      <w:lvlText w:val="o"/>
+      <w:lvlJc w:val="left"/>
+      <w:pPr>
+        <w:ind w:left="1440" w:hanging="360"/>
+      </w:pPr>
+      <w:rPr>
+        <w:rFonts w:ascii="Courier New" w:hAnsi="Courier New" w:cs="Courier New" w:hint="default"/>
+      </w:rPr>
+    </w:lvl>
+    <w:lvl w:ilvl="2" w:tplc="04090005" w:tentative="1">
+      <w:start w:val="1"/>
+      <w:numFmt w:val="bullet"/>
+      <w:lvlText w:val=""/>
+      <w:lvlJc w:val="left"/>
+      <w:pPr>
+        <w:ind w:left="2160" w:hanging="360"/>
+      </w:pPr>
+      <w:rPr>
+        <w:rFonts w:ascii="Wingdings" w:hAnsi="Wingdings" w:hint="default"/>
+      </w:rPr>
+    </w:lvl>
+    <w:lvl w:ilvl="3" w:tplc="04090001" w:tentative="1">
+      <w:start w:val="1"/>
+      <w:numFmt w:val="bullet"/>
+      <w:lvlText w:val=""/>
+      <w:lvlJc w:val="left"/>
+      <w:pPr>
+        <w:ind w:left="2880" w:hanging="360"/>
+      </w:pPr>
+      <w:rPr>
+        <w:rFonts w:ascii="Symbol" w:hAnsi="Symbol" w:hint="default"/>
+      </w:rPr>
+    </w:lvl>
+    <w:lvl w:ilvl="4" w:tplc="04090003" w:tentative="1">
+      <w:start w:val="1"/>
+      <w:numFmt w:val="bullet"/>
+      <w:lvlText w:val="o"/>
+      <w:lvlJc w:val="left"/>
+      <w:pPr>
+        <w:ind w:left="3600" w:hanging="360"/>
+      </w:pPr>
+      <w:rPr>
+        <w:rFonts w:ascii="Courier New" w:hAnsi="Courier New" w:cs="Courier New" w:hint="default"/>
+      </w:rPr>
+    </w:lvl>
+    <w:lvl w:ilvl="5" w:tplc="04090005" w:tentative="1">
+      <w:start w:val="1"/>
+      <w:numFmt w:val="bullet"/>
+      <w:lvlText w:val=""/>
+      <w:lvlJc w:val="left"/>
+      <w:pPr>
+        <w:ind w:left="4320" w:hanging="360"/>
+      </w:pPr>
+      <w:rPr>
+        <w:rFonts w:ascii="Wingdings" w:hAnsi="Wingdings" w:hint="default"/>
+      </w:rPr>
+    </w:lvl>
+    <w:lvl w:ilvl="6" w:tplc="04090001" w:tentative="1">
+      <w:start w:val="1"/>
+      <w:numFmt w:val="bullet"/>
+      <w:lvlText w:val=""/>
+      <w:lvlJc w:val="left"/>
+      <w:pPr>
+        <w:ind w:left="5040" w:hanging="360"/>
+      </w:pPr>
+      <w:rPr>
+        <w:rFonts w:ascii="Symbol" w:hAnsi="Symbol" w:hint="default"/>
+      </w:rPr>
+    </w:lvl>
+    <w:lvl w:ilvl="7" w:tplc="04090003" w:tentative="1">
+      <w:start w:val="1"/>
+      <w:numFmt w:val="bullet"/>
+      <w:lvlText w:val="o"/>
+      <w:lvlJc w:val="left"/>
+      <w:pPr>
+        <w:ind w:left="5760" w:hanging="360"/>
+      </w:pPr>
+      <w:rPr>
+        <w:rFonts w:ascii="Courier New" w:hAnsi="Courier New" w:cs="Courier New" w:hint="default"/>
+      </w:rPr>
+    </w:lvl>
+    <w:lvl w:ilvl="8" w:tplc="04090005" w:tentative="1">
+      <w:start w:val="1"/>
+      <w:numFmt w:val="bullet"/>
+      <w:lvlText w:val=""/>
+      <w:lvlJc w:val="left"/>
+      <w:pPr>
+        <w:ind w:left="6480" w:hanging="360"/>
+      </w:pPr>
+      <w:rPr>
+        <w:rFonts w:ascii="Wingdings" w:hAnsi="Wingdings" w:hint="default"/>
+      </w:rPr>
+    </w:lvl>
+  </w:abstractNum>
+  <w:abstractNum w:abstractNumId="16" w15:restartNumberingAfterBreak="0">
     <w:nsid w:val="79B61F5F"/>
     <w:multiLevelType w:val="hybridMultilevel"/>
     <w:tmpl w:val="796A4AF0"/>
@@ -7476,27 +10169,51 @@
     <w:abstractNumId w:val="0"/>
   </w:num>
   <w:num w:numId="2">
-    <w:abstractNumId w:val="6"/>
+    <w:abstractNumId w:val="13"/>
   </w:num>
   <w:num w:numId="3">
-    <w:abstractNumId w:val="8"/>
+    <w:abstractNumId w:val="16"/>
   </w:num>
   <w:num w:numId="4">
-    <w:abstractNumId w:val="5"/>
+    <w:abstractNumId w:val="10"/>
   </w:num>
   <w:num w:numId="5">
+    <w:abstractNumId w:val="4"/>
+  </w:num>
+  <w:num w:numId="6">
     <w:abstractNumId w:val="3"/>
   </w:num>
-  <w:num w:numId="6">
-    <w:abstractNumId w:val="2"/>
-  </w:num>
   <w:num w:numId="7">
-    <w:abstractNumId w:val="4"/>
+    <w:abstractNumId w:val="9"/>
   </w:num>
   <w:num w:numId="8">
     <w:abstractNumId w:val="1"/>
   </w:num>
   <w:num w:numId="9">
+    <w:abstractNumId w:val="14"/>
+  </w:num>
+  <w:num w:numId="10">
+    <w:abstractNumId w:val="11"/>
+  </w:num>
+  <w:num w:numId="11">
+    <w:abstractNumId w:val="6"/>
+  </w:num>
+  <w:num w:numId="12">
+    <w:abstractNumId w:val="15"/>
+  </w:num>
+  <w:num w:numId="13">
+    <w:abstractNumId w:val="8"/>
+  </w:num>
+  <w:num w:numId="14">
+    <w:abstractNumId w:val="2"/>
+  </w:num>
+  <w:num w:numId="15">
+    <w:abstractNumId w:val="5"/>
+  </w:num>
+  <w:num w:numId="16">
+    <w:abstractNumId w:val="12"/>
+  </w:num>
+  <w:num w:numId="17">
     <w:abstractNumId w:val="7"/>
   </w:num>
 </w:numbering>
@@ -8010,7 +10727,6 @@
   <w:style w:type="character" w:default="1" w:styleId="DefaultParagraphFont">
     <w:name w:val="Default Paragraph Font"/>
     <w:uiPriority w:val="1"/>
-    <w:semiHidden/>
     <w:unhideWhenUsed/>
   </w:style>
   <w:style w:type="table" w:default="1" w:styleId="TableNormal">
